--- a/public/artifacts/Plan_Ejecutivo_IT_Paranice.docx
+++ b/public/artifacts/Plan_Ejecutivo_IT_Paranice.docx
@@ -4,17 +4,25 @@
   <w:body>
     <w:p>
       <w:pPr>
-        <w:spacing w:after="80"/>
+        <w:spacing w:after="60"/>
         <w:jc w:val="left"/>
       </w:pPr>
       <w:r>
         <w:rPr>
+          <w:b/>
+          <w:color w:val="4B2E83"/>
+          <w:sz w:val="22"/>
+        </w:rPr>
+        <w:t>PLAN EJECUTIVO IT</w:t>
+      </w:r>
+      <w:r>
+        <w:rPr>
           <w:rFonts w:ascii="Calibri" w:hAnsi="Calibri"/>
           <w:b/>
-          <w:color w:val="2E74B5"/>
-          <w:sz w:val="24"/>
+          <w:color w:val="4B2E83"/>
+          <w:sz w:val="22"/>
         </w:rPr>
-        <w:t>PLAN EJECUTIVO</w:t>
+        <w:t>PLAN EJECUTIVO IT</w:t>
       </w:r>
     </w:p>
     <w:p>
@@ -23,20 +31,20 @@
         <w:spacing w:after="80"/>
       </w:pPr>
       <w:r>
-        <w:t>Creación, gobierno y madurez operativa IT para Paranice</w:t>
+        <w:t>Construimos el plan IT que Paranice necesita para escalar</w:t>
       </w:r>
     </w:p>
     <w:p>
       <w:pPr>
-        <w:spacing w:after="280"/>
+        <w:spacing w:after="240"/>
       </w:pPr>
       <w:r>
         <w:rPr>
           <w:rFonts w:ascii="Calibri" w:hAnsi="Calibri"/>
-          <w:color w:val="64748B"/>
-          <w:sz w:val="25"/>
+          <w:color w:val="7B5EA7"/>
+          <w:sz w:val="24"/>
         </w:rPr>
-        <w:t>Respuesta formal al reto técnico de selección IT | Enfoque PMP, agilidad, seguridad, continuidad e IA responsable</w:t>
+        <w:t>Gobierno, seguridad y continuidad bajo supervisión de RRHH — PMP, agilidad, seguridad, continuidad e IA responsable</w:t>
       </w:r>
     </w:p>
     <w:p>
@@ -47,12 +55,16 @@
         <w:rPr>
           <w:rFonts w:ascii="Calibri" w:hAnsi="Calibri"/>
           <w:b/>
+          <w:color w:val="1E1356"/>
+          <w:sz w:val="21"/>
         </w:rPr>
-        <w:t xml:space="preserve">Preparado para: </w:t>
+        <w:t xml:space="preserve">Empresa: </w:t>
       </w:r>
       <w:r>
         <w:rPr>
           <w:rFonts w:ascii="Calibri" w:hAnsi="Calibri"/>
+          <w:color w:val="7B5EA7"/>
+          <w:sz w:val="21"/>
         </w:rPr>
         <w:t>Paranice / Why Not</w:t>
       </w:r>
@@ -65,14 +77,18 @@
         <w:rPr>
           <w:rFonts w:ascii="Calibri" w:hAnsi="Calibri"/>
           <w:b/>
+          <w:color w:val="1E1356"/>
+          <w:sz w:val="21"/>
         </w:rPr>
         <w:t xml:space="preserve">Preparado por: </w:t>
       </w:r>
       <w:r>
         <w:rPr>
           <w:rFonts w:ascii="Calibri" w:hAnsi="Calibri"/>
+          <w:color w:val="7B5EA7"/>
+          <w:sz w:val="21"/>
         </w:rPr>
-        <w:t>Candidato a Analista Sr / Coordinador IT</w:t>
+        <w:t>Candidato Analista Sr / Coordinador IT</w:t>
       </w:r>
     </w:p>
     <w:p>
@@ -83,12 +99,16 @@
         <w:rPr>
           <w:rFonts w:ascii="Calibri" w:hAnsi="Calibri"/>
           <w:b/>
+          <w:color w:val="1E1356"/>
+          <w:sz w:val="21"/>
         </w:rPr>
         <w:t xml:space="preserve">Fecha: </w:t>
       </w:r>
       <w:r>
         <w:rPr>
           <w:rFonts w:ascii="Calibri" w:hAnsi="Calibri"/>
+          <w:color w:val="7B5EA7"/>
+          <w:sz w:val="21"/>
         </w:rPr>
         <w:t>Mayo de 2026</w:t>
       </w:r>
@@ -101,14 +121,18 @@
         <w:rPr>
           <w:rFonts w:ascii="Calibri" w:hAnsi="Calibri"/>
           <w:b/>
+          <w:color w:val="1E1356"/>
+          <w:sz w:val="21"/>
         </w:rPr>
         <w:t xml:space="preserve">Versión: </w:t>
       </w:r>
       <w:r>
         <w:rPr>
           <w:rFonts w:ascii="Calibri" w:hAnsi="Calibri"/>
+          <w:color w:val="7B5EA7"/>
+          <w:sz w:val="21"/>
         </w:rPr>
-        <w:t>Documento formal de trabajo - v1</w:t>
+        <w:t>Documento ejecutivo formal v2</w:t>
       </w:r>
     </w:p>
     <w:p>
@@ -119,14 +143,18 @@
         <w:rPr>
           <w:rFonts w:ascii="Calibri" w:hAnsi="Calibri"/>
           <w:b/>
+          <w:color w:val="1E1356"/>
+          <w:sz w:val="21"/>
         </w:rPr>
-        <w:t xml:space="preserve">Enfoque: </w:t>
+        <w:t xml:space="preserve">Estado: </w:t>
       </w:r>
       <w:r>
         <w:rPr>
           <w:rFonts w:ascii="Calibri" w:hAnsi="Calibri"/>
+          <w:color w:val="7B5EA7"/>
+          <w:sz w:val="21"/>
         </w:rPr>
-        <w:t>Crear función IT desde una operación actualmente custodiada por RRHH</w:t>
+        <w:t>Plan en ejecución desde mayo 2026</w:t>
       </w:r>
     </w:p>
     <w:tbl>
@@ -142,12 +170,12 @@
         <w:tc>
           <w:tcPr>
             <w:tcW w:type="dxa" w:w="9360"/>
-            <w:shd w:fill="E8EEF5"/>
+            <w:shd w:fill="EDE8F6"/>
             <w:tcMar>
               <w:top w:w="160" w:type="dxa"/>
-              <w:start w:w="180" w:type="dxa"/>
+              <w:start w:w="200" w:type="dxa"/>
               <w:bottom w:w="160" w:type="dxa"/>
-              <w:end w:w="180" w:type="dxa"/>
+              <w:end w:w="200" w:type="dxa"/>
             </w:tcMar>
           </w:tcPr>
           <w:p>
@@ -158,22 +186,23 @@
               <w:rPr>
                 <w:rFonts w:ascii="Calibri" w:hAnsi="Calibri"/>
                 <w:b/>
-                <w:color w:val="0B2545"/>
-                <w:sz w:val="21"/>
+                <w:color w:val="4B2E83"/>
+                <w:sz w:val="22"/>
               </w:rPr>
               <w:t>Tesis ejecutiva</w:t>
             </w:r>
           </w:p>
           <w:p>
             <w:pPr>
-              <w:spacing w:after="0" w:line="264" w:lineRule="auto"/>
-            </w:pPr>
-            <w:r>
-              <w:rPr>
-                <w:rFonts w:ascii="Calibri" w:hAnsi="Calibri"/>
+              <w:spacing w:after="0" w:line="269" w:lineRule="auto"/>
+            </w:pPr>
+            <w:r>
+              <w:rPr>
+                <w:rFonts w:ascii="Calibri" w:hAnsi="Calibri"/>
+                <w:color w:val="1E1356"/>
                 <w:sz w:val="20"/>
               </w:rPr>
-              <w:t>Paranice no necesita solo soporte técnico; necesita crear una función IT formal, medible y escalable que proteja continuidad, activos, accesos, datos y crecimiento. La transición debe liberar a RRHH de la carga técnica, sin desconocer que ha sostenido la operación hasta hoy.</w:t>
+              <w:t>Paranice no necesita solo soporte técnico: necesita construir un plan IT formal, medible y escalable que proteja continuidad, activos, accesos, datos y crecimiento. La transición libera a RRHH de la carga técnica reconociendo que ha sostenido la operación hasta hoy.</w:t>
             </w:r>
           </w:p>
         </w:tc>
@@ -193,21 +222,22 @@
         <w:tblLook w:firstColumn="1" w:firstRow="1" w:lastColumn="0" w:lastRow="0" w:noHBand="0" w:noVBand="1" w:val="04A0"/>
       </w:tblPr>
       <w:tblGrid>
-        <w:gridCol w:w="2340"/>
-        <w:gridCol w:w="2340"/>
-        <w:gridCol w:w="2340"/>
-        <w:gridCol w:w="2340"/>
+        <w:gridCol w:w="1872"/>
+        <w:gridCol w:w="1872"/>
+        <w:gridCol w:w="1872"/>
+        <w:gridCol w:w="1872"/>
+        <w:gridCol w:w="1872"/>
       </w:tblGrid>
       <w:tr>
         <w:tc>
           <w:tcPr>
-            <w:tcW w:type="dxa" w:w="2340"/>
-            <w:shd w:fill="E8EEF5"/>
+            <w:tcW w:type="dxa" w:w="1872"/>
+            <w:shd w:fill="EDE8F6"/>
             <w:tcMar>
               <w:top w:w="160" w:type="dxa"/>
-              <w:start w:w="120" w:type="dxa"/>
+              <w:start w:w="140" w:type="dxa"/>
               <w:bottom w:w="160" w:type="dxa"/>
-              <w:end w:w="120" w:type="dxa"/>
+              <w:end w:w="140" w:type="dxa"/>
             </w:tcMar>
           </w:tcPr>
           <w:p>
@@ -218,8 +248,8 @@
               <w:rPr>
                 <w:rFonts w:ascii="Calibri" w:hAnsi="Calibri"/>
                 <w:b/>
-                <w:color w:val="1F4D78"/>
-                <w:sz w:val="32"/>
+                <w:color w:val="4B2E83"/>
+                <w:sz w:val="36"/>
               </w:rPr>
               <w:t>79</w:t>
             </w:r>
@@ -232,10 +262,10 @@
               <w:rPr>
                 <w:rFonts w:ascii="Calibri" w:hAnsi="Calibri"/>
                 <w:b/>
-                <w:color w:val="0B2545"/>
+                <w:color w:val="1E1356"/>
                 <w:sz w:val="19"/>
               </w:rPr>
-              <w:t>Parque base</w:t>
+              <w:t>Dispositivos base</w:t>
             </w:r>
           </w:p>
           <w:p>
@@ -245,22 +275,22 @@
             <w:r>
               <w:rPr>
                 <w:rFonts w:ascii="Calibri" w:hAnsi="Calibri"/>
-                <w:color w:val="64748B"/>
+                <w:color w:val="7B5EA7"/>
                 <w:sz w:val="17"/>
               </w:rPr>
-              <w:t>dispositivos actuales</w:t>
+              <w:t>parque actual</w:t>
             </w:r>
           </w:p>
         </w:tc>
         <w:tc>
           <w:tcPr>
-            <w:tcW w:type="dxa" w:w="2340"/>
-            <w:shd w:fill="E8EEF5"/>
+            <w:tcW w:type="dxa" w:w="1872"/>
+            <w:shd w:fill="EDE8F6"/>
             <w:tcMar>
               <w:top w:w="160" w:type="dxa"/>
-              <w:start w:w="120" w:type="dxa"/>
+              <w:start w:w="140" w:type="dxa"/>
               <w:bottom w:w="160" w:type="dxa"/>
-              <w:end w:w="120" w:type="dxa"/>
+              <w:end w:w="140" w:type="dxa"/>
             </w:tcMar>
           </w:tcPr>
           <w:p>
@@ -271,8 +301,8 @@
               <w:rPr>
                 <w:rFonts w:ascii="Calibri" w:hAnsi="Calibri"/>
                 <w:b/>
-                <w:color w:val="1F4D78"/>
-                <w:sz w:val="32"/>
+                <w:color w:val="4B2E83"/>
+                <w:sz w:val="36"/>
               </w:rPr>
               <w:t>63</w:t>
             </w:r>
@@ -285,10 +315,10 @@
               <w:rPr>
                 <w:rFonts w:ascii="Calibri" w:hAnsi="Calibri"/>
                 <w:b/>
-                <w:color w:val="0B2545"/>
+                <w:color w:val="1E1356"/>
                 <w:sz w:val="19"/>
               </w:rPr>
-              <w:t>Apple estimado</w:t>
+              <w:t>Apple estimados</w:t>
             </w:r>
           </w:p>
           <w:p>
@@ -298,7 +328,7 @@
             <w:r>
               <w:rPr>
                 <w:rFonts w:ascii="Calibri" w:hAnsi="Calibri"/>
-                <w:color w:val="64748B"/>
+                <w:color w:val="7B5EA7"/>
                 <w:sz w:val="17"/>
               </w:rPr>
               <w:t>80% del parque</w:t>
@@ -307,13 +337,13 @@
         </w:tc>
         <w:tc>
           <w:tcPr>
-            <w:tcW w:type="dxa" w:w="2340"/>
-            <w:shd w:fill="E8EEF5"/>
+            <w:tcW w:type="dxa" w:w="1872"/>
+            <w:shd w:fill="EDE8F6"/>
             <w:tcMar>
               <w:top w:w="160" w:type="dxa"/>
-              <w:start w:w="120" w:type="dxa"/>
+              <w:start w:w="140" w:type="dxa"/>
               <w:bottom w:w="160" w:type="dxa"/>
-              <w:end w:w="120" w:type="dxa"/>
+              <w:end w:w="140" w:type="dxa"/>
             </w:tcMar>
           </w:tcPr>
           <w:p>
@@ -324,8 +354,8 @@
               <w:rPr>
                 <w:rFonts w:ascii="Calibri" w:hAnsi="Calibri"/>
                 <w:b/>
-                <w:color w:val="1F4D78"/>
-                <w:sz w:val="32"/>
+                <w:color w:val="4B2E83"/>
+                <w:sz w:val="36"/>
               </w:rPr>
               <w:t>16</w:t>
             </w:r>
@@ -338,10 +368,10 @@
               <w:rPr>
                 <w:rFonts w:ascii="Calibri" w:hAnsi="Calibri"/>
                 <w:b/>
-                <w:color w:val="0B2545"/>
+                <w:color w:val="1E1356"/>
                 <w:sz w:val="19"/>
               </w:rPr>
-              <w:t>Windows estimado</w:t>
+              <w:t>Windows estimados</w:t>
             </w:r>
           </w:p>
           <w:p>
@@ -351,7 +381,7 @@
             <w:r>
               <w:rPr>
                 <w:rFonts w:ascii="Calibri" w:hAnsi="Calibri"/>
-                <w:color w:val="64748B"/>
+                <w:color w:val="7B5EA7"/>
                 <w:sz w:val="17"/>
               </w:rPr>
               <w:t>20% del parque</w:t>
@@ -360,13 +390,13 @@
         </w:tc>
         <w:tc>
           <w:tcPr>
-            <w:tcW w:type="dxa" w:w="2340"/>
-            <w:shd w:fill="E8EEF5"/>
+            <w:tcW w:type="dxa" w:w="1872"/>
+            <w:shd w:fill="EDE8F6"/>
             <w:tcMar>
               <w:top w:w="160" w:type="dxa"/>
-              <w:start w:w="120" w:type="dxa"/>
+              <w:start w:w="140" w:type="dxa"/>
               <w:bottom w:w="160" w:type="dxa"/>
-              <w:end w:w="120" w:type="dxa"/>
+              <w:end w:w="140" w:type="dxa"/>
             </w:tcMar>
           </w:tcPr>
           <w:p>
@@ -377,8 +407,8 @@
               <w:rPr>
                 <w:rFonts w:ascii="Calibri" w:hAnsi="Calibri"/>
                 <w:b/>
-                <w:color w:val="1F4D78"/>
-                <w:sz w:val="32"/>
+                <w:color w:val="4B2E83"/>
+                <w:sz w:val="36"/>
               </w:rPr>
               <w:t>8</w:t>
             </w:r>
@@ -391,10 +421,10 @@
               <w:rPr>
                 <w:rFonts w:ascii="Calibri" w:hAnsi="Calibri"/>
                 <w:b/>
-                <w:color w:val="0B2545"/>
+                <w:color w:val="1E1356"/>
                 <w:sz w:val="19"/>
               </w:rPr>
-              <w:t>Stock sugerido</w:t>
+              <w:t>Stock objetivo</w:t>
             </w:r>
           </w:p>
           <w:p>
@@ -404,10 +434,63 @@
             <w:r>
               <w:rPr>
                 <w:rFonts w:ascii="Calibri" w:hAnsi="Calibri"/>
-                <w:color w:val="64748B"/>
+                <w:color w:val="7B5EA7"/>
                 <w:sz w:val="17"/>
               </w:rPr>
               <w:t>10% de seguridad</w:t>
+            </w:r>
+          </w:p>
+        </w:tc>
+        <w:tc>
+          <w:tcPr>
+            <w:tcW w:type="dxa" w:w="1872"/>
+            <w:shd w:fill="EDE8F6"/>
+            <w:tcMar>
+              <w:top w:w="160" w:type="dxa"/>
+              <w:start w:w="140" w:type="dxa"/>
+              <w:bottom w:w="160" w:type="dxa"/>
+              <w:end w:w="140" w:type="dxa"/>
+            </w:tcMar>
+          </w:tcPr>
+          <w:p>
+            <w:pPr>
+              <w:jc w:val="center"/>
+            </w:pPr>
+            <w:r>
+              <w:rPr>
+                <w:rFonts w:ascii="Calibri" w:hAnsi="Calibri"/>
+                <w:b/>
+                <w:color w:val="4B2E83"/>
+                <w:sz w:val="36"/>
+              </w:rPr>
+              <w:t>&lt;1h</w:t>
+            </w:r>
+          </w:p>
+          <w:p>
+            <w:pPr>
+              <w:jc w:val="center"/>
+            </w:pPr>
+            <w:r>
+              <w:rPr>
+                <w:rFonts w:ascii="Calibri" w:hAnsi="Calibri"/>
+                <w:b/>
+                <w:color w:val="1E1356"/>
+                <w:sz w:val="19"/>
+              </w:rPr>
+              <w:t>SLA salida sensible</w:t>
+            </w:r>
+          </w:p>
+          <w:p>
+            <w:pPr>
+              <w:jc w:val="center"/>
+            </w:pPr>
+            <w:r>
+              <w:rPr>
+                <w:rFonts w:ascii="Calibri" w:hAnsi="Calibri"/>
+                <w:color w:val="7B5EA7"/>
+                <w:sz w:val="17"/>
+              </w:rPr>
+              <w:t>excolaborador</w:t>
             </w:r>
           </w:p>
         </w:tc>
@@ -428,24 +511,30 @@
     </w:p>
     <w:p>
       <w:pPr>
-        <w:spacing w:after="120" w:line="264" w:lineRule="auto"/>
+        <w:spacing w:after="100" w:line="269" w:lineRule="auto"/>
       </w:pPr>
       <w:r>
         <w:rPr>
           <w:rFonts w:ascii="Calibri" w:hAnsi="Calibri"/>
+          <w:i w:val="0"/>
+          <w:color w:val="1E1356"/>
+          <w:sz w:val="21"/>
         </w:rPr>
-        <w:t>Este documento propone la creación y madurez inicial de la función IT de Paranice con enfoque gerencial, técnico y operativo. La propuesta parte de un hecho crítico informado durante la llamada de selección: actualmente no existe un área formal de TI y RRHH está asumiendo estas responsabilidades con conocimiento parcial.</w:t>
+        <w:t>Este documento presenta el plan de creación y madurez inicial de la función IT de Paranice. Parte de un hecho crítico informado durante el proceso de selección: actualmente no existe un área formal de TI y RRHH está asumiendo estas responsabilidades con conocimiento parcial.</w:t>
       </w:r>
     </w:p>
     <w:p>
       <w:pPr>
-        <w:spacing w:after="120" w:line="264" w:lineRule="auto"/>
+        <w:spacing w:after="100" w:line="269" w:lineRule="auto"/>
       </w:pPr>
       <w:r>
         <w:rPr>
           <w:rFonts w:ascii="Calibri" w:hAnsi="Calibri"/>
+          <w:i w:val="0"/>
+          <w:color w:val="1E1356"/>
+          <w:sz w:val="21"/>
         </w:rPr>
-        <w:t>La recomendación no es imponer una estructura pesada. El objetivo es construir una capacidad IT proporcional al tamano y momento de crecimiento de Paranice: gobernada, medible, cercana al negocio y preparada para incorporar tecnologia moderna, incluyendo Inteligencia Artificial, con responsabilidad.</w:t>
+        <w:t>La propuesta no impone una estructura pesada. Construimos una capacidad IT proporcional al tamaño y momento de crecimiento de Paranice: gobernada, medible, cercana al negocio y preparada para incorporar IA con responsabilidad.</w:t>
       </w:r>
     </w:p>
     <w:tbl>
@@ -461,12 +550,12 @@
         <w:tc>
           <w:tcPr>
             <w:tcW w:type="dxa" w:w="9360"/>
-            <w:shd w:fill="F4F6F9"/>
+            <w:shd w:fill="EDE8F6"/>
             <w:tcMar>
               <w:top w:w="160" w:type="dxa"/>
-              <w:start w:w="180" w:type="dxa"/>
+              <w:start w:w="200" w:type="dxa"/>
               <w:bottom w:w="160" w:type="dxa"/>
-              <w:end w:w="180" w:type="dxa"/>
+              <w:end w:w="200" w:type="dxa"/>
             </w:tcMar>
           </w:tcPr>
           <w:p>
@@ -477,22 +566,23 @@
               <w:rPr>
                 <w:rFonts w:ascii="Calibri" w:hAnsi="Calibri"/>
                 <w:b/>
-                <w:color w:val="0B2545"/>
-                <w:sz w:val="21"/>
+                <w:color w:val="4B2E83"/>
+                <w:sz w:val="22"/>
               </w:rPr>
               <w:t>Decisión recomendada</w:t>
             </w:r>
           </w:p>
           <w:p>
             <w:pPr>
-              <w:spacing w:after="0" w:line="264" w:lineRule="auto"/>
-            </w:pPr>
-            <w:r>
-              <w:rPr>
-                <w:rFonts w:ascii="Calibri" w:hAnsi="Calibri"/>
+              <w:spacing w:after="0" w:line="269" w:lineRule="auto"/>
+            </w:pPr>
+            <w:r>
+              <w:rPr>
+                <w:rFonts w:ascii="Calibri" w:hAnsi="Calibri"/>
+                <w:color w:val="1E1356"/>
                 <w:sz w:val="20"/>
               </w:rPr>
-              <w:t>Aprobar un programa de 90 días para transiciónar responsabilidades desde RRHH hacia IT, cerrar riesgos críticos, ordenar activos y accesos, activar controles base, definir stock de seguridad e iniciar pilotos de IA responsable.</w:t>
+              <w:t>Ejecutar un programa de 90 días para transiciónar responsabilidades desde RRHH hacia IT, cerrar riesgos críticos, ordenar activos y accesos, activar controles base y lanzar pilotos de IA responsable.</w:t>
             </w:r>
           </w:p>
         </w:tc>
@@ -513,24 +603,16 @@
     </w:p>
     <w:p>
       <w:pPr>
-        <w:spacing w:after="120" w:line="264" w:lineRule="auto"/>
+        <w:spacing w:after="100" w:line="269" w:lineRule="auto"/>
       </w:pPr>
       <w:r>
         <w:rPr>
           <w:rFonts w:ascii="Calibri" w:hAnsi="Calibri"/>
+          <w:i w:val="0"/>
+          <w:color w:val="1E1356"/>
+          <w:sz w:val="21"/>
         </w:rPr>
-        <w:t>Paranice es una marca de alimentos y bebidas en crecimiento, con fuerte componente de marca, creatividad, comunidad, operación comercial y uso de herramientas SaaS. La vacante de Analista Sr / Coordinador IT sugiere un rol que debe liderar infraestructura, soporte, seguridad, herramientas digitales y ERP, idealmente SAP Business One.</w:t>
-      </w:r>
-    </w:p>
-    <w:p>
-      <w:pPr>
-        <w:spacing w:after="120" w:line="264" w:lineRule="auto"/>
-      </w:pPr>
-      <w:r>
-        <w:rPr>
-          <w:rFonts w:ascii="Calibri" w:hAnsi="Calibri"/>
-        </w:rPr>
-        <w:t>El reto técnico plantea problemás que normalmente aparecen cuando una empresa crece más rápido que su estructura IT: stock insuficiente, accesos no gobernados, offboarding tardio, falta de inventario confiable y dudas sobre VPN/Zero Trust.</w:t>
+        <w:t>Paranice es una marca de alimentos y bebidas en crecimiento, con expansión a Panamá, fuerte componente de marca y comunidad, y uso intensivo de SaaS. La vacante de Analista Sr / Coordinador IT señala un rol que debe liderar infraestructura, soporte, seguridad, herramientas digitales y ERP (SAP Business One).</w:t>
       </w:r>
     </w:p>
     <w:tbl>
@@ -553,11 +635,11 @@
             <w:vAlign w:val="center"/>
             <w:tcMar>
               <w:top w:w="90" w:type="dxa"/>
-              <w:start w:w="120" w:type="dxa"/>
+              <w:start w:w="140" w:type="dxa"/>
               <w:bottom w:w="90" w:type="dxa"/>
-              <w:end w:w="120" w:type="dxa"/>
+              <w:end w:w="140" w:type="dxa"/>
             </w:tcMar>
-            <w:shd w:fill="F2F4F7"/>
+            <w:shd w:fill="EDE8F6"/>
           </w:tcPr>
           <w:p>
             <w:pPr>
@@ -568,7 +650,8 @@
               <w:rPr>
                 <w:rFonts w:ascii="Calibri" w:hAnsi="Calibri"/>
                 <w:b/>
-                <w:color w:val="0B2545"/>
+                <w:i w:val="0"/>
+                <w:color w:val="4B2E83"/>
                 <w:sz w:val="18"/>
               </w:rPr>
               <w:t>Dato</w:t>
@@ -581,11 +664,11 @@
             <w:vAlign w:val="center"/>
             <w:tcMar>
               <w:top w:w="90" w:type="dxa"/>
-              <w:start w:w="120" w:type="dxa"/>
+              <w:start w:w="140" w:type="dxa"/>
               <w:bottom w:w="90" w:type="dxa"/>
-              <w:end w:w="120" w:type="dxa"/>
+              <w:end w:w="140" w:type="dxa"/>
             </w:tcMar>
-            <w:shd w:fill="F2F4F7"/>
+            <w:shd w:fill="EDE8F6"/>
           </w:tcPr>
           <w:p>
             <w:pPr>
@@ -596,7 +679,8 @@
               <w:rPr>
                 <w:rFonts w:ascii="Calibri" w:hAnsi="Calibri"/>
                 <w:b/>
-                <w:color w:val="0B2545"/>
+                <w:i w:val="0"/>
+                <w:color w:val="4B2E83"/>
                 <w:sz w:val="18"/>
               </w:rPr>
               <w:t>Lectura gerencial</w:t>
@@ -609,11 +693,11 @@
             <w:vAlign w:val="center"/>
             <w:tcMar>
               <w:top w:w="90" w:type="dxa"/>
-              <w:start w:w="120" w:type="dxa"/>
+              <w:start w:w="140" w:type="dxa"/>
               <w:bottom w:w="90" w:type="dxa"/>
-              <w:end w:w="120" w:type="dxa"/>
+              <w:end w:w="140" w:type="dxa"/>
             </w:tcMar>
-            <w:shd w:fill="F2F4F7"/>
+            <w:shd w:fill="EDE8F6"/>
           </w:tcPr>
           <w:p>
             <w:pPr>
@@ -624,10 +708,11 @@
               <w:rPr>
                 <w:rFonts w:ascii="Calibri" w:hAnsi="Calibri"/>
                 <w:b/>
-                <w:color w:val="0B2545"/>
+                <w:i w:val="0"/>
+                <w:color w:val="4B2E83"/>
                 <w:sz w:val="18"/>
               </w:rPr>
-              <w:t>Implicacion</w:t>
+              <w:t>Implicación</w:t>
             </w:r>
           </w:p>
         </w:tc>
@@ -639,9 +724,9 @@
             <w:vAlign w:val="center"/>
             <w:tcMar>
               <w:top w:w="90" w:type="dxa"/>
-              <w:start w:w="120" w:type="dxa"/>
+              <w:start w:w="140" w:type="dxa"/>
               <w:bottom w:w="90" w:type="dxa"/>
-              <w:end w:w="120" w:type="dxa"/>
+              <w:end w:w="140" w:type="dxa"/>
             </w:tcMar>
           </w:tcPr>
           <w:p>
@@ -653,6 +738,8 @@
               <w:rPr>
                 <w:rFonts w:ascii="Calibri" w:hAnsi="Calibri"/>
                 <w:b w:val="0"/>
+                <w:i w:val="0"/>
+                <w:color w:val="1E1356"/>
                 <w:sz w:val="18"/>
               </w:rPr>
               <w:t>79 dispositivos</w:t>
@@ -665,9 +752,9 @@
             <w:vAlign w:val="center"/>
             <w:tcMar>
               <w:top w:w="90" w:type="dxa"/>
-              <w:start w:w="120" w:type="dxa"/>
+              <w:start w:w="140" w:type="dxa"/>
               <w:bottom w:w="90" w:type="dxa"/>
-              <w:end w:w="120" w:type="dxa"/>
+              <w:end w:w="140" w:type="dxa"/>
             </w:tcMar>
           </w:tcPr>
           <w:p>
@@ -679,9 +766,11 @@
               <w:rPr>
                 <w:rFonts w:ascii="Calibri" w:hAnsi="Calibri"/>
                 <w:b w:val="0"/>
+                <w:i w:val="0"/>
+                <w:color w:val="1E1356"/>
                 <w:sz w:val="18"/>
               </w:rPr>
-              <w:t>Parque suficiente para requerir control formal</w:t>
+              <w:t>Parque con necesidad de control formal</w:t>
             </w:r>
           </w:p>
         </w:tc>
@@ -691,9 +780,9 @@
             <w:vAlign w:val="center"/>
             <w:tcMar>
               <w:top w:w="90" w:type="dxa"/>
-              <w:start w:w="120" w:type="dxa"/>
+              <w:start w:w="140" w:type="dxa"/>
               <w:bottom w:w="90" w:type="dxa"/>
-              <w:end w:w="120" w:type="dxa"/>
+              <w:end w:w="140" w:type="dxa"/>
             </w:tcMar>
           </w:tcPr>
           <w:p>
@@ -705,6 +794,8 @@
               <w:rPr>
                 <w:rFonts w:ascii="Calibri" w:hAnsi="Calibri"/>
                 <w:b w:val="0"/>
+                <w:i w:val="0"/>
+                <w:color w:val="1E1356"/>
                 <w:sz w:val="18"/>
               </w:rPr>
               <w:t>Inventario, MDM, stock y ciclo de vida</w:t>
@@ -719,9 +810,9 @@
             <w:vAlign w:val="center"/>
             <w:tcMar>
               <w:top w:w="90" w:type="dxa"/>
-              <w:start w:w="120" w:type="dxa"/>
+              <w:start w:w="140" w:type="dxa"/>
               <w:bottom w:w="90" w:type="dxa"/>
-              <w:end w:w="120" w:type="dxa"/>
+              <w:end w:w="140" w:type="dxa"/>
             </w:tcMar>
           </w:tcPr>
           <w:p>
@@ -733,6 +824,8 @@
               <w:rPr>
                 <w:rFonts w:ascii="Calibri" w:hAnsi="Calibri"/>
                 <w:b w:val="0"/>
+                <w:i w:val="0"/>
+                <w:color w:val="1E1356"/>
                 <w:sz w:val="18"/>
               </w:rPr>
               <w:t>80% Apple / 20% Windows</w:t>
@@ -745,9 +838,9 @@
             <w:vAlign w:val="center"/>
             <w:tcMar>
               <w:top w:w="90" w:type="dxa"/>
-              <w:start w:w="120" w:type="dxa"/>
+              <w:start w:w="140" w:type="dxa"/>
               <w:bottom w:w="90" w:type="dxa"/>
-              <w:end w:w="120" w:type="dxa"/>
+              <w:end w:w="140" w:type="dxa"/>
             </w:tcMar>
           </w:tcPr>
           <w:p>
@@ -759,6 +852,8 @@
               <w:rPr>
                 <w:rFonts w:ascii="Calibri" w:hAnsi="Calibri"/>
                 <w:b w:val="0"/>
+                <w:i w:val="0"/>
+                <w:color w:val="1E1356"/>
                 <w:sz w:val="18"/>
               </w:rPr>
               <w:t>Ecosistema mixto con predominio Apple</w:t>
@@ -771,9 +866,9 @@
             <w:vAlign w:val="center"/>
             <w:tcMar>
               <w:top w:w="90" w:type="dxa"/>
-              <w:start w:w="120" w:type="dxa"/>
+              <w:start w:w="140" w:type="dxa"/>
               <w:bottom w:w="90" w:type="dxa"/>
-              <w:end w:w="120" w:type="dxa"/>
+              <w:end w:w="140" w:type="dxa"/>
             </w:tcMar>
           </w:tcPr>
           <w:p>
@@ -785,9 +880,11 @@
               <w:rPr>
                 <w:rFonts w:ascii="Calibri" w:hAnsi="Calibri"/>
                 <w:b w:val="0"/>
+                <w:i w:val="0"/>
+                <w:color w:val="1E1356"/>
                 <w:sz w:val="18"/>
               </w:rPr>
-              <w:t>MDM Apple prioritario y control Windows complementario</w:t>
+              <w:t>MDM Apple prioritario, Windows complementario</w:t>
             </w:r>
           </w:p>
         </w:tc>
@@ -799,9 +896,9 @@
             <w:vAlign w:val="center"/>
             <w:tcMar>
               <w:top w:w="90" w:type="dxa"/>
-              <w:start w:w="120" w:type="dxa"/>
+              <w:start w:w="140" w:type="dxa"/>
               <w:bottom w:w="90" w:type="dxa"/>
-              <w:end w:w="120" w:type="dxa"/>
+              <w:end w:w="140" w:type="dxa"/>
             </w:tcMar>
           </w:tcPr>
           <w:p>
@@ -813,6 +910,8 @@
               <w:rPr>
                 <w:rFonts w:ascii="Calibri" w:hAnsi="Calibri"/>
                 <w:b w:val="0"/>
+                <w:i w:val="0"/>
+                <w:color w:val="1E1356"/>
                 <w:sz w:val="18"/>
               </w:rPr>
               <w:t>Sin área IT formal</w:t>
@@ -825,9 +924,9 @@
             <w:vAlign w:val="center"/>
             <w:tcMar>
               <w:top w:w="90" w:type="dxa"/>
-              <w:start w:w="120" w:type="dxa"/>
+              <w:start w:w="140" w:type="dxa"/>
               <w:bottom w:w="90" w:type="dxa"/>
-              <w:end w:w="120" w:type="dxa"/>
+              <w:end w:w="140" w:type="dxa"/>
             </w:tcMar>
           </w:tcPr>
           <w:p>
@@ -839,9 +938,11 @@
               <w:rPr>
                 <w:rFonts w:ascii="Calibri" w:hAnsi="Calibri"/>
                 <w:b w:val="0"/>
+                <w:i w:val="0"/>
+                <w:color w:val="1E1356"/>
                 <w:sz w:val="18"/>
               </w:rPr>
-              <w:t>Madurez operativa en construccion</w:t>
+              <w:t>Madurez operativa en construcción</w:t>
             </w:r>
           </w:p>
         </w:tc>
@@ -851,9 +952,9 @@
             <w:vAlign w:val="center"/>
             <w:tcMar>
               <w:top w:w="90" w:type="dxa"/>
-              <w:start w:w="120" w:type="dxa"/>
+              <w:start w:w="140" w:type="dxa"/>
               <w:bottom w:w="90" w:type="dxa"/>
-              <w:end w:w="120" w:type="dxa"/>
+              <w:end w:w="140" w:type="dxa"/>
             </w:tcMar>
           </w:tcPr>
           <w:p>
@@ -865,9 +966,11 @@
               <w:rPr>
                 <w:rFonts w:ascii="Calibri" w:hAnsi="Calibri"/>
                 <w:b w:val="0"/>
+                <w:i w:val="0"/>
+                <w:color w:val="1E1356"/>
                 <w:sz w:val="18"/>
               </w:rPr>
-              <w:t>Transición RRHH -&gt; IT y gobierno mínimo</w:t>
+              <w:t>Transición RRHH → IT y gobierno mínimo viable</w:t>
             </w:r>
           </w:p>
         </w:tc>
@@ -879,9 +982,9 @@
             <w:vAlign w:val="center"/>
             <w:tcMar>
               <w:top w:w="90" w:type="dxa"/>
-              <w:start w:w="120" w:type="dxa"/>
+              <w:start w:w="140" w:type="dxa"/>
               <w:bottom w:w="90" w:type="dxa"/>
-              <w:end w:w="120" w:type="dxa"/>
+              <w:end w:w="140" w:type="dxa"/>
             </w:tcMar>
           </w:tcPr>
           <w:p>
@@ -893,6 +996,8 @@
               <w:rPr>
                 <w:rFonts w:ascii="Calibri" w:hAnsi="Calibri"/>
                 <w:b w:val="0"/>
+                <w:i w:val="0"/>
+                <w:color w:val="1E1356"/>
                 <w:sz w:val="18"/>
               </w:rPr>
               <w:t>RRHH custodia IT</w:t>
@@ -905,9 +1010,9 @@
             <w:vAlign w:val="center"/>
             <w:tcMar>
               <w:top w:w="90" w:type="dxa"/>
-              <w:start w:w="120" w:type="dxa"/>
+              <w:start w:w="140" w:type="dxa"/>
               <w:bottom w:w="90" w:type="dxa"/>
-              <w:end w:w="120" w:type="dxa"/>
+              <w:end w:w="140" w:type="dxa"/>
             </w:tcMar>
           </w:tcPr>
           <w:p>
@@ -919,9 +1024,11 @@
               <w:rPr>
                 <w:rFonts w:ascii="Calibri" w:hAnsi="Calibri"/>
                 <w:b w:val="0"/>
+                <w:i w:val="0"/>
+                <w:color w:val="1E1356"/>
                 <w:sz w:val="18"/>
               </w:rPr>
-              <w:t>Solucion temporal por necesidad</w:t>
+              <w:t>Solución temporal por necesidad</w:t>
             </w:r>
           </w:p>
         </w:tc>
@@ -931,9 +1038,9 @@
             <w:vAlign w:val="center"/>
             <w:tcMar>
               <w:top w:w="90" w:type="dxa"/>
-              <w:start w:w="120" w:type="dxa"/>
+              <w:start w:w="140" w:type="dxa"/>
               <w:bottom w:w="90" w:type="dxa"/>
-              <w:end w:w="120" w:type="dxa"/>
+              <w:end w:w="140" w:type="dxa"/>
             </w:tcMar>
           </w:tcPr>
           <w:p>
@@ -945,9 +1052,11 @@
               <w:rPr>
                 <w:rFonts w:ascii="Calibri" w:hAnsi="Calibri"/>
                 <w:b w:val="0"/>
+                <w:i w:val="0"/>
+                <w:color w:val="1E1356"/>
                 <w:sz w:val="18"/>
               </w:rPr>
-              <w:t>Separar evento laboral de ejecucion técnica</w:t>
+              <w:t>Separar evento laboral de ejecución técnica</w:t>
             </w:r>
           </w:p>
         </w:tc>
@@ -959,9 +1068,9 @@
             <w:vAlign w:val="center"/>
             <w:tcMar>
               <w:top w:w="90" w:type="dxa"/>
-              <w:start w:w="120" w:type="dxa"/>
+              <w:start w:w="140" w:type="dxa"/>
               <w:bottom w:w="90" w:type="dxa"/>
-              <w:end w:w="120" w:type="dxa"/>
+              <w:end w:w="140" w:type="dxa"/>
             </w:tcMar>
           </w:tcPr>
           <w:p>
@@ -973,9 +1082,11 @@
               <w:rPr>
                 <w:rFonts w:ascii="Calibri" w:hAnsi="Calibri"/>
                 <w:b w:val="0"/>
+                <w:i w:val="0"/>
+                <w:color w:val="1E1356"/>
                 <w:sz w:val="18"/>
               </w:rPr>
-              <w:t>Uso de Google, Slack, Adobe, ClickUp, SAP</w:t>
+              <w:t>Google, Slack, Adobe, SAP</w:t>
             </w:r>
           </w:p>
         </w:tc>
@@ -985,9 +1096,9 @@
             <w:vAlign w:val="center"/>
             <w:tcMar>
               <w:top w:w="90" w:type="dxa"/>
-              <w:start w:w="120" w:type="dxa"/>
+              <w:start w:w="140" w:type="dxa"/>
               <w:bottom w:w="90" w:type="dxa"/>
-              <w:end w:w="120" w:type="dxa"/>
+              <w:end w:w="140" w:type="dxa"/>
             </w:tcMar>
           </w:tcPr>
           <w:p>
@@ -999,6 +1110,8 @@
               <w:rPr>
                 <w:rFonts w:ascii="Calibri" w:hAnsi="Calibri"/>
                 <w:b w:val="0"/>
+                <w:i w:val="0"/>
+                <w:color w:val="1E1356"/>
                 <w:sz w:val="18"/>
               </w:rPr>
               <w:t>Operación dependiente de SaaS y ERP</w:t>
@@ -1011,9 +1124,9 @@
             <w:vAlign w:val="center"/>
             <w:tcMar>
               <w:top w:w="90" w:type="dxa"/>
-              <w:start w:w="120" w:type="dxa"/>
+              <w:start w:w="140" w:type="dxa"/>
               <w:bottom w:w="90" w:type="dxa"/>
-              <w:end w:w="120" w:type="dxa"/>
+              <w:end w:w="140" w:type="dxa"/>
             </w:tcMar>
           </w:tcPr>
           <w:p>
@@ -1025,9 +1138,11 @@
               <w:rPr>
                 <w:rFonts w:ascii="Calibri" w:hAnsi="Calibri"/>
                 <w:b w:val="0"/>
+                <w:i w:val="0"/>
+                <w:color w:val="1E1356"/>
                 <w:sz w:val="18"/>
               </w:rPr>
-              <w:t>IAM, MFA, SSO/SCIM y recertificacion</w:t>
+              <w:t>IAM, MFA, SSO/SCIM y recertificación trimestral</w:t>
             </w:r>
           </w:p>
         </w:tc>
@@ -1039,9 +1154,9 @@
             <w:vAlign w:val="center"/>
             <w:tcMar>
               <w:top w:w="90" w:type="dxa"/>
-              <w:start w:w="120" w:type="dxa"/>
+              <w:start w:w="140" w:type="dxa"/>
               <w:bottom w:w="90" w:type="dxa"/>
-              <w:end w:w="120" w:type="dxa"/>
+              <w:end w:w="140" w:type="dxa"/>
             </w:tcMar>
           </w:tcPr>
           <w:p>
@@ -1053,6 +1168,8 @@
               <w:rPr>
                 <w:rFonts w:ascii="Calibri" w:hAnsi="Calibri"/>
                 <w:b w:val="0"/>
+                <w:i w:val="0"/>
+                <w:color w:val="1E1356"/>
                 <w:sz w:val="18"/>
               </w:rPr>
               <w:t>Marca y piezas creativas</w:t>
@@ -1065,9 +1182,9 @@
             <w:vAlign w:val="center"/>
             <w:tcMar>
               <w:top w:w="90" w:type="dxa"/>
-              <w:start w:w="120" w:type="dxa"/>
+              <w:start w:w="140" w:type="dxa"/>
               <w:bottom w:w="90" w:type="dxa"/>
-              <w:end w:w="120" w:type="dxa"/>
+              <w:end w:w="140" w:type="dxa"/>
             </w:tcMar>
           </w:tcPr>
           <w:p>
@@ -1079,6 +1196,8 @@
               <w:rPr>
                 <w:rFonts w:ascii="Calibri" w:hAnsi="Calibri"/>
                 <w:b w:val="0"/>
+                <w:i w:val="0"/>
+                <w:color w:val="1E1356"/>
                 <w:sz w:val="18"/>
               </w:rPr>
               <w:t>Propiedad intelectual sensible</w:t>
@@ -1091,9 +1210,9 @@
             <w:vAlign w:val="center"/>
             <w:tcMar>
               <w:top w:w="90" w:type="dxa"/>
-              <w:start w:w="120" w:type="dxa"/>
+              <w:start w:w="140" w:type="dxa"/>
               <w:bottom w:w="90" w:type="dxa"/>
-              <w:end w:w="120" w:type="dxa"/>
+              <w:end w:w="140" w:type="dxa"/>
             </w:tcMar>
           </w:tcPr>
           <w:p>
@@ -1105,9 +1224,11 @@
               <w:rPr>
                 <w:rFonts w:ascii="Calibri" w:hAnsi="Calibri"/>
                 <w:b w:val="0"/>
+                <w:i w:val="0"/>
+                <w:color w:val="1E1356"/>
                 <w:sz w:val="18"/>
               </w:rPr>
-              <w:t>Control Drive/Adobe y revision humana en IA</w:t>
+              <w:t>Control Drive/Adobe y revisión humana en IA</w:t>
             </w:r>
           </w:p>
         </w:tc>
@@ -1128,13 +1249,16 @@
     </w:p>
     <w:p>
       <w:pPr>
-        <w:spacing w:after="120" w:line="264" w:lineRule="auto"/>
+        <w:spacing w:after="100" w:line="269" w:lineRule="auto"/>
       </w:pPr>
       <w:r>
         <w:rPr>
           <w:rFonts w:ascii="Calibri" w:hAnsi="Calibri"/>
+          <w:i w:val="0"/>
+          <w:color w:val="1E1356"/>
+          <w:sz w:val="21"/>
         </w:rPr>
-        <w:t>Los calculos siguientes son una línea base de planeacion. Deben validarse con inventario real, rotacion mensual, tiempos de compra y criticidad por área.</w:t>
+        <w:t>Línea base de planeación. Se valida con inventario real, rotación mensual y tiempos de compra.</w:t>
       </w:r>
     </w:p>
     <w:tbl>
@@ -1158,11 +1282,11 @@
             <w:vAlign w:val="center"/>
             <w:tcMar>
               <w:top w:w="90" w:type="dxa"/>
-              <w:start w:w="120" w:type="dxa"/>
+              <w:start w:w="140" w:type="dxa"/>
               <w:bottom w:w="90" w:type="dxa"/>
-              <w:end w:w="120" w:type="dxa"/>
+              <w:end w:w="140" w:type="dxa"/>
             </w:tcMar>
-            <w:shd w:fill="F2F4F7"/>
+            <w:shd w:fill="EDE8F6"/>
           </w:tcPr>
           <w:p>
             <w:pPr>
@@ -1173,7 +1297,8 @@
               <w:rPr>
                 <w:rFonts w:ascii="Calibri" w:hAnsi="Calibri"/>
                 <w:b/>
-                <w:color w:val="0B2545"/>
+                <w:i w:val="0"/>
+                <w:color w:val="4B2E83"/>
                 <w:sz w:val="18"/>
               </w:rPr>
               <w:t>Variable</w:t>
@@ -1186,11 +1311,11 @@
             <w:vAlign w:val="center"/>
             <w:tcMar>
               <w:top w:w="90" w:type="dxa"/>
-              <w:start w:w="120" w:type="dxa"/>
+              <w:start w:w="140" w:type="dxa"/>
               <w:bottom w:w="90" w:type="dxa"/>
-              <w:end w:w="120" w:type="dxa"/>
+              <w:end w:w="140" w:type="dxa"/>
             </w:tcMar>
-            <w:shd w:fill="F2F4F7"/>
+            <w:shd w:fill="EDE8F6"/>
           </w:tcPr>
           <w:p>
             <w:pPr>
@@ -1201,10 +1326,11 @@
               <w:rPr>
                 <w:rFonts w:ascii="Calibri" w:hAnsi="Calibri"/>
                 <w:b/>
-                <w:color w:val="0B2545"/>
+                <w:i w:val="0"/>
+                <w:color w:val="4B2E83"/>
                 <w:sz w:val="18"/>
               </w:rPr>
-              <w:t>Calculo</w:t>
+              <w:t>Cálculo</w:t>
             </w:r>
           </w:p>
         </w:tc>
@@ -1214,11 +1340,11 @@
             <w:vAlign w:val="center"/>
             <w:tcMar>
               <w:top w:w="90" w:type="dxa"/>
-              <w:start w:w="120" w:type="dxa"/>
+              <w:start w:w="140" w:type="dxa"/>
               <w:bottom w:w="90" w:type="dxa"/>
-              <w:end w:w="120" w:type="dxa"/>
+              <w:end w:w="140" w:type="dxa"/>
             </w:tcMar>
-            <w:shd w:fill="F2F4F7"/>
+            <w:shd w:fill="EDE8F6"/>
           </w:tcPr>
           <w:p>
             <w:pPr>
@@ -1229,7 +1355,8 @@
               <w:rPr>
                 <w:rFonts w:ascii="Calibri" w:hAnsi="Calibri"/>
                 <w:b/>
-                <w:color w:val="0B2545"/>
+                <w:i w:val="0"/>
+                <w:color w:val="4B2E83"/>
                 <w:sz w:val="18"/>
               </w:rPr>
               <w:t>Resultado</w:t>
@@ -1242,11 +1369,11 @@
             <w:vAlign w:val="center"/>
             <w:tcMar>
               <w:top w:w="90" w:type="dxa"/>
-              <w:start w:w="120" w:type="dxa"/>
+              <w:start w:w="140" w:type="dxa"/>
               <w:bottom w:w="90" w:type="dxa"/>
-              <w:end w:w="120" w:type="dxa"/>
+              <w:end w:w="140" w:type="dxa"/>
             </w:tcMar>
-            <w:shd w:fill="F2F4F7"/>
+            <w:shd w:fill="EDE8F6"/>
           </w:tcPr>
           <w:p>
             <w:pPr>
@@ -1257,7 +1384,8 @@
               <w:rPr>
                 <w:rFonts w:ascii="Calibri" w:hAnsi="Calibri"/>
                 <w:b/>
-                <w:color w:val="0B2545"/>
+                <w:i w:val="0"/>
+                <w:color w:val="4B2E83"/>
                 <w:sz w:val="18"/>
               </w:rPr>
               <w:t>Meta</w:t>
@@ -1272,9 +1400,9 @@
             <w:vAlign w:val="center"/>
             <w:tcMar>
               <w:top w:w="90" w:type="dxa"/>
-              <w:start w:w="120" w:type="dxa"/>
+              <w:start w:w="140" w:type="dxa"/>
               <w:bottom w:w="90" w:type="dxa"/>
-              <w:end w:w="120" w:type="dxa"/>
+              <w:end w:w="140" w:type="dxa"/>
             </w:tcMar>
           </w:tcPr>
           <w:p>
@@ -1286,6 +1414,8 @@
               <w:rPr>
                 <w:rFonts w:ascii="Calibri" w:hAnsi="Calibri"/>
                 <w:b w:val="0"/>
+                <w:i w:val="0"/>
+                <w:color w:val="1E1356"/>
                 <w:sz w:val="18"/>
               </w:rPr>
               <w:t>Dispositivos Apple</w:t>
@@ -1298,9 +1428,9 @@
             <w:vAlign w:val="center"/>
             <w:tcMar>
               <w:top w:w="90" w:type="dxa"/>
-              <w:start w:w="120" w:type="dxa"/>
+              <w:start w:w="140" w:type="dxa"/>
               <w:bottom w:w="90" w:type="dxa"/>
-              <w:end w:w="120" w:type="dxa"/>
+              <w:end w:w="140" w:type="dxa"/>
             </w:tcMar>
           </w:tcPr>
           <w:p>
@@ -1313,9 +1443,11 @@
               <w:rPr>
                 <w:rFonts w:ascii="Calibri" w:hAnsi="Calibri"/>
                 <w:b w:val="0"/>
+                <w:i w:val="0"/>
+                <w:color w:val="1E1356"/>
                 <w:sz w:val="18"/>
               </w:rPr>
-              <w:t>79 x 80%</w:t>
+              <w:t>79 × 80%</w:t>
             </w:r>
           </w:p>
         </w:tc>
@@ -1325,9 +1457,9 @@
             <w:vAlign w:val="center"/>
             <w:tcMar>
               <w:top w:w="90" w:type="dxa"/>
-              <w:start w:w="120" w:type="dxa"/>
+              <w:start w:w="140" w:type="dxa"/>
               <w:bottom w:w="90" w:type="dxa"/>
-              <w:end w:w="120" w:type="dxa"/>
+              <w:end w:w="140" w:type="dxa"/>
             </w:tcMar>
           </w:tcPr>
           <w:p>
@@ -1339,6 +1471,8 @@
               <w:rPr>
                 <w:rFonts w:ascii="Calibri" w:hAnsi="Calibri"/>
                 <w:b w:val="0"/>
+                <w:i w:val="0"/>
+                <w:color w:val="1E1356"/>
                 <w:sz w:val="18"/>
               </w:rPr>
               <w:t>63 equipos aprox.</w:t>
@@ -1351,9 +1485,9 @@
             <w:vAlign w:val="center"/>
             <w:tcMar>
               <w:top w:w="90" w:type="dxa"/>
-              <w:start w:w="120" w:type="dxa"/>
+              <w:start w:w="140" w:type="dxa"/>
               <w:bottom w:w="90" w:type="dxa"/>
-              <w:end w:w="120" w:type="dxa"/>
+              <w:end w:w="140" w:type="dxa"/>
             </w:tcMar>
           </w:tcPr>
           <w:p>
@@ -1365,6 +1499,8 @@
               <w:rPr>
                 <w:rFonts w:ascii="Calibri" w:hAnsi="Calibri"/>
                 <w:b w:val="0"/>
+                <w:i w:val="0"/>
+                <w:color w:val="1E1356"/>
                 <w:sz w:val="18"/>
               </w:rPr>
               <w:t>100% inventariados día 30</w:t>
@@ -1379,9 +1515,9 @@
             <w:vAlign w:val="center"/>
             <w:tcMar>
               <w:top w:w="90" w:type="dxa"/>
-              <w:start w:w="120" w:type="dxa"/>
+              <w:start w:w="140" w:type="dxa"/>
               <w:bottom w:w="90" w:type="dxa"/>
-              <w:end w:w="120" w:type="dxa"/>
+              <w:end w:w="140" w:type="dxa"/>
             </w:tcMar>
           </w:tcPr>
           <w:p>
@@ -1393,6 +1529,8 @@
               <w:rPr>
                 <w:rFonts w:ascii="Calibri" w:hAnsi="Calibri"/>
                 <w:b w:val="0"/>
+                <w:i w:val="0"/>
+                <w:color w:val="1E1356"/>
                 <w:sz w:val="18"/>
               </w:rPr>
               <w:t>Dispositivos Windows</w:t>
@@ -1405,9 +1543,9 @@
             <w:vAlign w:val="center"/>
             <w:tcMar>
               <w:top w:w="90" w:type="dxa"/>
-              <w:start w:w="120" w:type="dxa"/>
+              <w:start w:w="140" w:type="dxa"/>
               <w:bottom w:w="90" w:type="dxa"/>
-              <w:end w:w="120" w:type="dxa"/>
+              <w:end w:w="140" w:type="dxa"/>
             </w:tcMar>
           </w:tcPr>
           <w:p>
@@ -1420,9 +1558,11 @@
               <w:rPr>
                 <w:rFonts w:ascii="Calibri" w:hAnsi="Calibri"/>
                 <w:b w:val="0"/>
+                <w:i w:val="0"/>
+                <w:color w:val="1E1356"/>
                 <w:sz w:val="18"/>
               </w:rPr>
-              <w:t>79 x 20%</w:t>
+              <w:t>79 × 20%</w:t>
             </w:r>
           </w:p>
         </w:tc>
@@ -1432,9 +1572,9 @@
             <w:vAlign w:val="center"/>
             <w:tcMar>
               <w:top w:w="90" w:type="dxa"/>
-              <w:start w:w="120" w:type="dxa"/>
+              <w:start w:w="140" w:type="dxa"/>
               <w:bottom w:w="90" w:type="dxa"/>
-              <w:end w:w="120" w:type="dxa"/>
+              <w:end w:w="140" w:type="dxa"/>
             </w:tcMar>
           </w:tcPr>
           <w:p>
@@ -1446,6 +1586,8 @@
               <w:rPr>
                 <w:rFonts w:ascii="Calibri" w:hAnsi="Calibri"/>
                 <w:b w:val="0"/>
+                <w:i w:val="0"/>
+                <w:color w:val="1E1356"/>
                 <w:sz w:val="18"/>
               </w:rPr>
               <w:t>16 equipos aprox.</w:t>
@@ -1458,9 +1600,9 @@
             <w:vAlign w:val="center"/>
             <w:tcMar>
               <w:top w:w="90" w:type="dxa"/>
-              <w:start w:w="120" w:type="dxa"/>
+              <w:start w:w="140" w:type="dxa"/>
               <w:bottom w:w="90" w:type="dxa"/>
-              <w:end w:w="120" w:type="dxa"/>
+              <w:end w:w="140" w:type="dxa"/>
             </w:tcMar>
           </w:tcPr>
           <w:p>
@@ -1472,6 +1614,8 @@
               <w:rPr>
                 <w:rFonts w:ascii="Calibri" w:hAnsi="Calibri"/>
                 <w:b w:val="0"/>
+                <w:i w:val="0"/>
+                <w:color w:val="1E1356"/>
                 <w:sz w:val="18"/>
               </w:rPr>
               <w:t>100% inventariados día 30</w:t>
@@ -1486,9 +1630,9 @@
             <w:vAlign w:val="center"/>
             <w:tcMar>
               <w:top w:w="90" w:type="dxa"/>
-              <w:start w:w="120" w:type="dxa"/>
+              <w:start w:w="140" w:type="dxa"/>
               <w:bottom w:w="90" w:type="dxa"/>
-              <w:end w:w="120" w:type="dxa"/>
+              <w:end w:w="140" w:type="dxa"/>
             </w:tcMar>
           </w:tcPr>
           <w:p>
@@ -1500,6 +1644,8 @@
               <w:rPr>
                 <w:rFonts w:ascii="Calibri" w:hAnsi="Calibri"/>
                 <w:b w:val="0"/>
+                <w:i w:val="0"/>
+                <w:color w:val="1E1356"/>
                 <w:sz w:val="18"/>
               </w:rPr>
               <w:t>Stock seguridad</w:t>
@@ -1512,9 +1658,9 @@
             <w:vAlign w:val="center"/>
             <w:tcMar>
               <w:top w:w="90" w:type="dxa"/>
-              <w:start w:w="120" w:type="dxa"/>
+              <w:start w:w="140" w:type="dxa"/>
               <w:bottom w:w="90" w:type="dxa"/>
-              <w:end w:w="120" w:type="dxa"/>
+              <w:end w:w="140" w:type="dxa"/>
             </w:tcMar>
           </w:tcPr>
           <w:p>
@@ -1527,9 +1673,11 @@
               <w:rPr>
                 <w:rFonts w:ascii="Calibri" w:hAnsi="Calibri"/>
                 <w:b w:val="0"/>
+                <w:i w:val="0"/>
+                <w:color w:val="1E1356"/>
                 <w:sz w:val="18"/>
               </w:rPr>
-              <w:t>79 x 10%</w:t>
+              <w:t>79 × 10%</w:t>
             </w:r>
           </w:p>
         </w:tc>
@@ -1539,9 +1687,9 @@
             <w:vAlign w:val="center"/>
             <w:tcMar>
               <w:top w:w="90" w:type="dxa"/>
-              <w:start w:w="120" w:type="dxa"/>
+              <w:start w:w="140" w:type="dxa"/>
               <w:bottom w:w="90" w:type="dxa"/>
-              <w:end w:w="120" w:type="dxa"/>
+              <w:end w:w="140" w:type="dxa"/>
             </w:tcMar>
           </w:tcPr>
           <w:p>
@@ -1553,6 +1701,8 @@
               <w:rPr>
                 <w:rFonts w:ascii="Calibri" w:hAnsi="Calibri"/>
                 <w:b w:val="0"/>
+                <w:i w:val="0"/>
+                <w:color w:val="1E1356"/>
                 <w:sz w:val="18"/>
               </w:rPr>
               <w:t>8 equipos</w:t>
@@ -1565,9 +1715,9 @@
             <w:vAlign w:val="center"/>
             <w:tcMar>
               <w:top w:w="90" w:type="dxa"/>
-              <w:start w:w="120" w:type="dxa"/>
+              <w:start w:w="140" w:type="dxa"/>
               <w:bottom w:w="90" w:type="dxa"/>
-              <w:end w:w="120" w:type="dxa"/>
+              <w:end w:w="140" w:type="dxa"/>
             </w:tcMar>
           </w:tcPr>
           <w:p>
@@ -1579,6 +1729,8 @@
               <w:rPr>
                 <w:rFonts w:ascii="Calibri" w:hAnsi="Calibri"/>
                 <w:b w:val="0"/>
+                <w:i w:val="0"/>
+                <w:color w:val="1E1356"/>
                 <w:sz w:val="18"/>
               </w:rPr>
               <w:t>6 Apple + 2 Windows</w:t>
@@ -1593,9 +1745,9 @@
             <w:vAlign w:val="center"/>
             <w:tcMar>
               <w:top w:w="90" w:type="dxa"/>
-              <w:start w:w="120" w:type="dxa"/>
+              <w:start w:w="140" w:type="dxa"/>
               <w:bottom w:w="90" w:type="dxa"/>
-              <w:end w:w="120" w:type="dxa"/>
+              <w:end w:w="140" w:type="dxa"/>
             </w:tcMar>
           </w:tcPr>
           <w:p>
@@ -1607,9 +1759,11 @@
               <w:rPr>
                 <w:rFonts w:ascii="Calibri" w:hAnsi="Calibri"/>
                 <w:b w:val="0"/>
+                <w:i w:val="0"/>
+                <w:color w:val="1E1356"/>
                 <w:sz w:val="18"/>
               </w:rPr>
-              <w:t>Punto reposicion</w:t>
+              <w:t>Punto de reposición</w:t>
             </w:r>
           </w:p>
         </w:tc>
@@ -1619,9 +1773,9 @@
             <w:vAlign w:val="center"/>
             <w:tcMar>
               <w:top w:w="90" w:type="dxa"/>
-              <w:start w:w="120" w:type="dxa"/>
+              <w:start w:w="140" w:type="dxa"/>
               <w:bottom w:w="90" w:type="dxa"/>
-              <w:end w:w="120" w:type="dxa"/>
+              <w:end w:w="140" w:type="dxa"/>
             </w:tcMar>
           </w:tcPr>
           <w:p>
@@ -1633,6 +1787,8 @@
               <w:rPr>
                 <w:rFonts w:ascii="Calibri" w:hAnsi="Calibri"/>
                 <w:b w:val="0"/>
+                <w:i w:val="0"/>
+                <w:color w:val="1E1356"/>
                 <w:sz w:val="18"/>
               </w:rPr>
               <w:t>50% del stock</w:t>
@@ -1645,9 +1801,9 @@
             <w:vAlign w:val="center"/>
             <w:tcMar>
               <w:top w:w="90" w:type="dxa"/>
-              <w:start w:w="120" w:type="dxa"/>
+              <w:start w:w="140" w:type="dxa"/>
               <w:bottom w:w="90" w:type="dxa"/>
-              <w:end w:w="120" w:type="dxa"/>
+              <w:end w:w="140" w:type="dxa"/>
             </w:tcMar>
           </w:tcPr>
           <w:p>
@@ -1659,6 +1815,8 @@
               <w:rPr>
                 <w:rFonts w:ascii="Calibri" w:hAnsi="Calibri"/>
                 <w:b w:val="0"/>
+                <w:i w:val="0"/>
+                <w:color w:val="1E1356"/>
                 <w:sz w:val="18"/>
               </w:rPr>
               <w:t>4 equipos</w:t>
@@ -1671,9 +1829,9 @@
             <w:vAlign w:val="center"/>
             <w:tcMar>
               <w:top w:w="90" w:type="dxa"/>
-              <w:start w:w="120" w:type="dxa"/>
+              <w:start w:w="140" w:type="dxa"/>
               <w:bottom w:w="90" w:type="dxa"/>
-              <w:end w:w="120" w:type="dxa"/>
+              <w:end w:w="140" w:type="dxa"/>
             </w:tcMar>
           </w:tcPr>
           <w:p>
@@ -1685,9 +1843,11 @@
               <w:rPr>
                 <w:rFonts w:ascii="Calibri" w:hAnsi="Calibri"/>
                 <w:b w:val="0"/>
+                <w:i w:val="0"/>
+                <w:color w:val="1E1356"/>
                 <w:sz w:val="18"/>
               </w:rPr>
-              <w:t>Comprar/reponer al caer por debajo</w:t>
+              <w:t>Comprar al caer por debajo</w:t>
             </w:r>
           </w:p>
         </w:tc>
@@ -1699,9 +1859,9 @@
             <w:vAlign w:val="center"/>
             <w:tcMar>
               <w:top w:w="90" w:type="dxa"/>
-              <w:start w:w="120" w:type="dxa"/>
+              <w:start w:w="140" w:type="dxa"/>
               <w:bottom w:w="90" w:type="dxa"/>
-              <w:end w:w="120" w:type="dxa"/>
+              <w:end w:w="140" w:type="dxa"/>
             </w:tcMar>
           </w:tcPr>
           <w:p>
@@ -1713,9 +1873,11 @@
               <w:rPr>
                 <w:rFonts w:ascii="Calibri" w:hAnsi="Calibri"/>
                 <w:b w:val="0"/>
+                <w:i w:val="0"/>
+                <w:color w:val="1E1356"/>
                 <w:sz w:val="18"/>
               </w:rPr>
-              <w:t>Stock objetivo crecimiento</w:t>
+              <w:t>Stock de crecimiento</w:t>
             </w:r>
           </w:p>
         </w:tc>
@@ -1725,9 +1887,9 @@
             <w:vAlign w:val="center"/>
             <w:tcMar>
               <w:top w:w="90" w:type="dxa"/>
-              <w:start w:w="120" w:type="dxa"/>
+              <w:start w:w="140" w:type="dxa"/>
               <w:bottom w:w="90" w:type="dxa"/>
-              <w:end w:w="120" w:type="dxa"/>
+              <w:end w:w="140" w:type="dxa"/>
             </w:tcMar>
           </w:tcPr>
           <w:p>
@@ -1739,9 +1901,11 @@
               <w:rPr>
                 <w:rFonts w:ascii="Calibri" w:hAnsi="Calibri"/>
                 <w:b w:val="0"/>
+                <w:i w:val="0"/>
+                <w:color w:val="1E1356"/>
                 <w:sz w:val="18"/>
               </w:rPr>
-              <w:t>12%-15% del parque</w:t>
+              <w:t>12–15% del parque</w:t>
             </w:r>
           </w:p>
         </w:tc>
@@ -1751,9 +1915,9 @@
             <w:vAlign w:val="center"/>
             <w:tcMar>
               <w:top w:w="90" w:type="dxa"/>
-              <w:start w:w="120" w:type="dxa"/>
+              <w:start w:w="140" w:type="dxa"/>
               <w:bottom w:w="90" w:type="dxa"/>
-              <w:end w:w="120" w:type="dxa"/>
+              <w:end w:w="140" w:type="dxa"/>
             </w:tcMar>
           </w:tcPr>
           <w:p>
@@ -1765,9 +1929,11 @@
               <w:rPr>
                 <w:rFonts w:ascii="Calibri" w:hAnsi="Calibri"/>
                 <w:b w:val="0"/>
+                <w:i w:val="0"/>
+                <w:color w:val="1E1356"/>
                 <w:sz w:val="18"/>
               </w:rPr>
-              <w:t>10-12 equipos</w:t>
+              <w:t>10–12 equipos</w:t>
             </w:r>
           </w:p>
         </w:tc>
@@ -1777,9 +1943,9 @@
             <w:vAlign w:val="center"/>
             <w:tcMar>
               <w:top w:w="90" w:type="dxa"/>
-              <w:start w:w="120" w:type="dxa"/>
+              <w:start w:w="140" w:type="dxa"/>
               <w:bottom w:w="90" w:type="dxa"/>
-              <w:end w:w="120" w:type="dxa"/>
+              <w:end w:w="140" w:type="dxa"/>
             </w:tcMar>
           </w:tcPr>
           <w:p>
@@ -1791,9 +1957,11 @@
               <w:rPr>
                 <w:rFonts w:ascii="Calibri" w:hAnsi="Calibri"/>
                 <w:b w:val="0"/>
+                <w:i w:val="0"/>
+                <w:color w:val="1E1356"/>
                 <w:sz w:val="18"/>
               </w:rPr>
-              <w:t>Aplicar si contratacion acelera</w:t>
+              <w:t>Si contratación acelera</w:t>
             </w:r>
           </w:p>
         </w:tc>
@@ -1805,9 +1973,9 @@
             <w:vAlign w:val="center"/>
             <w:tcMar>
               <w:top w:w="90" w:type="dxa"/>
-              <w:start w:w="120" w:type="dxa"/>
+              <w:start w:w="140" w:type="dxa"/>
               <w:bottom w:w="90" w:type="dxa"/>
-              <w:end w:w="120" w:type="dxa"/>
+              <w:end w:w="140" w:type="dxa"/>
             </w:tcMar>
           </w:tcPr>
           <w:p>
@@ -1819,6 +1987,8 @@
               <w:rPr>
                 <w:rFonts w:ascii="Calibri" w:hAnsi="Calibri"/>
                 <w:b w:val="0"/>
+                <w:i w:val="0"/>
+                <w:color w:val="1E1356"/>
                 <w:sz w:val="18"/>
               </w:rPr>
               <w:t>Offboarding sensible</w:t>
@@ -1831,9 +2001,9 @@
             <w:vAlign w:val="center"/>
             <w:tcMar>
               <w:top w:w="90" w:type="dxa"/>
-              <w:start w:w="120" w:type="dxa"/>
+              <w:start w:w="140" w:type="dxa"/>
               <w:bottom w:w="90" w:type="dxa"/>
-              <w:end w:w="120" w:type="dxa"/>
+              <w:end w:w="140" w:type="dxa"/>
             </w:tcMar>
           </w:tcPr>
           <w:p>
@@ -1845,6 +2015,8 @@
               <w:rPr>
                 <w:rFonts w:ascii="Calibri" w:hAnsi="Calibri"/>
                 <w:b w:val="0"/>
+                <w:i w:val="0"/>
+                <w:color w:val="1E1356"/>
                 <w:sz w:val="18"/>
               </w:rPr>
               <w:t>SLA recomendado</w:t>
@@ -1857,9 +2029,9 @@
             <w:vAlign w:val="center"/>
             <w:tcMar>
               <w:top w:w="90" w:type="dxa"/>
-              <w:start w:w="120" w:type="dxa"/>
+              <w:start w:w="140" w:type="dxa"/>
               <w:bottom w:w="90" w:type="dxa"/>
-              <w:end w:w="120" w:type="dxa"/>
+              <w:end w:w="140" w:type="dxa"/>
             </w:tcMar>
           </w:tcPr>
           <w:p>
@@ -1871,6 +2043,8 @@
               <w:rPr>
                 <w:rFonts w:ascii="Calibri" w:hAnsi="Calibri"/>
                 <w:b w:val="0"/>
+                <w:i w:val="0"/>
+                <w:color w:val="1E1356"/>
                 <w:sz w:val="18"/>
               </w:rPr>
               <w:t>&lt; 1 hora</w:t>
@@ -1883,9 +2057,9 @@
             <w:vAlign w:val="center"/>
             <w:tcMar>
               <w:top w:w="90" w:type="dxa"/>
-              <w:start w:w="120" w:type="dxa"/>
+              <w:start w:w="140" w:type="dxa"/>
               <w:bottom w:w="90" w:type="dxa"/>
-              <w:end w:w="120" w:type="dxa"/>
+              <w:end w:w="140" w:type="dxa"/>
             </w:tcMar>
           </w:tcPr>
           <w:p>
@@ -1897,9 +2071,11 @@
               <w:rPr>
                 <w:rFonts w:ascii="Calibri" w:hAnsi="Calibri"/>
                 <w:b w:val="0"/>
+                <w:i w:val="0"/>
+                <w:color w:val="1E1356"/>
                 <w:sz w:val="18"/>
               </w:rPr>
-              <w:t>100% de salidas críticas</w:t>
+              <w:t>100% salidas críticas</w:t>
             </w:r>
           </w:p>
         </w:tc>
@@ -1911,9 +2087,9 @@
             <w:vAlign w:val="center"/>
             <w:tcMar>
               <w:top w:w="90" w:type="dxa"/>
-              <w:start w:w="120" w:type="dxa"/>
+              <w:start w:w="140" w:type="dxa"/>
               <w:bottom w:w="90" w:type="dxa"/>
-              <w:end w:w="120" w:type="dxa"/>
+              <w:end w:w="140" w:type="dxa"/>
             </w:tcMar>
           </w:tcPr>
           <w:p>
@@ -1925,6 +2101,8 @@
               <w:rPr>
                 <w:rFonts w:ascii="Calibri" w:hAnsi="Calibri"/>
                 <w:b w:val="0"/>
+                <w:i w:val="0"/>
+                <w:color w:val="1E1356"/>
                 <w:sz w:val="18"/>
               </w:rPr>
               <w:t>MDM</w:t>
@@ -1937,9 +2115,9 @@
             <w:vAlign w:val="center"/>
             <w:tcMar>
               <w:top w:w="90" w:type="dxa"/>
-              <w:start w:w="120" w:type="dxa"/>
+              <w:start w:w="140" w:type="dxa"/>
               <w:bottom w:w="90" w:type="dxa"/>
-              <w:end w:w="120" w:type="dxa"/>
+              <w:end w:w="140" w:type="dxa"/>
             </w:tcMar>
           </w:tcPr>
           <w:p>
@@ -1951,6 +2129,8 @@
               <w:rPr>
                 <w:rFonts w:ascii="Calibri" w:hAnsi="Calibri"/>
                 <w:b w:val="0"/>
+                <w:i w:val="0"/>
+                <w:color w:val="1E1356"/>
                 <w:sz w:val="18"/>
               </w:rPr>
               <w:t>Cobertura progresiva</w:t>
@@ -1963,9 +2143,9 @@
             <w:vAlign w:val="center"/>
             <w:tcMar>
               <w:top w:w="90" w:type="dxa"/>
-              <w:start w:w="120" w:type="dxa"/>
+              <w:start w:w="140" w:type="dxa"/>
               <w:bottom w:w="90" w:type="dxa"/>
-              <w:end w:w="120" w:type="dxa"/>
+              <w:end w:w="140" w:type="dxa"/>
             </w:tcMar>
           </w:tcPr>
           <w:p>
@@ -1977,9 +2157,11 @@
               <w:rPr>
                 <w:rFonts w:ascii="Calibri" w:hAnsi="Calibri"/>
                 <w:b w:val="0"/>
+                <w:i w:val="0"/>
+                <w:color w:val="1E1356"/>
                 <w:sz w:val="18"/>
               </w:rPr>
-              <w:t>85% día 60 / 95% día 90</w:t>
+              <w:t>85% día 60</w:t>
             </w:r>
           </w:p>
         </w:tc>
@@ -1989,9 +2171,9 @@
             <w:vAlign w:val="center"/>
             <w:tcMar>
               <w:top w:w="90" w:type="dxa"/>
-              <w:start w:w="120" w:type="dxa"/>
+              <w:start w:w="140" w:type="dxa"/>
               <w:bottom w:w="90" w:type="dxa"/>
-              <w:end w:w="120" w:type="dxa"/>
+              <w:end w:w="140" w:type="dxa"/>
             </w:tcMar>
           </w:tcPr>
           <w:p>
@@ -2003,9 +2185,11 @@
               <w:rPr>
                 <w:rFonts w:ascii="Calibri" w:hAnsi="Calibri"/>
                 <w:b w:val="0"/>
+                <w:i w:val="0"/>
+                <w:color w:val="1E1356"/>
                 <w:sz w:val="18"/>
               </w:rPr>
-              <w:t>Cifrado y políticas base</w:t>
+              <w:t>95% cifrado día 90</w:t>
             </w:r>
           </w:p>
         </w:tc>
@@ -2017,9 +2201,9 @@
             <w:vAlign w:val="center"/>
             <w:tcMar>
               <w:top w:w="90" w:type="dxa"/>
-              <w:start w:w="120" w:type="dxa"/>
+              <w:start w:w="140" w:type="dxa"/>
               <w:bottom w:w="90" w:type="dxa"/>
-              <w:end w:w="120" w:type="dxa"/>
+              <w:end w:w="140" w:type="dxa"/>
             </w:tcMar>
           </w:tcPr>
           <w:p>
@@ -2031,6 +2215,8 @@
               <w:rPr>
                 <w:rFonts w:ascii="Calibri" w:hAnsi="Calibri"/>
                 <w:b w:val="0"/>
+                <w:i w:val="0"/>
+                <w:color w:val="1E1356"/>
                 <w:sz w:val="18"/>
               </w:rPr>
               <w:t>IA responsable</w:t>
@@ -2043,9 +2229,9 @@
             <w:vAlign w:val="center"/>
             <w:tcMar>
               <w:top w:w="90" w:type="dxa"/>
-              <w:start w:w="120" w:type="dxa"/>
+              <w:start w:w="140" w:type="dxa"/>
               <w:bottom w:w="90" w:type="dxa"/>
-              <w:end w:w="120" w:type="dxa"/>
+              <w:end w:w="140" w:type="dxa"/>
             </w:tcMar>
           </w:tcPr>
           <w:p>
@@ -2057,6 +2243,8 @@
               <w:rPr>
                 <w:rFonts w:ascii="Calibri" w:hAnsi="Calibri"/>
                 <w:b w:val="0"/>
+                <w:i w:val="0"/>
+                <w:color w:val="1E1356"/>
                 <w:sz w:val="18"/>
               </w:rPr>
               <w:t>Pilotos controlados</w:t>
@@ -2069,9 +2257,9 @@
             <w:vAlign w:val="center"/>
             <w:tcMar>
               <w:top w:w="90" w:type="dxa"/>
-              <w:start w:w="120" w:type="dxa"/>
+              <w:start w:w="140" w:type="dxa"/>
               <w:bottom w:w="90" w:type="dxa"/>
-              <w:end w:w="120" w:type="dxa"/>
+              <w:end w:w="140" w:type="dxa"/>
             </w:tcMar>
           </w:tcPr>
           <w:p>
@@ -2083,9 +2271,11 @@
               <w:rPr>
                 <w:rFonts w:ascii="Calibri" w:hAnsi="Calibri"/>
                 <w:b w:val="0"/>
+                <w:i w:val="0"/>
+                <w:color w:val="1E1356"/>
                 <w:sz w:val="18"/>
               </w:rPr>
-              <w:t>2-3 pilotos día 60</w:t>
+              <w:t>2–3 pilotos día 60</w:t>
             </w:r>
           </w:p>
         </w:tc>
@@ -2095,9 +2285,9 @@
             <w:vAlign w:val="center"/>
             <w:tcMar>
               <w:top w:w="90" w:type="dxa"/>
-              <w:start w:w="120" w:type="dxa"/>
+              <w:start w:w="140" w:type="dxa"/>
               <w:bottom w:w="90" w:type="dxa"/>
-              <w:end w:w="120" w:type="dxa"/>
+              <w:end w:w="140" w:type="dxa"/>
             </w:tcMar>
           </w:tcPr>
           <w:p>
@@ -2109,6 +2299,8 @@
               <w:rPr>
                 <w:rFonts w:ascii="Calibri" w:hAnsi="Calibri"/>
                 <w:b w:val="0"/>
+                <w:i w:val="0"/>
+                <w:color w:val="1E1356"/>
                 <w:sz w:val="18"/>
               </w:rPr>
               <w:t>Roadmap IA día 90</w:t>
@@ -2132,13 +2324,16 @@
     </w:p>
     <w:p>
       <w:pPr>
-        <w:spacing w:after="120" w:line="264" w:lineRule="auto"/>
+        <w:spacing w:after="100" w:line="269" w:lineRule="auto"/>
       </w:pPr>
       <w:r>
         <w:rPr>
           <w:rFonts w:ascii="Calibri" w:hAnsi="Calibri"/>
+          <w:i w:val="0"/>
+          <w:color w:val="1E1356"/>
+          <w:sz w:val="21"/>
         </w:rPr>
-        <w:t>Las cifras externas no se usan para sobredimensionar la solucion, sino para justificar por que los controles base son relevantes incluso en empresas medianas o en crecimiento.</w:t>
+        <w:t>Las cifras externas justifican los controles base como relevantes incluso en empresas medianas.</w:t>
       </w:r>
     </w:p>
     <w:tbl>
@@ -2161,11 +2356,11 @@
             <w:vAlign w:val="center"/>
             <w:tcMar>
               <w:top w:w="90" w:type="dxa"/>
-              <w:start w:w="120" w:type="dxa"/>
+              <w:start w:w="140" w:type="dxa"/>
               <w:bottom w:w="90" w:type="dxa"/>
-              <w:end w:w="120" w:type="dxa"/>
+              <w:end w:w="140" w:type="dxa"/>
             </w:tcMar>
-            <w:shd w:fill="F2F4F7"/>
+            <w:shd w:fill="EDE8F6"/>
           </w:tcPr>
           <w:p>
             <w:pPr>
@@ -2176,7 +2371,8 @@
               <w:rPr>
                 <w:rFonts w:ascii="Calibri" w:hAnsi="Calibri"/>
                 <w:b/>
-                <w:color w:val="0B2545"/>
+                <w:i w:val="0"/>
+                <w:color w:val="4B2E83"/>
                 <w:sz w:val="16"/>
               </w:rPr>
               <w:t>Fuente</w:t>
@@ -2189,11 +2385,11 @@
             <w:vAlign w:val="center"/>
             <w:tcMar>
               <w:top w:w="90" w:type="dxa"/>
-              <w:start w:w="120" w:type="dxa"/>
+              <w:start w:w="140" w:type="dxa"/>
               <w:bottom w:w="90" w:type="dxa"/>
-              <w:end w:w="120" w:type="dxa"/>
+              <w:end w:w="140" w:type="dxa"/>
             </w:tcMar>
-            <w:shd w:fill="F2F4F7"/>
+            <w:shd w:fill="EDE8F6"/>
           </w:tcPr>
           <w:p>
             <w:pPr>
@@ -2204,7 +2400,8 @@
               <w:rPr>
                 <w:rFonts w:ascii="Calibri" w:hAnsi="Calibri"/>
                 <w:b/>
-                <w:color w:val="0B2545"/>
+                <w:i w:val="0"/>
+                <w:color w:val="4B2E83"/>
                 <w:sz w:val="16"/>
               </w:rPr>
               <w:t>Dato 2025</w:t>
@@ -2217,11 +2414,11 @@
             <w:vAlign w:val="center"/>
             <w:tcMar>
               <w:top w:w="90" w:type="dxa"/>
-              <w:start w:w="120" w:type="dxa"/>
+              <w:start w:w="140" w:type="dxa"/>
               <w:bottom w:w="90" w:type="dxa"/>
-              <w:end w:w="120" w:type="dxa"/>
+              <w:end w:w="140" w:type="dxa"/>
             </w:tcMar>
-            <w:shd w:fill="F2F4F7"/>
+            <w:shd w:fill="EDE8F6"/>
           </w:tcPr>
           <w:p>
             <w:pPr>
@@ -2232,7 +2429,8 @@
               <w:rPr>
                 <w:rFonts w:ascii="Calibri" w:hAnsi="Calibri"/>
                 <w:b/>
-                <w:color w:val="0B2545"/>
+                <w:i w:val="0"/>
+                <w:color w:val="4B2E83"/>
                 <w:sz w:val="16"/>
               </w:rPr>
               <w:t>Lectura para Paranice</w:t>
@@ -2247,9 +2445,9 @@
             <w:vAlign w:val="center"/>
             <w:tcMar>
               <w:top w:w="90" w:type="dxa"/>
-              <w:start w:w="120" w:type="dxa"/>
+              <w:start w:w="140" w:type="dxa"/>
               <w:bottom w:w="90" w:type="dxa"/>
-              <w:end w:w="120" w:type="dxa"/>
+              <w:end w:w="140" w:type="dxa"/>
             </w:tcMar>
           </w:tcPr>
           <w:p>
@@ -2261,9 +2459,11 @@
               <w:rPr>
                 <w:rFonts w:ascii="Calibri" w:hAnsi="Calibri"/>
                 <w:b w:val="0"/>
+                <w:i w:val="0"/>
+                <w:color w:val="1E1356"/>
                 <w:sz w:val="16"/>
               </w:rPr>
-              <w:t>IBM Cost of a Data Breach</w:t>
+              <w:t>IBM Cost of a Data Breach 2025</w:t>
             </w:r>
           </w:p>
         </w:tc>
@@ -2273,9 +2473,9 @@
             <w:vAlign w:val="center"/>
             <w:tcMar>
               <w:top w:w="90" w:type="dxa"/>
-              <w:start w:w="120" w:type="dxa"/>
+              <w:start w:w="140" w:type="dxa"/>
               <w:bottom w:w="90" w:type="dxa"/>
-              <w:end w:w="120" w:type="dxa"/>
+              <w:end w:w="140" w:type="dxa"/>
             </w:tcMar>
           </w:tcPr>
           <w:p>
@@ -2287,9 +2487,11 @@
               <w:rPr>
                 <w:rFonts w:ascii="Calibri" w:hAnsi="Calibri"/>
                 <w:b w:val="0"/>
+                <w:i w:val="0"/>
+                <w:color w:val="1E1356"/>
                 <w:sz w:val="16"/>
               </w:rPr>
-              <w:t>Costo promedio global de brecha: USD 4.44 millones; organizaciones con IA/automatizacion en seguridad ahorraron USD 1.9 millones y redujeron 80 días el ciclo de brecha.</w:t>
+              <w:t>Costo promedio global: USD 4.44M. Organizaciones con IA/automatización ahorraron USD 1.9M y redujeron 80 días el ciclo de brecha.</w:t>
             </w:r>
           </w:p>
         </w:tc>
@@ -2299,9 +2501,9 @@
             <w:vAlign w:val="center"/>
             <w:tcMar>
               <w:top w:w="90" w:type="dxa"/>
-              <w:start w:w="120" w:type="dxa"/>
+              <w:start w:w="140" w:type="dxa"/>
               <w:bottom w:w="90" w:type="dxa"/>
-              <w:end w:w="120" w:type="dxa"/>
+              <w:end w:w="140" w:type="dxa"/>
             </w:tcMar>
           </w:tcPr>
           <w:p>
@@ -2313,9 +2515,11 @@
               <w:rPr>
                 <w:rFonts w:ascii="Calibri" w:hAnsi="Calibri"/>
                 <w:b w:val="0"/>
+                <w:i w:val="0"/>
+                <w:color w:val="1E1356"/>
                 <w:sz w:val="16"/>
               </w:rPr>
-              <w:t>MFA, logs, MDM, deteccion interna e IA gobernada reducen exposicion y tiempos de respuesta.</w:t>
+              <w:t>MFA, logs, MDM e IA gobernada reducen exposición y tiempo de respuesta.</w:t>
             </w:r>
           </w:p>
         </w:tc>
@@ -2327,9 +2531,9 @@
             <w:vAlign w:val="center"/>
             <w:tcMar>
               <w:top w:w="90" w:type="dxa"/>
-              <w:start w:w="120" w:type="dxa"/>
+              <w:start w:w="140" w:type="dxa"/>
               <w:bottom w:w="90" w:type="dxa"/>
-              <w:end w:w="120" w:type="dxa"/>
+              <w:end w:w="140" w:type="dxa"/>
             </w:tcMar>
           </w:tcPr>
           <w:p>
@@ -2341,9 +2545,11 @@
               <w:rPr>
                 <w:rFonts w:ascii="Calibri" w:hAnsi="Calibri"/>
                 <w:b w:val="0"/>
+                <w:i w:val="0"/>
+                <w:color w:val="1E1356"/>
                 <w:sz w:val="16"/>
               </w:rPr>
-              <w:t>IBM - IA y shadow AI</w:t>
+              <w:t>IBM — Shadow AI 2025</w:t>
             </w:r>
           </w:p>
         </w:tc>
@@ -2353,9 +2559,9 @@
             <w:vAlign w:val="center"/>
             <w:tcMar>
               <w:top w:w="90" w:type="dxa"/>
-              <w:start w:w="120" w:type="dxa"/>
+              <w:start w:w="140" w:type="dxa"/>
               <w:bottom w:w="90" w:type="dxa"/>
-              <w:end w:w="120" w:type="dxa"/>
+              <w:end w:w="140" w:type="dxa"/>
             </w:tcMar>
           </w:tcPr>
           <w:p>
@@ -2367,9 +2573,11 @@
               <w:rPr>
                 <w:rFonts w:ascii="Calibri" w:hAnsi="Calibri"/>
                 <w:b w:val="0"/>
+                <w:i w:val="0"/>
+                <w:color w:val="1E1356"/>
                 <w:sz w:val="16"/>
               </w:rPr>
-              <w:t>13% reporto brechas de modelos/apps IA; 97% de las afectadas no tenia controles de acceso de IA; shadow AI elevo costos promedio en USD 670,000.</w:t>
+              <w:t>13% de organizaciones reportó brechas de modelos/apps IA; 97% sin controles de acceso; shadow AI elevó costos en USD 670K.</w:t>
             </w:r>
           </w:p>
         </w:tc>
@@ -2379,9 +2587,9 @@
             <w:vAlign w:val="center"/>
             <w:tcMar>
               <w:top w:w="90" w:type="dxa"/>
-              <w:start w:w="120" w:type="dxa"/>
+              <w:start w:w="140" w:type="dxa"/>
               <w:bottom w:w="90" w:type="dxa"/>
-              <w:end w:w="120" w:type="dxa"/>
+              <w:end w:w="140" w:type="dxa"/>
             </w:tcMar>
           </w:tcPr>
           <w:p>
@@ -2393,6 +2601,8 @@
               <w:rPr>
                 <w:rFonts w:ascii="Calibri" w:hAnsi="Calibri"/>
                 <w:b w:val="0"/>
+                <w:i w:val="0"/>
+                <w:color w:val="1E1356"/>
                 <w:sz w:val="16"/>
               </w:rPr>
               <w:t>La IA debe entrar con política, datos clasificados y herramientas aprobadas.</w:t>
@@ -2407,9 +2617,9 @@
             <w:vAlign w:val="center"/>
             <w:tcMar>
               <w:top w:w="90" w:type="dxa"/>
-              <w:start w:w="120" w:type="dxa"/>
+              <w:start w:w="140" w:type="dxa"/>
               <w:bottom w:w="90" w:type="dxa"/>
-              <w:end w:w="120" w:type="dxa"/>
+              <w:end w:w="140" w:type="dxa"/>
             </w:tcMar>
           </w:tcPr>
           <w:p>
@@ -2421,6 +2631,8 @@
               <w:rPr>
                 <w:rFonts w:ascii="Calibri" w:hAnsi="Calibri"/>
                 <w:b w:val="0"/>
+                <w:i w:val="0"/>
+                <w:color w:val="1E1356"/>
                 <w:sz w:val="16"/>
               </w:rPr>
               <w:t>Verizon DBIR 2025</w:t>
@@ -2433,9 +2645,9 @@
             <w:vAlign w:val="center"/>
             <w:tcMar>
               <w:top w:w="90" w:type="dxa"/>
-              <w:start w:w="120" w:type="dxa"/>
+              <w:start w:w="140" w:type="dxa"/>
               <w:bottom w:w="90" w:type="dxa"/>
-              <w:end w:w="120" w:type="dxa"/>
+              <w:end w:w="140" w:type="dxa"/>
             </w:tcMar>
           </w:tcPr>
           <w:p>
@@ -2447,9 +2659,11 @@
               <w:rPr>
                 <w:rFonts w:ascii="Calibri" w:hAnsi="Calibri"/>
                 <w:b w:val="0"/>
+                <w:i w:val="0"/>
+                <w:color w:val="1E1356"/>
                 <w:sz w:val="16"/>
               </w:rPr>
-              <w:t>Más de 22,000 incidentes analizados y 12,195 brechas confirmadas; abuso de credenciales 22% y explotacion de vulnerabilidades 20% como vectores iniciales.</w:t>
+              <w:t>22.000+ incidentes analizados; credenciales abusadas en 22% de brechas; vulnerabilidades explotadas en 20%.</w:t>
             </w:r>
           </w:p>
         </w:tc>
@@ -2459,9 +2673,9 @@
             <w:vAlign w:val="center"/>
             <w:tcMar>
               <w:top w:w="90" w:type="dxa"/>
-              <w:start w:w="120" w:type="dxa"/>
+              <w:start w:w="140" w:type="dxa"/>
               <w:bottom w:w="90" w:type="dxa"/>
-              <w:end w:w="120" w:type="dxa"/>
+              <w:end w:w="140" w:type="dxa"/>
             </w:tcMar>
           </w:tcPr>
           <w:p>
@@ -2473,9 +2687,11 @@
               <w:rPr>
                 <w:rFonts w:ascii="Calibri" w:hAnsi="Calibri"/>
                 <w:b w:val="0"/>
+                <w:i w:val="0"/>
+                <w:color w:val="1E1356"/>
                 <w:sz w:val="16"/>
               </w:rPr>
-              <w:t>MFA, mínimo privilegio, gestión de vulnerabilidades y Zero Trust atacan riesgos reales.</w:t>
+              <w:t>MFA, mínimo privilegio, gestión de vulnerabilidades y Zero Trust son respuestas directas.</w:t>
             </w:r>
           </w:p>
         </w:tc>
@@ -2487,9 +2703,9 @@
             <w:vAlign w:val="center"/>
             <w:tcMar>
               <w:top w:w="90" w:type="dxa"/>
-              <w:start w:w="120" w:type="dxa"/>
+              <w:start w:w="140" w:type="dxa"/>
               <w:bottom w:w="90" w:type="dxa"/>
-              <w:end w:w="120" w:type="dxa"/>
+              <w:end w:w="140" w:type="dxa"/>
             </w:tcMar>
           </w:tcPr>
           <w:p>
@@ -2501,6 +2717,8 @@
               <w:rPr>
                 <w:rFonts w:ascii="Calibri" w:hAnsi="Calibri"/>
                 <w:b w:val="0"/>
+                <w:i w:val="0"/>
+                <w:color w:val="1E1356"/>
                 <w:sz w:val="16"/>
               </w:rPr>
               <w:t>McKinsey State of AI 2025</w:t>
@@ -2513,9 +2731,9 @@
             <w:vAlign w:val="center"/>
             <w:tcMar>
               <w:top w:w="90" w:type="dxa"/>
-              <w:start w:w="120" w:type="dxa"/>
+              <w:start w:w="140" w:type="dxa"/>
               <w:bottom w:w="90" w:type="dxa"/>
-              <w:end w:w="120" w:type="dxa"/>
+              <w:end w:w="140" w:type="dxa"/>
             </w:tcMar>
           </w:tcPr>
           <w:p>
@@ -2527,9 +2745,11 @@
               <w:rPr>
                 <w:rFonts w:ascii="Calibri" w:hAnsi="Calibri"/>
                 <w:b w:val="0"/>
+                <w:i w:val="0"/>
+                <w:color w:val="1E1356"/>
                 <w:sz w:val="16"/>
               </w:rPr>
-              <w:t>88% de organizaciones reporta uso regular de IA en al menos una función; 23% escala IA agentica y 39% experimenta con agentes.</w:t>
+              <w:t>88% de organizaciones con uso regular de IA; 23% escala IA agente; 39% experimenta con agentes.</w:t>
             </w:r>
           </w:p>
         </w:tc>
@@ -2539,9 +2759,9 @@
             <w:vAlign w:val="center"/>
             <w:tcMar>
               <w:top w:w="90" w:type="dxa"/>
-              <w:start w:w="120" w:type="dxa"/>
+              <w:start w:w="140" w:type="dxa"/>
               <w:bottom w:w="90" w:type="dxa"/>
-              <w:end w:w="120" w:type="dxa"/>
+              <w:end w:w="140" w:type="dxa"/>
             </w:tcMar>
           </w:tcPr>
           <w:p>
@@ -2553,9 +2773,11 @@
               <w:rPr>
                 <w:rFonts w:ascii="Calibri" w:hAnsi="Calibri"/>
                 <w:b w:val="0"/>
+                <w:i w:val="0"/>
+                <w:color w:val="1E1356"/>
                 <w:sz w:val="16"/>
               </w:rPr>
-              <w:t>Paranice debe adoptar IA con mesura: pilotos útiles primero, agentes críticos despues.</w:t>
+              <w:t>Paranice adopta IA con mesura: pilotos útiles primero, agentes críticos después.</w:t>
             </w:r>
           </w:p>
         </w:tc>
@@ -2568,16 +2790,16 @@
     </w:p>
     <w:p>
       <w:pPr>
-        <w:spacing w:before="0" w:after="80" w:line="240" w:lineRule="auto"/>
+        <w:spacing w:after="60"/>
       </w:pPr>
       <w:r>
         <w:rPr>
           <w:rFonts w:ascii="Calibri" w:hAnsi="Calibri"/>
           <w:i/>
-          <w:color w:val="64748B"/>
-          <w:sz w:val="17"/>
+          <w:color w:val="9E92B8"/>
+          <w:sz w:val="16"/>
         </w:rPr>
-        <w:t>Fuentes: IBM Newsroom 2025, Verizon DBIR 2025, McKinsey State of AI 2025. Detalle de enlaces en seccion Fuentes.</w:t>
+        <w:t>Fuentes: IBM Newsroom 2025 · Verizon DBIR 2025 · McKinsey State of AI 2025. Ver sección 15 para enlaces.</w:t>
       </w:r>
     </w:p>
     <w:p>
@@ -2609,11 +2831,11 @@
             <w:vAlign w:val="center"/>
             <w:tcMar>
               <w:top w:w="90" w:type="dxa"/>
-              <w:start w:w="120" w:type="dxa"/>
+              <w:start w:w="140" w:type="dxa"/>
               <w:bottom w:w="90" w:type="dxa"/>
-              <w:end w:w="120" w:type="dxa"/>
+              <w:end w:w="140" w:type="dxa"/>
             </w:tcMar>
-            <w:shd w:fill="F2F4F7"/>
+            <w:shd w:fill="EDE8F6"/>
           </w:tcPr>
           <w:p>
             <w:pPr>
@@ -2624,7 +2846,8 @@
               <w:rPr>
                 <w:rFonts w:ascii="Calibri" w:hAnsi="Calibri"/>
                 <w:b/>
-                <w:color w:val="0B2545"/>
+                <w:i w:val="0"/>
+                <w:color w:val="4B2E83"/>
                 <w:sz w:val="17"/>
               </w:rPr>
               <w:t>Objetivo</w:t>
@@ -2637,11 +2860,11 @@
             <w:vAlign w:val="center"/>
             <w:tcMar>
               <w:top w:w="90" w:type="dxa"/>
-              <w:start w:w="120" w:type="dxa"/>
+              <w:start w:w="140" w:type="dxa"/>
               <w:bottom w:w="90" w:type="dxa"/>
-              <w:end w:w="120" w:type="dxa"/>
+              <w:end w:w="140" w:type="dxa"/>
             </w:tcMar>
-            <w:shd w:fill="F2F4F7"/>
+            <w:shd w:fill="EDE8F6"/>
           </w:tcPr>
           <w:p>
             <w:pPr>
@@ -2652,7 +2875,8 @@
               <w:rPr>
                 <w:rFonts w:ascii="Calibri" w:hAnsi="Calibri"/>
                 <w:b/>
-                <w:color w:val="0B2545"/>
+                <w:i w:val="0"/>
+                <w:color w:val="4B2E83"/>
                 <w:sz w:val="17"/>
               </w:rPr>
               <w:t>30 días</w:t>
@@ -2665,11 +2889,11 @@
             <w:vAlign w:val="center"/>
             <w:tcMar>
               <w:top w:w="90" w:type="dxa"/>
-              <w:start w:w="120" w:type="dxa"/>
+              <w:start w:w="140" w:type="dxa"/>
               <w:bottom w:w="90" w:type="dxa"/>
-              <w:end w:w="120" w:type="dxa"/>
+              <w:end w:w="140" w:type="dxa"/>
             </w:tcMar>
-            <w:shd w:fill="F2F4F7"/>
+            <w:shd w:fill="EDE8F6"/>
           </w:tcPr>
           <w:p>
             <w:pPr>
@@ -2680,7 +2904,8 @@
               <w:rPr>
                 <w:rFonts w:ascii="Calibri" w:hAnsi="Calibri"/>
                 <w:b/>
-                <w:color w:val="0B2545"/>
+                <w:i w:val="0"/>
+                <w:color w:val="4B2E83"/>
                 <w:sz w:val="17"/>
               </w:rPr>
               <w:t>60 días</w:t>
@@ -2693,11 +2918,11 @@
             <w:vAlign w:val="center"/>
             <w:tcMar>
               <w:top w:w="90" w:type="dxa"/>
-              <w:start w:w="120" w:type="dxa"/>
+              <w:start w:w="140" w:type="dxa"/>
               <w:bottom w:w="90" w:type="dxa"/>
-              <w:end w:w="120" w:type="dxa"/>
+              <w:end w:w="140" w:type="dxa"/>
             </w:tcMar>
-            <w:shd w:fill="F2F4F7"/>
+            <w:shd w:fill="EDE8F6"/>
           </w:tcPr>
           <w:p>
             <w:pPr>
@@ -2708,7 +2933,8 @@
               <w:rPr>
                 <w:rFonts w:ascii="Calibri" w:hAnsi="Calibri"/>
                 <w:b/>
-                <w:color w:val="0B2545"/>
+                <w:i w:val="0"/>
+                <w:color w:val="4B2E83"/>
                 <w:sz w:val="17"/>
               </w:rPr>
               <w:t>90 días</w:t>
@@ -2723,9 +2949,9 @@
             <w:vAlign w:val="center"/>
             <w:tcMar>
               <w:top w:w="90" w:type="dxa"/>
-              <w:start w:w="120" w:type="dxa"/>
+              <w:start w:w="140" w:type="dxa"/>
               <w:bottom w:w="90" w:type="dxa"/>
-              <w:end w:w="120" w:type="dxa"/>
+              <w:end w:w="140" w:type="dxa"/>
             </w:tcMar>
           </w:tcPr>
           <w:p>
@@ -2737,6 +2963,8 @@
               <w:rPr>
                 <w:rFonts w:ascii="Calibri" w:hAnsi="Calibri"/>
                 <w:b w:val="0"/>
+                <w:i w:val="0"/>
+                <w:color w:val="1E1356"/>
                 <w:sz w:val="17"/>
               </w:rPr>
               <w:t>Activos</w:t>
@@ -2749,9 +2977,9 @@
             <w:vAlign w:val="center"/>
             <w:tcMar>
               <w:top w:w="90" w:type="dxa"/>
-              <w:start w:w="120" w:type="dxa"/>
+              <w:start w:w="140" w:type="dxa"/>
               <w:bottom w:w="90" w:type="dxa"/>
-              <w:end w:w="120" w:type="dxa"/>
+              <w:end w:w="140" w:type="dxa"/>
             </w:tcMar>
           </w:tcPr>
           <w:p>
@@ -2763,6 +2991,8 @@
               <w:rPr>
                 <w:rFonts w:ascii="Calibri" w:hAnsi="Calibri"/>
                 <w:b w:val="0"/>
+                <w:i w:val="0"/>
+                <w:color w:val="1E1356"/>
                 <w:sz w:val="17"/>
               </w:rPr>
               <w:t>100% de 79 dispositivos identificados</w:t>
@@ -2775,9 +3005,9 @@
             <w:vAlign w:val="center"/>
             <w:tcMar>
               <w:top w:w="90" w:type="dxa"/>
-              <w:start w:w="120" w:type="dxa"/>
+              <w:start w:w="140" w:type="dxa"/>
               <w:bottom w:w="90" w:type="dxa"/>
-              <w:end w:w="120" w:type="dxa"/>
+              <w:end w:w="140" w:type="dxa"/>
             </w:tcMar>
           </w:tcPr>
           <w:p>
@@ -2789,9 +3019,11 @@
               <w:rPr>
                 <w:rFonts w:ascii="Calibri" w:hAnsi="Calibri"/>
                 <w:b w:val="0"/>
+                <w:i w:val="0"/>
+                <w:color w:val="1E1356"/>
                 <w:sz w:val="17"/>
               </w:rPr>
-              <w:t>85% bajo MDM o plan de enrolamiento</w:t>
+              <w:t>85% bajo MDM o plan</w:t>
             </w:r>
           </w:p>
         </w:tc>
@@ -2801,9 +3033,9 @@
             <w:vAlign w:val="center"/>
             <w:tcMar>
               <w:top w:w="90" w:type="dxa"/>
-              <w:start w:w="120" w:type="dxa"/>
+              <w:start w:w="140" w:type="dxa"/>
               <w:bottom w:w="90" w:type="dxa"/>
-              <w:end w:w="120" w:type="dxa"/>
+              <w:end w:w="140" w:type="dxa"/>
             </w:tcMar>
           </w:tcPr>
           <w:p>
@@ -2815,9 +3047,11 @@
               <w:rPr>
                 <w:rFonts w:ascii="Calibri" w:hAnsi="Calibri"/>
                 <w:b w:val="0"/>
+                <w:i w:val="0"/>
+                <w:color w:val="1E1356"/>
                 <w:sz w:val="17"/>
               </w:rPr>
-              <w:t>95% cifrados y con políticas base</w:t>
+              <w:t>95% cifrados con políticas base</w:t>
             </w:r>
           </w:p>
         </w:tc>
@@ -2829,9 +3063,9 @@
             <w:vAlign w:val="center"/>
             <w:tcMar>
               <w:top w:w="90" w:type="dxa"/>
-              <w:start w:w="120" w:type="dxa"/>
+              <w:start w:w="140" w:type="dxa"/>
               <w:bottom w:w="90" w:type="dxa"/>
-              <w:end w:w="120" w:type="dxa"/>
+              <w:end w:w="140" w:type="dxa"/>
             </w:tcMar>
           </w:tcPr>
           <w:p>
@@ -2843,6 +3077,8 @@
               <w:rPr>
                 <w:rFonts w:ascii="Calibri" w:hAnsi="Calibri"/>
                 <w:b w:val="0"/>
+                <w:i w:val="0"/>
+                <w:color w:val="1E1356"/>
                 <w:sz w:val="17"/>
               </w:rPr>
               <w:t>Accesos</w:t>
@@ -2855,9 +3091,9 @@
             <w:vAlign w:val="center"/>
             <w:tcMar>
               <w:top w:w="90" w:type="dxa"/>
-              <w:start w:w="120" w:type="dxa"/>
+              <w:start w:w="140" w:type="dxa"/>
               <w:bottom w:w="90" w:type="dxa"/>
-              <w:end w:w="120" w:type="dxa"/>
+              <w:end w:w="140" w:type="dxa"/>
             </w:tcMar>
           </w:tcPr>
           <w:p>
@@ -2869,6 +3105,8 @@
               <w:rPr>
                 <w:rFonts w:ascii="Calibri" w:hAnsi="Calibri"/>
                 <w:b w:val="0"/>
+                <w:i w:val="0"/>
+                <w:color w:val="1E1356"/>
                 <w:sz w:val="17"/>
               </w:rPr>
               <w:t>MFA en admins y apps críticas</w:t>
@@ -2881,9 +3119,9 @@
             <w:vAlign w:val="center"/>
             <w:tcMar>
               <w:top w:w="90" w:type="dxa"/>
-              <w:start w:w="120" w:type="dxa"/>
+              <w:start w:w="140" w:type="dxa"/>
               <w:bottom w:w="90" w:type="dxa"/>
-              <w:end w:w="120" w:type="dxa"/>
+              <w:end w:w="140" w:type="dxa"/>
             </w:tcMar>
           </w:tcPr>
           <w:p>
@@ -2895,6 +3133,8 @@
               <w:rPr>
                 <w:rFonts w:ascii="Calibri" w:hAnsi="Calibri"/>
                 <w:b w:val="0"/>
+                <w:i w:val="0"/>
+                <w:color w:val="1E1356"/>
                 <w:sz w:val="17"/>
               </w:rPr>
               <w:t>Matriz por rol aprobada</w:t>
@@ -2907,9 +3147,9 @@
             <w:vAlign w:val="center"/>
             <w:tcMar>
               <w:top w:w="90" w:type="dxa"/>
-              <w:start w:w="120" w:type="dxa"/>
+              <w:start w:w="140" w:type="dxa"/>
               <w:bottom w:w="90" w:type="dxa"/>
-              <w:end w:w="120" w:type="dxa"/>
+              <w:end w:w="140" w:type="dxa"/>
             </w:tcMar>
           </w:tcPr>
           <w:p>
@@ -2921,9 +3161,11 @@
               <w:rPr>
                 <w:rFonts w:ascii="Calibri" w:hAnsi="Calibri"/>
                 <w:b w:val="0"/>
+                <w:i w:val="0"/>
+                <w:color w:val="1E1356"/>
                 <w:sz w:val="17"/>
               </w:rPr>
-              <w:t>SSO/SCIM donde licenciamiento lo permita</w:t>
+              <w:t>SSO/SCIM donde aplique</w:t>
             </w:r>
           </w:p>
         </w:tc>
@@ -2935,9 +3177,9 @@
             <w:vAlign w:val="center"/>
             <w:tcMar>
               <w:top w:w="90" w:type="dxa"/>
-              <w:start w:w="120" w:type="dxa"/>
+              <w:start w:w="140" w:type="dxa"/>
               <w:bottom w:w="90" w:type="dxa"/>
-              <w:end w:w="120" w:type="dxa"/>
+              <w:end w:w="140" w:type="dxa"/>
             </w:tcMar>
           </w:tcPr>
           <w:p>
@@ -2949,6 +3191,8 @@
               <w:rPr>
                 <w:rFonts w:ascii="Calibri" w:hAnsi="Calibri"/>
                 <w:b w:val="0"/>
+                <w:i w:val="0"/>
+                <w:color w:val="1E1356"/>
                 <w:sz w:val="17"/>
               </w:rPr>
               <w:t>Offboarding</w:t>
@@ -2961,9 +3205,9 @@
             <w:vAlign w:val="center"/>
             <w:tcMar>
               <w:top w:w="90" w:type="dxa"/>
-              <w:start w:w="120" w:type="dxa"/>
+              <w:start w:w="140" w:type="dxa"/>
               <w:bottom w:w="90" w:type="dxa"/>
-              <w:end w:w="120" w:type="dxa"/>
+              <w:end w:w="140" w:type="dxa"/>
             </w:tcMar>
           </w:tcPr>
           <w:p>
@@ -2975,9 +3219,11 @@
               <w:rPr>
                 <w:rFonts w:ascii="Calibri" w:hAnsi="Calibri"/>
                 <w:b w:val="0"/>
+                <w:i w:val="0"/>
+                <w:color w:val="1E1356"/>
                 <w:sz w:val="17"/>
               </w:rPr>
-              <w:t>Checklist y SLA implementados</w:t>
+              <w:t>Checklist y SLA operativos</w:t>
             </w:r>
           </w:p>
         </w:tc>
@@ -2987,9 +3233,9 @@
             <w:vAlign w:val="center"/>
             <w:tcMar>
               <w:top w:w="90" w:type="dxa"/>
-              <w:start w:w="120" w:type="dxa"/>
+              <w:start w:w="140" w:type="dxa"/>
               <w:bottom w:w="90" w:type="dxa"/>
-              <w:end w:w="120" w:type="dxa"/>
+              <w:end w:w="140" w:type="dxa"/>
             </w:tcMar>
           </w:tcPr>
           <w:p>
@@ -3001,9 +3247,11 @@
               <w:rPr>
                 <w:rFonts w:ascii="Calibri" w:hAnsi="Calibri"/>
                 <w:b w:val="0"/>
+                <w:i w:val="0"/>
+                <w:color w:val="1E1356"/>
                 <w:sz w:val="17"/>
               </w:rPr>
-              <w:t>Integrado con RRHH/Finanzas</w:t>
+              <w:t>Integrado con RRHH y Finanzas</w:t>
             </w:r>
           </w:p>
         </w:tc>
@@ -3013,9 +3261,9 @@
             <w:vAlign w:val="center"/>
             <w:tcMar>
               <w:top w:w="90" w:type="dxa"/>
-              <w:start w:w="120" w:type="dxa"/>
+              <w:start w:w="140" w:type="dxa"/>
               <w:bottom w:w="90" w:type="dxa"/>
-              <w:end w:w="120" w:type="dxa"/>
+              <w:end w:w="140" w:type="dxa"/>
             </w:tcMar>
           </w:tcPr>
           <w:p>
@@ -3027,6 +3275,8 @@
               <w:rPr>
                 <w:rFonts w:ascii="Calibri" w:hAnsi="Calibri"/>
                 <w:b w:val="0"/>
+                <w:i w:val="0"/>
+                <w:color w:val="1E1356"/>
                 <w:sz w:val="17"/>
               </w:rPr>
               <w:t>Auditoría y mejora del proceso</w:t>
@@ -3041,9 +3291,9 @@
             <w:vAlign w:val="center"/>
             <w:tcMar>
               <w:top w:w="90" w:type="dxa"/>
-              <w:start w:w="120" w:type="dxa"/>
+              <w:start w:w="140" w:type="dxa"/>
               <w:bottom w:w="90" w:type="dxa"/>
-              <w:end w:w="120" w:type="dxa"/>
+              <w:end w:w="140" w:type="dxa"/>
             </w:tcMar>
           </w:tcPr>
           <w:p>
@@ -3055,6 +3305,8 @@
               <w:rPr>
                 <w:rFonts w:ascii="Calibri" w:hAnsi="Calibri"/>
                 <w:b w:val="0"/>
+                <w:i w:val="0"/>
+                <w:color w:val="1E1356"/>
                 <w:sz w:val="17"/>
               </w:rPr>
               <w:t>Stock</w:t>
@@ -3067,9 +3319,9 @@
             <w:vAlign w:val="center"/>
             <w:tcMar>
               <w:top w:w="90" w:type="dxa"/>
-              <w:start w:w="120" w:type="dxa"/>
+              <w:start w:w="140" w:type="dxa"/>
               <w:bottom w:w="90" w:type="dxa"/>
-              <w:end w:w="120" w:type="dxa"/>
+              <w:end w:w="140" w:type="dxa"/>
             </w:tcMar>
           </w:tcPr>
           <w:p>
@@ -3081,9 +3333,11 @@
               <w:rPr>
                 <w:rFonts w:ascii="Calibri" w:hAnsi="Calibri"/>
                 <w:b w:val="0"/>
+                <w:i w:val="0"/>
+                <w:color w:val="1E1356"/>
                 <w:sz w:val="17"/>
               </w:rPr>
-              <w:t>Política aprobada</w:t>
+              <w:t>Política de stock aprobada</w:t>
             </w:r>
           </w:p>
         </w:tc>
@@ -3093,9 +3347,9 @@
             <w:vAlign w:val="center"/>
             <w:tcMar>
               <w:top w:w="90" w:type="dxa"/>
-              <w:start w:w="120" w:type="dxa"/>
+              <w:start w:w="140" w:type="dxa"/>
               <w:bottom w:w="90" w:type="dxa"/>
-              <w:end w:w="120" w:type="dxa"/>
+              <w:end w:w="140" w:type="dxa"/>
             </w:tcMar>
           </w:tcPr>
           <w:p>
@@ -3107,9 +3361,11 @@
               <w:rPr>
                 <w:rFonts w:ascii="Calibri" w:hAnsi="Calibri"/>
                 <w:b w:val="0"/>
+                <w:i w:val="0"/>
+                <w:color w:val="1E1356"/>
                 <w:sz w:val="17"/>
               </w:rPr>
-              <w:t>8 equipos disponibles o compra activa</w:t>
+              <w:t>8 equipos disponibles o en compra</w:t>
             </w:r>
           </w:p>
         </w:tc>
@@ -3119,9 +3375,9 @@
             <w:vAlign w:val="center"/>
             <w:tcMar>
               <w:top w:w="90" w:type="dxa"/>
-              <w:start w:w="120" w:type="dxa"/>
+              <w:start w:w="140" w:type="dxa"/>
               <w:bottom w:w="90" w:type="dxa"/>
-              <w:end w:w="120" w:type="dxa"/>
+              <w:end w:w="140" w:type="dxa"/>
             </w:tcMar>
           </w:tcPr>
           <w:p>
@@ -3133,9 +3389,11 @@
               <w:rPr>
                 <w:rFonts w:ascii="Calibri" w:hAnsi="Calibri"/>
                 <w:b w:val="0"/>
+                <w:i w:val="0"/>
+                <w:color w:val="1E1356"/>
                 <w:sz w:val="17"/>
               </w:rPr>
-              <w:t>Punto de reposicion operativo</w:t>
+              <w:t>Punto de reposición activo</w:t>
             </w:r>
           </w:p>
         </w:tc>
@@ -3147,9 +3405,9 @@
             <w:vAlign w:val="center"/>
             <w:tcMar>
               <w:top w:w="90" w:type="dxa"/>
-              <w:start w:w="120" w:type="dxa"/>
+              <w:start w:w="140" w:type="dxa"/>
               <w:bottom w:w="90" w:type="dxa"/>
-              <w:end w:w="120" w:type="dxa"/>
+              <w:end w:w="140" w:type="dxa"/>
             </w:tcMar>
           </w:tcPr>
           <w:p>
@@ -3161,9 +3419,11 @@
               <w:rPr>
                 <w:rFonts w:ascii="Calibri" w:hAnsi="Calibri"/>
                 <w:b w:val="0"/>
+                <w:i w:val="0"/>
+                <w:color w:val="1E1356"/>
                 <w:sz w:val="17"/>
               </w:rPr>
-              <w:t>RRHH -&gt; IT</w:t>
+              <w:t>RRHH → IT</w:t>
             </w:r>
           </w:p>
         </w:tc>
@@ -3173,9 +3433,9 @@
             <w:vAlign w:val="center"/>
             <w:tcMar>
               <w:top w:w="90" w:type="dxa"/>
-              <w:start w:w="120" w:type="dxa"/>
+              <w:start w:w="140" w:type="dxa"/>
               <w:bottom w:w="90" w:type="dxa"/>
-              <w:end w:w="120" w:type="dxa"/>
+              <w:end w:w="140" w:type="dxa"/>
             </w:tcMar>
           </w:tcPr>
           <w:p>
@@ -3187,6 +3447,8 @@
               <w:rPr>
                 <w:rFonts w:ascii="Calibri" w:hAnsi="Calibri"/>
                 <w:b w:val="0"/>
+                <w:i w:val="0"/>
+                <w:color w:val="1E1356"/>
                 <w:sz w:val="17"/>
               </w:rPr>
               <w:t>Responsabilidades técnicas transferidas</w:t>
@@ -3199,9 +3461,9 @@
             <w:vAlign w:val="center"/>
             <w:tcMar>
               <w:top w:w="90" w:type="dxa"/>
-              <w:start w:w="120" w:type="dxa"/>
+              <w:start w:w="140" w:type="dxa"/>
               <w:bottom w:w="90" w:type="dxa"/>
-              <w:end w:w="120" w:type="dxa"/>
+              <w:end w:w="140" w:type="dxa"/>
             </w:tcMar>
           </w:tcPr>
           <w:p>
@@ -3213,6 +3475,8 @@
               <w:rPr>
                 <w:rFonts w:ascii="Calibri" w:hAnsi="Calibri"/>
                 <w:b w:val="0"/>
+                <w:i w:val="0"/>
+                <w:color w:val="1E1356"/>
                 <w:sz w:val="17"/>
               </w:rPr>
               <w:t>RRHH como solicitante/aprobador</w:t>
@@ -3225,9 +3489,9 @@
             <w:vAlign w:val="center"/>
             <w:tcMar>
               <w:top w:w="90" w:type="dxa"/>
-              <w:start w:w="120" w:type="dxa"/>
+              <w:start w:w="140" w:type="dxa"/>
               <w:bottom w:w="90" w:type="dxa"/>
-              <w:end w:w="120" w:type="dxa"/>
+              <w:end w:w="140" w:type="dxa"/>
             </w:tcMar>
           </w:tcPr>
           <w:p>
@@ -3239,9 +3503,11 @@
               <w:rPr>
                 <w:rFonts w:ascii="Calibri" w:hAnsi="Calibri"/>
                 <w:b w:val="0"/>
+                <w:i w:val="0"/>
+                <w:color w:val="1E1356"/>
                 <w:sz w:val="17"/>
               </w:rPr>
-              <w:t>Gobierno IT con KPIs</w:t>
+              <w:t>IT con KPIs y dashboard</w:t>
             </w:r>
           </w:p>
         </w:tc>
@@ -3253,9 +3519,9 @@
             <w:vAlign w:val="center"/>
             <w:tcMar>
               <w:top w:w="90" w:type="dxa"/>
-              <w:start w:w="120" w:type="dxa"/>
+              <w:start w:w="140" w:type="dxa"/>
               <w:bottom w:w="90" w:type="dxa"/>
-              <w:end w:w="120" w:type="dxa"/>
+              <w:end w:w="140" w:type="dxa"/>
             </w:tcMar>
           </w:tcPr>
           <w:p>
@@ -3267,6 +3533,8 @@
               <w:rPr>
                 <w:rFonts w:ascii="Calibri" w:hAnsi="Calibri"/>
                 <w:b w:val="0"/>
+                <w:i w:val="0"/>
+                <w:color w:val="1E1356"/>
                 <w:sz w:val="17"/>
               </w:rPr>
               <w:t>IA</w:t>
@@ -3279,9 +3547,9 @@
             <w:vAlign w:val="center"/>
             <w:tcMar>
               <w:top w:w="90" w:type="dxa"/>
-              <w:start w:w="120" w:type="dxa"/>
+              <w:start w:w="140" w:type="dxa"/>
               <w:bottom w:w="90" w:type="dxa"/>
-              <w:end w:w="120" w:type="dxa"/>
+              <w:end w:w="140" w:type="dxa"/>
             </w:tcMar>
           </w:tcPr>
           <w:p>
@@ -3293,6 +3561,8 @@
               <w:rPr>
                 <w:rFonts w:ascii="Calibri" w:hAnsi="Calibri"/>
                 <w:b w:val="0"/>
+                <w:i w:val="0"/>
+                <w:color w:val="1E1356"/>
                 <w:sz w:val="17"/>
               </w:rPr>
               <w:t>Política e inventario de uso</w:t>
@@ -3305,9 +3575,9 @@
             <w:vAlign w:val="center"/>
             <w:tcMar>
               <w:top w:w="90" w:type="dxa"/>
-              <w:start w:w="120" w:type="dxa"/>
+              <w:start w:w="140" w:type="dxa"/>
               <w:bottom w:w="90" w:type="dxa"/>
-              <w:end w:w="120" w:type="dxa"/>
+              <w:end w:w="140" w:type="dxa"/>
             </w:tcMar>
           </w:tcPr>
           <w:p>
@@ -3319,9 +3589,11 @@
               <w:rPr>
                 <w:rFonts w:ascii="Calibri" w:hAnsi="Calibri"/>
                 <w:b w:val="0"/>
+                <w:i w:val="0"/>
+                <w:color w:val="1E1356"/>
                 <w:sz w:val="17"/>
               </w:rPr>
-              <w:t>2-3 pilotos medidos</w:t>
+              <w:t>2–3 pilotos medidos</w:t>
             </w:r>
           </w:p>
         </w:tc>
@@ -3331,9 +3603,9 @@
             <w:vAlign w:val="center"/>
             <w:tcMar>
               <w:top w:w="90" w:type="dxa"/>
-              <w:start w:w="120" w:type="dxa"/>
+              <w:start w:w="140" w:type="dxa"/>
               <w:bottom w:w="90" w:type="dxa"/>
-              <w:end w:w="120" w:type="dxa"/>
+              <w:end w:w="140" w:type="dxa"/>
             </w:tcMar>
           </w:tcPr>
           <w:p>
@@ -3345,9 +3617,11 @@
               <w:rPr>
                 <w:rFonts w:ascii="Calibri" w:hAnsi="Calibri"/>
                 <w:b w:val="0"/>
+                <w:i w:val="0"/>
+                <w:color w:val="1E1356"/>
                 <w:sz w:val="17"/>
               </w:rPr>
-              <w:t>Roadmap IA 6-12 meses</w:t>
+              <w:t>Roadmap IA 6–12 meses</w:t>
             </w:r>
           </w:p>
         </w:tc>
@@ -3363,18 +3637,21 @@
         <w:pStyle w:val="Heading1"/>
       </w:pPr>
       <w:r>
-        <w:t>6. Modelo operativo propuesto</w:t>
+        <w:t>6. Modelo operativo RRHH / IT / Finanzas</w:t>
       </w:r>
     </w:p>
     <w:p>
       <w:pPr>
-        <w:spacing w:after="120" w:line="264" w:lineRule="auto"/>
+        <w:spacing w:after="100" w:line="269" w:lineRule="auto"/>
       </w:pPr>
       <w:r>
         <w:rPr>
           <w:rFonts w:ascii="Calibri" w:hAnsi="Calibri"/>
+          <w:i w:val="0"/>
+          <w:color w:val="1E1356"/>
+          <w:sz w:val="21"/>
         </w:rPr>
-        <w:t>El modelo separa responsabilidades para reducir riesgo y evitar friccion. RRHH conserva el ownership del evento laboral; IT asume la ejecucion técnica; Finanzas controla activos, licencias y compras; los lideres aprueban accesos por rol.</w:t>
+        <w:t>Separamos responsabilidades para reducir riesgo y evitar fricción. RRHH conserva el ownership del evento laboral; IT asume la ejecución técnica; Finanzas controla activos y compras; los líderes aprueban accesos.</w:t>
       </w:r>
     </w:p>
     <w:tbl>
@@ -3399,11 +3676,11 @@
             <w:vAlign w:val="center"/>
             <w:tcMar>
               <w:top w:w="90" w:type="dxa"/>
-              <w:start w:w="120" w:type="dxa"/>
+              <w:start w:w="140" w:type="dxa"/>
               <w:bottom w:w="90" w:type="dxa"/>
-              <w:end w:w="120" w:type="dxa"/>
+              <w:end w:w="140" w:type="dxa"/>
             </w:tcMar>
-            <w:shd w:fill="F2F4F7"/>
+            <w:shd w:fill="EDE8F6"/>
           </w:tcPr>
           <w:p>
             <w:pPr>
@@ -3414,7 +3691,8 @@
               <w:rPr>
                 <w:rFonts w:ascii="Calibri" w:hAnsi="Calibri"/>
                 <w:b/>
-                <w:color w:val="0B2545"/>
+                <w:i w:val="0"/>
+                <w:color w:val="4B2E83"/>
                 <w:sz w:val="17"/>
               </w:rPr>
               <w:t>Proceso</w:t>
@@ -3427,11 +3705,11 @@
             <w:vAlign w:val="center"/>
             <w:tcMar>
               <w:top w:w="90" w:type="dxa"/>
-              <w:start w:w="120" w:type="dxa"/>
+              <w:start w:w="140" w:type="dxa"/>
               <w:bottom w:w="90" w:type="dxa"/>
-              <w:end w:w="120" w:type="dxa"/>
+              <w:end w:w="140" w:type="dxa"/>
             </w:tcMar>
-            <w:shd w:fill="F2F4F7"/>
+            <w:shd w:fill="EDE8F6"/>
           </w:tcPr>
           <w:p>
             <w:pPr>
@@ -3442,7 +3720,8 @@
               <w:rPr>
                 <w:rFonts w:ascii="Calibri" w:hAnsi="Calibri"/>
                 <w:b/>
-                <w:color w:val="0B2545"/>
+                <w:i w:val="0"/>
+                <w:color w:val="4B2E83"/>
                 <w:sz w:val="17"/>
               </w:rPr>
               <w:t>RRHH</w:t>
@@ -3455,11 +3734,11 @@
             <w:vAlign w:val="center"/>
             <w:tcMar>
               <w:top w:w="90" w:type="dxa"/>
-              <w:start w:w="120" w:type="dxa"/>
+              <w:start w:w="140" w:type="dxa"/>
               <w:bottom w:w="90" w:type="dxa"/>
-              <w:end w:w="120" w:type="dxa"/>
+              <w:end w:w="140" w:type="dxa"/>
             </w:tcMar>
-            <w:shd w:fill="F2F4F7"/>
+            <w:shd w:fill="EDE8F6"/>
           </w:tcPr>
           <w:p>
             <w:pPr>
@@ -3470,7 +3749,8 @@
               <w:rPr>
                 <w:rFonts w:ascii="Calibri" w:hAnsi="Calibri"/>
                 <w:b/>
-                <w:color w:val="0B2545"/>
+                <w:i w:val="0"/>
+                <w:color w:val="4B2E83"/>
                 <w:sz w:val="17"/>
               </w:rPr>
               <w:t>IT</w:t>
@@ -3483,11 +3763,11 @@
             <w:vAlign w:val="center"/>
             <w:tcMar>
               <w:top w:w="90" w:type="dxa"/>
-              <w:start w:w="120" w:type="dxa"/>
+              <w:start w:w="140" w:type="dxa"/>
               <w:bottom w:w="90" w:type="dxa"/>
-              <w:end w:w="120" w:type="dxa"/>
+              <w:end w:w="140" w:type="dxa"/>
             </w:tcMar>
-            <w:shd w:fill="F2F4F7"/>
+            <w:shd w:fill="EDE8F6"/>
           </w:tcPr>
           <w:p>
             <w:pPr>
@@ -3498,7 +3778,8 @@
               <w:rPr>
                 <w:rFonts w:ascii="Calibri" w:hAnsi="Calibri"/>
                 <w:b/>
-                <w:color w:val="0B2545"/>
+                <w:i w:val="0"/>
+                <w:color w:val="4B2E83"/>
                 <w:sz w:val="17"/>
               </w:rPr>
               <w:t>Finanzas</w:t>
@@ -3511,11 +3792,11 @@
             <w:vAlign w:val="center"/>
             <w:tcMar>
               <w:top w:w="90" w:type="dxa"/>
-              <w:start w:w="120" w:type="dxa"/>
+              <w:start w:w="140" w:type="dxa"/>
               <w:bottom w:w="90" w:type="dxa"/>
-              <w:end w:w="120" w:type="dxa"/>
+              <w:end w:w="140" w:type="dxa"/>
             </w:tcMar>
-            <w:shd w:fill="F2F4F7"/>
+            <w:shd w:fill="EDE8F6"/>
           </w:tcPr>
           <w:p>
             <w:pPr>
@@ -3526,10 +3807,11 @@
               <w:rPr>
                 <w:rFonts w:ascii="Calibri" w:hAnsi="Calibri"/>
                 <w:b/>
-                <w:color w:val="0B2545"/>
+                <w:i w:val="0"/>
+                <w:color w:val="4B2E83"/>
                 <w:sz w:val="17"/>
               </w:rPr>
-              <w:t>Lider/Legal</w:t>
+              <w:t>Líder/Legal</w:t>
             </w:r>
           </w:p>
         </w:tc>
@@ -3541,9 +3823,9 @@
             <w:vAlign w:val="center"/>
             <w:tcMar>
               <w:top w:w="90" w:type="dxa"/>
-              <w:start w:w="120" w:type="dxa"/>
+              <w:start w:w="140" w:type="dxa"/>
               <w:bottom w:w="90" w:type="dxa"/>
-              <w:end w:w="120" w:type="dxa"/>
+              <w:end w:w="140" w:type="dxa"/>
             </w:tcMar>
           </w:tcPr>
           <w:p>
@@ -3555,6 +3837,8 @@
               <w:rPr>
                 <w:rFonts w:ascii="Calibri" w:hAnsi="Calibri"/>
                 <w:b w:val="0"/>
+                <w:i w:val="0"/>
+                <w:color w:val="1E1356"/>
                 <w:sz w:val="17"/>
               </w:rPr>
               <w:t>Alta colaborador</w:t>
@@ -3567,9 +3851,9 @@
             <w:vAlign w:val="center"/>
             <w:tcMar>
               <w:top w:w="90" w:type="dxa"/>
-              <w:start w:w="120" w:type="dxa"/>
+              <w:start w:w="140" w:type="dxa"/>
               <w:bottom w:w="90" w:type="dxa"/>
-              <w:end w:w="120" w:type="dxa"/>
+              <w:end w:w="140" w:type="dxa"/>
             </w:tcMar>
           </w:tcPr>
           <w:p>
@@ -3581,6 +3865,8 @@
               <w:rPr>
                 <w:rFonts w:ascii="Calibri" w:hAnsi="Calibri"/>
                 <w:b w:val="0"/>
+                <w:i w:val="0"/>
+                <w:color w:val="1E1356"/>
                 <w:sz w:val="17"/>
               </w:rPr>
               <w:t>A/R evento laboral</w:t>
@@ -3593,9 +3879,9 @@
             <w:vAlign w:val="center"/>
             <w:tcMar>
               <w:top w:w="90" w:type="dxa"/>
-              <w:start w:w="120" w:type="dxa"/>
+              <w:start w:w="140" w:type="dxa"/>
               <w:bottom w:w="90" w:type="dxa"/>
-              <w:end w:w="120" w:type="dxa"/>
+              <w:end w:w="140" w:type="dxa"/>
             </w:tcMar>
           </w:tcPr>
           <w:p>
@@ -3607,6 +3893,8 @@
               <w:rPr>
                 <w:rFonts w:ascii="Calibri" w:hAnsi="Calibri"/>
                 <w:b w:val="0"/>
+                <w:i w:val="0"/>
+                <w:color w:val="1E1356"/>
                 <w:sz w:val="17"/>
               </w:rPr>
               <w:t>R técnico</w:t>
@@ -3619,9 +3907,9 @@
             <w:vAlign w:val="center"/>
             <w:tcMar>
               <w:top w:w="90" w:type="dxa"/>
-              <w:start w:w="120" w:type="dxa"/>
+              <w:start w:w="140" w:type="dxa"/>
               <w:bottom w:w="90" w:type="dxa"/>
-              <w:end w:w="120" w:type="dxa"/>
+              <w:end w:w="140" w:type="dxa"/>
             </w:tcMar>
           </w:tcPr>
           <w:p>
@@ -3633,6 +3921,8 @@
               <w:rPr>
                 <w:rFonts w:ascii="Calibri" w:hAnsi="Calibri"/>
                 <w:b w:val="0"/>
+                <w:i w:val="0"/>
+                <w:color w:val="1E1356"/>
                 <w:sz w:val="17"/>
               </w:rPr>
               <w:t>C activos/licencias</w:t>
@@ -3645,9 +3935,9 @@
             <w:vAlign w:val="center"/>
             <w:tcMar>
               <w:top w:w="90" w:type="dxa"/>
-              <w:start w:w="120" w:type="dxa"/>
+              <w:start w:w="140" w:type="dxa"/>
               <w:bottom w:w="90" w:type="dxa"/>
-              <w:end w:w="120" w:type="dxa"/>
+              <w:end w:w="140" w:type="dxa"/>
             </w:tcMar>
           </w:tcPr>
           <w:p>
@@ -3659,9 +3949,11 @@
               <w:rPr>
                 <w:rFonts w:ascii="Calibri" w:hAnsi="Calibri"/>
                 <w:b w:val="0"/>
+                <w:i w:val="0"/>
+                <w:color w:val="1E1356"/>
                 <w:sz w:val="17"/>
               </w:rPr>
-              <w:t>Lider aprueba rol</w:t>
+              <w:t>Líder aprueba rol</w:t>
             </w:r>
           </w:p>
         </w:tc>
@@ -3673,9 +3965,9 @@
             <w:vAlign w:val="center"/>
             <w:tcMar>
               <w:top w:w="90" w:type="dxa"/>
-              <w:start w:w="120" w:type="dxa"/>
+              <w:start w:w="140" w:type="dxa"/>
               <w:bottom w:w="90" w:type="dxa"/>
-              <w:end w:w="120" w:type="dxa"/>
+              <w:end w:w="140" w:type="dxa"/>
             </w:tcMar>
           </w:tcPr>
           <w:p>
@@ -3687,6 +3979,8 @@
               <w:rPr>
                 <w:rFonts w:ascii="Calibri" w:hAnsi="Calibri"/>
                 <w:b w:val="0"/>
+                <w:i w:val="0"/>
+                <w:color w:val="1E1356"/>
                 <w:sz w:val="17"/>
               </w:rPr>
               <w:t>Baja colaborador</w:t>
@@ -3699,9 +3993,9 @@
             <w:vAlign w:val="center"/>
             <w:tcMar>
               <w:top w:w="90" w:type="dxa"/>
-              <w:start w:w="120" w:type="dxa"/>
+              <w:start w:w="140" w:type="dxa"/>
               <w:bottom w:w="90" w:type="dxa"/>
-              <w:end w:w="120" w:type="dxa"/>
+              <w:end w:w="140" w:type="dxa"/>
             </w:tcMar>
           </w:tcPr>
           <w:p>
@@ -3713,6 +4007,8 @@
               <w:rPr>
                 <w:rFonts w:ascii="Calibri" w:hAnsi="Calibri"/>
                 <w:b w:val="0"/>
+                <w:i w:val="0"/>
+                <w:color w:val="1E1356"/>
                 <w:sz w:val="17"/>
               </w:rPr>
               <w:t>A/R fecha efectiva</w:t>
@@ -3725,9 +4021,9 @@
             <w:vAlign w:val="center"/>
             <w:tcMar>
               <w:top w:w="90" w:type="dxa"/>
-              <w:start w:w="120" w:type="dxa"/>
+              <w:start w:w="140" w:type="dxa"/>
               <w:bottom w:w="90" w:type="dxa"/>
-              <w:end w:w="120" w:type="dxa"/>
+              <w:end w:w="140" w:type="dxa"/>
             </w:tcMar>
           </w:tcPr>
           <w:p>
@@ -3739,6 +4035,8 @@
               <w:rPr>
                 <w:rFonts w:ascii="Calibri" w:hAnsi="Calibri"/>
                 <w:b w:val="0"/>
+                <w:i w:val="0"/>
+                <w:color w:val="1E1356"/>
                 <w:sz w:val="17"/>
               </w:rPr>
               <w:t>A/R accesos y equipos</w:t>
@@ -3751,9 +4049,9 @@
             <w:vAlign w:val="center"/>
             <w:tcMar>
               <w:top w:w="90" w:type="dxa"/>
-              <w:start w:w="120" w:type="dxa"/>
+              <w:start w:w="140" w:type="dxa"/>
               <w:bottom w:w="90" w:type="dxa"/>
-              <w:end w:w="120" w:type="dxa"/>
+              <w:end w:w="140" w:type="dxa"/>
             </w:tcMar>
           </w:tcPr>
           <w:p>
@@ -3765,6 +4063,8 @@
               <w:rPr>
                 <w:rFonts w:ascii="Calibri" w:hAnsi="Calibri"/>
                 <w:b w:val="0"/>
+                <w:i w:val="0"/>
+                <w:color w:val="1E1356"/>
                 <w:sz w:val="17"/>
               </w:rPr>
               <w:t>C activos/licencias</w:t>
@@ -3777,9 +4077,9 @@
             <w:vAlign w:val="center"/>
             <w:tcMar>
               <w:top w:w="90" w:type="dxa"/>
-              <w:start w:w="120" w:type="dxa"/>
+              <w:start w:w="140" w:type="dxa"/>
               <w:bottom w:w="90" w:type="dxa"/>
-              <w:end w:w="120" w:type="dxa"/>
+              <w:end w:w="140" w:type="dxa"/>
             </w:tcMar>
           </w:tcPr>
           <w:p>
@@ -3791,9 +4091,11 @@
               <w:rPr>
                 <w:rFonts w:ascii="Calibri" w:hAnsi="Calibri"/>
                 <w:b w:val="0"/>
+                <w:i w:val="0"/>
+                <w:color w:val="1E1356"/>
                 <w:sz w:val="17"/>
               </w:rPr>
-              <w:t>Legal si riesgo</w:t>
+              <w:t>Legal si hay riesgo</w:t>
             </w:r>
           </w:p>
         </w:tc>
@@ -3805,9 +4107,9 @@
             <w:vAlign w:val="center"/>
             <w:tcMar>
               <w:top w:w="90" w:type="dxa"/>
-              <w:start w:w="120" w:type="dxa"/>
+              <w:start w:w="140" w:type="dxa"/>
               <w:bottom w:w="90" w:type="dxa"/>
-              <w:end w:w="120" w:type="dxa"/>
+              <w:end w:w="140" w:type="dxa"/>
             </w:tcMar>
           </w:tcPr>
           <w:p>
@@ -3819,6 +4121,8 @@
               <w:rPr>
                 <w:rFonts w:ascii="Calibri" w:hAnsi="Calibri"/>
                 <w:b w:val="0"/>
+                <w:i w:val="0"/>
+                <w:color w:val="1E1356"/>
                 <w:sz w:val="17"/>
               </w:rPr>
               <w:t>Accesos</w:t>
@@ -3831,9 +4135,9 @@
             <w:vAlign w:val="center"/>
             <w:tcMar>
               <w:top w:w="90" w:type="dxa"/>
-              <w:start w:w="120" w:type="dxa"/>
+              <w:start w:w="140" w:type="dxa"/>
               <w:bottom w:w="90" w:type="dxa"/>
-              <w:end w:w="120" w:type="dxa"/>
+              <w:end w:w="140" w:type="dxa"/>
             </w:tcMar>
           </w:tcPr>
           <w:p>
@@ -3845,6 +4149,8 @@
               <w:rPr>
                 <w:rFonts w:ascii="Calibri" w:hAnsi="Calibri"/>
                 <w:b w:val="0"/>
+                <w:i w:val="0"/>
+                <w:color w:val="1E1356"/>
                 <w:sz w:val="17"/>
               </w:rPr>
               <w:t>C</w:t>
@@ -3857,9 +4163,9 @@
             <w:vAlign w:val="center"/>
             <w:tcMar>
               <w:top w:w="90" w:type="dxa"/>
-              <w:start w:w="120" w:type="dxa"/>
+              <w:start w:w="140" w:type="dxa"/>
               <w:bottom w:w="90" w:type="dxa"/>
-              <w:end w:w="120" w:type="dxa"/>
+              <w:end w:w="140" w:type="dxa"/>
             </w:tcMar>
           </w:tcPr>
           <w:p>
@@ -3871,9 +4177,11 @@
               <w:rPr>
                 <w:rFonts w:ascii="Calibri" w:hAnsi="Calibri"/>
                 <w:b w:val="0"/>
+                <w:i w:val="0"/>
+                <w:color w:val="1E1356"/>
                 <w:sz w:val="17"/>
               </w:rPr>
-              <w:t>A/R ejecucion</w:t>
+              <w:t>A/R ejecución</w:t>
             </w:r>
           </w:p>
         </w:tc>
@@ -3883,9 +4191,9 @@
             <w:vAlign w:val="center"/>
             <w:tcMar>
               <w:top w:w="90" w:type="dxa"/>
-              <w:start w:w="120" w:type="dxa"/>
+              <w:start w:w="140" w:type="dxa"/>
               <w:bottom w:w="90" w:type="dxa"/>
-              <w:end w:w="120" w:type="dxa"/>
+              <w:end w:w="140" w:type="dxa"/>
             </w:tcMar>
           </w:tcPr>
           <w:p>
@@ -3897,6 +4205,8 @@
               <w:rPr>
                 <w:rFonts w:ascii="Calibri" w:hAnsi="Calibri"/>
                 <w:b w:val="0"/>
+                <w:i w:val="0"/>
+                <w:color w:val="1E1356"/>
                 <w:sz w:val="17"/>
               </w:rPr>
               <w:t>I</w:t>
@@ -3909,9 +4219,9 @@
             <w:vAlign w:val="center"/>
             <w:tcMar>
               <w:top w:w="90" w:type="dxa"/>
-              <w:start w:w="120" w:type="dxa"/>
+              <w:start w:w="140" w:type="dxa"/>
               <w:bottom w:w="90" w:type="dxa"/>
-              <w:end w:w="120" w:type="dxa"/>
+              <w:end w:w="140" w:type="dxa"/>
             </w:tcMar>
           </w:tcPr>
           <w:p>
@@ -3923,9 +4233,11 @@
               <w:rPr>
                 <w:rFonts w:ascii="Calibri" w:hAnsi="Calibri"/>
                 <w:b w:val="0"/>
+                <w:i w:val="0"/>
+                <w:color w:val="1E1356"/>
                 <w:sz w:val="17"/>
               </w:rPr>
-              <w:t>Lider A/C</w:t>
+              <w:t>Líder A/C</w:t>
             </w:r>
           </w:p>
         </w:tc>
@@ -3937,9 +4249,9 @@
             <w:vAlign w:val="center"/>
             <w:tcMar>
               <w:top w:w="90" w:type="dxa"/>
-              <w:start w:w="120" w:type="dxa"/>
+              <w:start w:w="140" w:type="dxa"/>
               <w:bottom w:w="90" w:type="dxa"/>
-              <w:end w:w="120" w:type="dxa"/>
+              <w:end w:w="140" w:type="dxa"/>
             </w:tcMar>
           </w:tcPr>
           <w:p>
@@ -3951,6 +4263,8 @@
               <w:rPr>
                 <w:rFonts w:ascii="Calibri" w:hAnsi="Calibri"/>
                 <w:b w:val="0"/>
+                <w:i w:val="0"/>
+                <w:color w:val="1E1356"/>
                 <w:sz w:val="17"/>
               </w:rPr>
               <w:t>Compra equipo</w:t>
@@ -3963,9 +4277,9 @@
             <w:vAlign w:val="center"/>
             <w:tcMar>
               <w:top w:w="90" w:type="dxa"/>
-              <w:start w:w="120" w:type="dxa"/>
+              <w:start w:w="140" w:type="dxa"/>
               <w:bottom w:w="90" w:type="dxa"/>
-              <w:end w:w="120" w:type="dxa"/>
+              <w:end w:w="140" w:type="dxa"/>
             </w:tcMar>
           </w:tcPr>
           <w:p>
@@ -3977,6 +4291,8 @@
               <w:rPr>
                 <w:rFonts w:ascii="Calibri" w:hAnsi="Calibri"/>
                 <w:b w:val="0"/>
+                <w:i w:val="0"/>
+                <w:color w:val="1E1356"/>
                 <w:sz w:val="17"/>
               </w:rPr>
               <w:t>C</w:t>
@@ -3989,9 +4305,9 @@
             <w:vAlign w:val="center"/>
             <w:tcMar>
               <w:top w:w="90" w:type="dxa"/>
-              <w:start w:w="120" w:type="dxa"/>
+              <w:start w:w="140" w:type="dxa"/>
               <w:bottom w:w="90" w:type="dxa"/>
-              <w:end w:w="120" w:type="dxa"/>
+              <w:end w:w="140" w:type="dxa"/>
             </w:tcMar>
           </w:tcPr>
           <w:p>
@@ -4003,9 +4319,11 @@
               <w:rPr>
                 <w:rFonts w:ascii="Calibri" w:hAnsi="Calibri"/>
                 <w:b w:val="0"/>
+                <w:i w:val="0"/>
+                <w:color w:val="1E1356"/>
                 <w:sz w:val="17"/>
               </w:rPr>
-              <w:t>R especificacion</w:t>
+              <w:t>R especificación</w:t>
             </w:r>
           </w:p>
         </w:tc>
@@ -4015,9 +4333,9 @@
             <w:vAlign w:val="center"/>
             <w:tcMar>
               <w:top w:w="90" w:type="dxa"/>
-              <w:start w:w="120" w:type="dxa"/>
+              <w:start w:w="140" w:type="dxa"/>
               <w:bottom w:w="90" w:type="dxa"/>
-              <w:end w:w="120" w:type="dxa"/>
+              <w:end w:w="140" w:type="dxa"/>
             </w:tcMar>
           </w:tcPr>
           <w:p>
@@ -4029,6 +4347,8 @@
               <w:rPr>
                 <w:rFonts w:ascii="Calibri" w:hAnsi="Calibri"/>
                 <w:b w:val="0"/>
+                <w:i w:val="0"/>
+                <w:color w:val="1E1356"/>
                 <w:sz w:val="17"/>
               </w:rPr>
               <w:t>A/R presupuesto</w:t>
@@ -4041,9 +4361,9 @@
             <w:vAlign w:val="center"/>
             <w:tcMar>
               <w:top w:w="90" w:type="dxa"/>
-              <w:start w:w="120" w:type="dxa"/>
+              <w:start w:w="140" w:type="dxa"/>
               <w:bottom w:w="90" w:type="dxa"/>
-              <w:end w:w="120" w:type="dxa"/>
+              <w:end w:w="140" w:type="dxa"/>
             </w:tcMar>
           </w:tcPr>
           <w:p>
@@ -4055,9 +4375,11 @@
               <w:rPr>
                 <w:rFonts w:ascii="Calibri" w:hAnsi="Calibri"/>
                 <w:b w:val="0"/>
+                <w:i w:val="0"/>
+                <w:color w:val="1E1356"/>
                 <w:sz w:val="17"/>
               </w:rPr>
-              <w:t>Lider C</w:t>
+              <w:t>Líder C</w:t>
             </w:r>
           </w:p>
         </w:tc>
@@ -4069,9 +4391,9 @@
             <w:vAlign w:val="center"/>
             <w:tcMar>
               <w:top w:w="90" w:type="dxa"/>
-              <w:start w:w="120" w:type="dxa"/>
+              <w:start w:w="140" w:type="dxa"/>
               <w:bottom w:w="90" w:type="dxa"/>
-              <w:end w:w="120" w:type="dxa"/>
+              <w:end w:w="140" w:type="dxa"/>
             </w:tcMar>
           </w:tcPr>
           <w:p>
@@ -4083,6 +4405,8 @@
               <w:rPr>
                 <w:rFonts w:ascii="Calibri" w:hAnsi="Calibri"/>
                 <w:b w:val="0"/>
+                <w:i w:val="0"/>
+                <w:color w:val="1E1356"/>
                 <w:sz w:val="17"/>
               </w:rPr>
               <w:t>IA responsable</w:t>
@@ -4095,9 +4419,9 @@
             <w:vAlign w:val="center"/>
             <w:tcMar>
               <w:top w:w="90" w:type="dxa"/>
-              <w:start w:w="120" w:type="dxa"/>
+              <w:start w:w="140" w:type="dxa"/>
               <w:bottom w:w="90" w:type="dxa"/>
-              <w:end w:w="120" w:type="dxa"/>
+              <w:end w:w="140" w:type="dxa"/>
             </w:tcMar>
           </w:tcPr>
           <w:p>
@@ -4109,9 +4433,11 @@
               <w:rPr>
                 <w:rFonts w:ascii="Calibri" w:hAnsi="Calibri"/>
                 <w:b w:val="0"/>
+                <w:i w:val="0"/>
+                <w:color w:val="1E1356"/>
                 <w:sz w:val="17"/>
               </w:rPr>
-              <w:t>C por impacto personas</w:t>
+              <w:t>C impacto personas</w:t>
             </w:r>
           </w:p>
         </w:tc>
@@ -4121,9 +4447,9 @@
             <w:vAlign w:val="center"/>
             <w:tcMar>
               <w:top w:w="90" w:type="dxa"/>
-              <w:start w:w="120" w:type="dxa"/>
+              <w:start w:w="140" w:type="dxa"/>
               <w:bottom w:w="90" w:type="dxa"/>
-              <w:end w:w="120" w:type="dxa"/>
+              <w:end w:w="140" w:type="dxa"/>
             </w:tcMar>
           </w:tcPr>
           <w:p>
@@ -4135,6 +4461,8 @@
               <w:rPr>
                 <w:rFonts w:ascii="Calibri" w:hAnsi="Calibri"/>
                 <w:b w:val="0"/>
+                <w:i w:val="0"/>
+                <w:color w:val="1E1356"/>
                 <w:sz w:val="17"/>
               </w:rPr>
               <w:t>A/R política y controles</w:t>
@@ -4147,9 +4475,9 @@
             <w:vAlign w:val="center"/>
             <w:tcMar>
               <w:top w:w="90" w:type="dxa"/>
-              <w:start w:w="120" w:type="dxa"/>
+              <w:start w:w="140" w:type="dxa"/>
               <w:bottom w:w="90" w:type="dxa"/>
-              <w:end w:w="120" w:type="dxa"/>
+              <w:end w:w="140" w:type="dxa"/>
             </w:tcMar>
           </w:tcPr>
           <w:p>
@@ -4161,6 +4489,8 @@
               <w:rPr>
                 <w:rFonts w:ascii="Calibri" w:hAnsi="Calibri"/>
                 <w:b w:val="0"/>
+                <w:i w:val="0"/>
+                <w:color w:val="1E1356"/>
                 <w:sz w:val="17"/>
               </w:rPr>
               <w:t>C costo</w:t>
@@ -4173,9 +4503,9 @@
             <w:vAlign w:val="center"/>
             <w:tcMar>
               <w:top w:w="90" w:type="dxa"/>
-              <w:start w:w="120" w:type="dxa"/>
+              <w:start w:w="140" w:type="dxa"/>
               <w:bottom w:w="90" w:type="dxa"/>
-              <w:end w:w="120" w:type="dxa"/>
+              <w:end w:w="140" w:type="dxa"/>
             </w:tcMar>
           </w:tcPr>
           <w:p>
@@ -4187,6 +4517,8 @@
               <w:rPr>
                 <w:rFonts w:ascii="Calibri" w:hAnsi="Calibri"/>
                 <w:b w:val="0"/>
+                <w:i w:val="0"/>
+                <w:color w:val="1E1356"/>
                 <w:sz w:val="17"/>
               </w:rPr>
               <w:t>Legal C datos/IP</w:t>
@@ -4205,7 +4537,7 @@
         <w:pStyle w:val="Heading1"/>
       </w:pPr>
       <w:r>
-        <w:t>7. Plan 30/60/90</w:t>
+        <w:t>7. Plan de acción 30 / 60 / 90 días</w:t>
       </w:r>
     </w:p>
     <w:tbl>
@@ -4225,15 +4557,15 @@
       <w:tr>
         <w:tc>
           <w:tcPr>
-            <w:tcW w:type="dxa" w:w="1440"/>
+            <w:tcW w:type="dxa" w:w="1368"/>
             <w:vAlign w:val="center"/>
             <w:tcMar>
               <w:top w:w="90" w:type="dxa"/>
-              <w:start w:w="120" w:type="dxa"/>
+              <w:start w:w="140" w:type="dxa"/>
               <w:bottom w:w="90" w:type="dxa"/>
-              <w:end w:w="120" w:type="dxa"/>
+              <w:end w:w="140" w:type="dxa"/>
             </w:tcMar>
-            <w:shd w:fill="F2F4F7"/>
+            <w:shd w:fill="EDE8F6"/>
           </w:tcPr>
           <w:p>
             <w:pPr>
@@ -4244,7 +4576,8 @@
               <w:rPr>
                 <w:rFonts w:ascii="Calibri" w:hAnsi="Calibri"/>
                 <w:b/>
-                <w:color w:val="0B2545"/>
+                <w:i w:val="0"/>
+                <w:color w:val="4B2E83"/>
                 <w:sz w:val="16"/>
               </w:rPr>
               <w:t>Horizonte</w:t>
@@ -4257,11 +4590,11 @@
             <w:vAlign w:val="center"/>
             <w:tcMar>
               <w:top w:w="90" w:type="dxa"/>
-              <w:start w:w="120" w:type="dxa"/>
+              <w:start w:w="140" w:type="dxa"/>
               <w:bottom w:w="90" w:type="dxa"/>
-              <w:end w:w="120" w:type="dxa"/>
+              <w:end w:w="140" w:type="dxa"/>
             </w:tcMar>
-            <w:shd w:fill="F2F4F7"/>
+            <w:shd w:fill="EDE8F6"/>
           </w:tcPr>
           <w:p>
             <w:pPr>
@@ -4272,7 +4605,8 @@
               <w:rPr>
                 <w:rFonts w:ascii="Calibri" w:hAnsi="Calibri"/>
                 <w:b/>
-                <w:color w:val="0B2545"/>
+                <w:i w:val="0"/>
+                <w:color w:val="4B2E83"/>
                 <w:sz w:val="16"/>
               </w:rPr>
               <w:t>Foco</w:t>
@@ -4281,15 +4615,15 @@
         </w:tc>
         <w:tc>
           <w:tcPr>
-            <w:tcW w:type="dxa" w:w="3816"/>
+            <w:tcW w:type="dxa" w:w="3888"/>
             <w:vAlign w:val="center"/>
             <w:tcMar>
               <w:top w:w="90" w:type="dxa"/>
-              <w:start w:w="120" w:type="dxa"/>
+              <w:start w:w="140" w:type="dxa"/>
               <w:bottom w:w="90" w:type="dxa"/>
-              <w:end w:w="120" w:type="dxa"/>
+              <w:end w:w="140" w:type="dxa"/>
             </w:tcMar>
-            <w:shd w:fill="F2F4F7"/>
+            <w:shd w:fill="EDE8F6"/>
           </w:tcPr>
           <w:p>
             <w:pPr>
@@ -4300,7 +4634,8 @@
               <w:rPr>
                 <w:rFonts w:ascii="Calibri" w:hAnsi="Calibri"/>
                 <w:b/>
-                <w:color w:val="0B2545"/>
+                <w:i w:val="0"/>
+                <w:color w:val="4B2E83"/>
                 <w:sz w:val="16"/>
               </w:rPr>
               <w:t>Acciones</w:t>
@@ -4313,11 +4648,11 @@
             <w:vAlign w:val="center"/>
             <w:tcMar>
               <w:top w:w="90" w:type="dxa"/>
-              <w:start w:w="120" w:type="dxa"/>
+              <w:start w:w="140" w:type="dxa"/>
               <w:bottom w:w="90" w:type="dxa"/>
-              <w:end w:w="120" w:type="dxa"/>
+              <w:end w:w="140" w:type="dxa"/>
             </w:tcMar>
-            <w:shd w:fill="F2F4F7"/>
+            <w:shd w:fill="EDE8F6"/>
           </w:tcPr>
           <w:p>
             <w:pPr>
@@ -4328,7 +4663,8 @@
               <w:rPr>
                 <w:rFonts w:ascii="Calibri" w:hAnsi="Calibri"/>
                 <w:b/>
-                <w:color w:val="0B2545"/>
+                <w:i w:val="0"/>
+                <w:color w:val="4B2E83"/>
                 <w:sz w:val="16"/>
               </w:rPr>
               <w:t>Entregables</w:t>
@@ -4339,13 +4675,13 @@
       <w:tr>
         <w:tc>
           <w:tcPr>
-            <w:tcW w:type="dxa" w:w="1440"/>
+            <w:tcW w:type="dxa" w:w="1368"/>
             <w:vAlign w:val="center"/>
             <w:tcMar>
               <w:top w:w="90" w:type="dxa"/>
-              <w:start w:w="120" w:type="dxa"/>
+              <w:start w:w="140" w:type="dxa"/>
               <w:bottom w:w="90" w:type="dxa"/>
-              <w:end w:w="120" w:type="dxa"/>
+              <w:end w:w="140" w:type="dxa"/>
             </w:tcMar>
           </w:tcPr>
           <w:p>
@@ -4357,9 +4693,11 @@
               <w:rPr>
                 <w:rFonts w:ascii="Calibri" w:hAnsi="Calibri"/>
                 <w:b w:val="0"/>
+                <w:i w:val="0"/>
+                <w:color w:val="1E1356"/>
                 <w:sz w:val="16"/>
               </w:rPr>
-              <w:t>0-48 horas</w:t>
+              <w:t>0–48 h</w:t>
             </w:r>
           </w:p>
         </w:tc>
@@ -4369,9 +4707,9 @@
             <w:vAlign w:val="center"/>
             <w:tcMar>
               <w:top w:w="90" w:type="dxa"/>
-              <w:start w:w="120" w:type="dxa"/>
+              <w:start w:w="140" w:type="dxa"/>
               <w:bottom w:w="90" w:type="dxa"/>
-              <w:end w:w="120" w:type="dxa"/>
+              <w:end w:w="140" w:type="dxa"/>
             </w:tcMar>
           </w:tcPr>
           <w:p>
@@ -4383,21 +4721,23 @@
               <w:rPr>
                 <w:rFonts w:ascii="Calibri" w:hAnsi="Calibri"/>
                 <w:b w:val="0"/>
+                <w:i w:val="0"/>
+                <w:color w:val="1E1356"/>
                 <w:sz w:val="16"/>
               </w:rPr>
-              <w:t>Contencion</w:t>
+              <w:t>Contención</w:t>
             </w:r>
           </w:p>
         </w:tc>
         <w:tc>
           <w:tcPr>
-            <w:tcW w:type="dxa" w:w="3816"/>
+            <w:tcW w:type="dxa" w:w="3888"/>
             <w:vAlign w:val="center"/>
             <w:tcMar>
               <w:top w:w="90" w:type="dxa"/>
-              <w:start w:w="120" w:type="dxa"/>
+              <w:start w:w="140" w:type="dxa"/>
               <w:bottom w:w="90" w:type="dxa"/>
-              <w:end w:w="120" w:type="dxa"/>
+              <w:end w:w="140" w:type="dxa"/>
             </w:tcMar>
           </w:tcPr>
           <w:p>
@@ -4409,9 +4749,11 @@
               <w:rPr>
                 <w:rFonts w:ascii="Calibri" w:hAnsi="Calibri"/>
                 <w:b w:val="0"/>
+                <w:i w:val="0"/>
+                <w:color w:val="1E1356"/>
                 <w:sz w:val="16"/>
               </w:rPr>
-              <w:t>Kickoff RRHH/Finanzas; admins; MFA; usuarios activos; canal unico; uso informal de IA</w:t>
+              <w:t>Kickoff RRHH/Finanzas; MFA admins; canal único; inventario usuarios activos</w:t>
             </w:r>
           </w:p>
         </w:tc>
@@ -4421,9 +4763,9 @@
             <w:vAlign w:val="center"/>
             <w:tcMar>
               <w:top w:w="90" w:type="dxa"/>
-              <w:start w:w="120" w:type="dxa"/>
+              <w:start w:w="140" w:type="dxa"/>
               <w:bottom w:w="90" w:type="dxa"/>
-              <w:end w:w="120" w:type="dxa"/>
+              <w:end w:w="140" w:type="dxa"/>
             </w:tcMar>
           </w:tcPr>
           <w:p>
@@ -4435,6 +4777,8 @@
               <w:rPr>
                 <w:rFonts w:ascii="Calibri" w:hAnsi="Calibri"/>
                 <w:b w:val="0"/>
+                <w:i w:val="0"/>
+                <w:color w:val="1E1356"/>
                 <w:sz w:val="16"/>
               </w:rPr>
               <w:t>Mapa inicial de riesgos</w:t>
@@ -4445,13 +4789,13 @@
       <w:tr>
         <w:tc>
           <w:tcPr>
-            <w:tcW w:type="dxa" w:w="1440"/>
+            <w:tcW w:type="dxa" w:w="1368"/>
             <w:vAlign w:val="center"/>
             <w:tcMar>
               <w:top w:w="90" w:type="dxa"/>
-              <w:start w:w="120" w:type="dxa"/>
+              <w:start w:w="140" w:type="dxa"/>
               <w:bottom w:w="90" w:type="dxa"/>
-              <w:end w:w="120" w:type="dxa"/>
+              <w:end w:w="140" w:type="dxa"/>
             </w:tcMar>
           </w:tcPr>
           <w:p>
@@ -4463,6 +4807,8 @@
               <w:rPr>
                 <w:rFonts w:ascii="Calibri" w:hAnsi="Calibri"/>
                 <w:b w:val="0"/>
+                <w:i w:val="0"/>
+                <w:color w:val="1E1356"/>
                 <w:sz w:val="16"/>
               </w:rPr>
               <w:t>Semana 1</w:t>
@@ -4475,9 +4821,9 @@
             <w:vAlign w:val="center"/>
             <w:tcMar>
               <w:top w:w="90" w:type="dxa"/>
-              <w:start w:w="120" w:type="dxa"/>
+              <w:start w:w="140" w:type="dxa"/>
               <w:bottom w:w="90" w:type="dxa"/>
-              <w:end w:w="120" w:type="dxa"/>
+              <w:end w:w="140" w:type="dxa"/>
             </w:tcMar>
           </w:tcPr>
           <w:p>
@@ -4489,6 +4835,8 @@
               <w:rPr>
                 <w:rFonts w:ascii="Calibri" w:hAnsi="Calibri"/>
                 <w:b w:val="0"/>
+                <w:i w:val="0"/>
+                <w:color w:val="1E1356"/>
                 <w:sz w:val="16"/>
               </w:rPr>
               <w:t>Diagnóstico</w:t>
@@ -4497,13 +4845,13 @@
         </w:tc>
         <w:tc>
           <w:tcPr>
-            <w:tcW w:type="dxa" w:w="3816"/>
+            <w:tcW w:type="dxa" w:w="3888"/>
             <w:vAlign w:val="center"/>
             <w:tcMar>
               <w:top w:w="90" w:type="dxa"/>
-              <w:start w:w="120" w:type="dxa"/>
+              <w:start w:w="140" w:type="dxa"/>
               <w:bottom w:w="90" w:type="dxa"/>
-              <w:end w:w="120" w:type="dxa"/>
+              <w:end w:w="140" w:type="dxa"/>
             </w:tcMar>
           </w:tcPr>
           <w:p>
@@ -4515,9 +4863,11 @@
               <w:rPr>
                 <w:rFonts w:ascii="Calibri" w:hAnsi="Calibri"/>
                 <w:b w:val="0"/>
+                <w:i w:val="0"/>
+                <w:color w:val="1E1356"/>
                 <w:sz w:val="16"/>
               </w:rPr>
-              <w:t>Inventario express de activos, apps, licencias, accesos y herramientas IA</w:t>
+              <w:t>Inventario express: activos, apps, licencias, accesos, uso de IA</w:t>
             </w:r>
           </w:p>
         </w:tc>
@@ -4527,9 +4877,9 @@
             <w:vAlign w:val="center"/>
             <w:tcMar>
               <w:top w:w="90" w:type="dxa"/>
-              <w:start w:w="120" w:type="dxa"/>
+              <w:start w:w="140" w:type="dxa"/>
               <w:bottom w:w="90" w:type="dxa"/>
-              <w:end w:w="120" w:type="dxa"/>
+              <w:end w:w="140" w:type="dxa"/>
             </w:tcMar>
           </w:tcPr>
           <w:p>
@@ -4541,6 +4891,8 @@
               <w:rPr>
                 <w:rFonts w:ascii="Calibri" w:hAnsi="Calibri"/>
                 <w:b w:val="0"/>
+                <w:i w:val="0"/>
+                <w:color w:val="1E1356"/>
                 <w:sz w:val="16"/>
               </w:rPr>
               <w:t>Inventario v1 y riesgos v1</w:t>
@@ -4551,13 +4903,13 @@
       <w:tr>
         <w:tc>
           <w:tcPr>
-            <w:tcW w:type="dxa" w:w="1440"/>
+            <w:tcW w:type="dxa" w:w="1368"/>
             <w:vAlign w:val="center"/>
             <w:tcMar>
               <w:top w:w="90" w:type="dxa"/>
-              <w:start w:w="120" w:type="dxa"/>
+              <w:start w:w="140" w:type="dxa"/>
               <w:bottom w:w="90" w:type="dxa"/>
-              <w:end w:w="120" w:type="dxa"/>
+              <w:end w:w="140" w:type="dxa"/>
             </w:tcMar>
           </w:tcPr>
           <w:p>
@@ -4569,6 +4921,8 @@
               <w:rPr>
                 <w:rFonts w:ascii="Calibri" w:hAnsi="Calibri"/>
                 <w:b w:val="0"/>
+                <w:i w:val="0"/>
+                <w:color w:val="1E1356"/>
                 <w:sz w:val="16"/>
               </w:rPr>
               <w:t>Semana 2</w:t>
@@ -4581,9 +4935,9 @@
             <w:vAlign w:val="center"/>
             <w:tcMar>
               <w:top w:w="90" w:type="dxa"/>
-              <w:start w:w="120" w:type="dxa"/>
+              <w:start w:w="140" w:type="dxa"/>
               <w:bottom w:w="90" w:type="dxa"/>
-              <w:end w:w="120" w:type="dxa"/>
+              <w:end w:w="140" w:type="dxa"/>
             </w:tcMar>
           </w:tcPr>
           <w:p>
@@ -4595,6 +4949,8 @@
               <w:rPr>
                 <w:rFonts w:ascii="Calibri" w:hAnsi="Calibri"/>
                 <w:b w:val="0"/>
+                <w:i w:val="0"/>
+                <w:color w:val="1E1356"/>
                 <w:sz w:val="16"/>
               </w:rPr>
               <w:t>Gobierno</w:t>
@@ -4603,13 +4959,13 @@
         </w:tc>
         <w:tc>
           <w:tcPr>
-            <w:tcW w:type="dxa" w:w="3816"/>
+            <w:tcW w:type="dxa" w:w="3888"/>
             <w:vAlign w:val="center"/>
             <w:tcMar>
               <w:top w:w="90" w:type="dxa"/>
-              <w:start w:w="120" w:type="dxa"/>
+              <w:start w:w="140" w:type="dxa"/>
               <w:bottom w:w="90" w:type="dxa"/>
-              <w:end w:w="120" w:type="dxa"/>
+              <w:end w:w="140" w:type="dxa"/>
             </w:tcMar>
           </w:tcPr>
           <w:p>
@@ -4621,9 +4977,11 @@
               <w:rPr>
                 <w:rFonts w:ascii="Calibri" w:hAnsi="Calibri"/>
                 <w:b w:val="0"/>
+                <w:i w:val="0"/>
+                <w:color w:val="1E1356"/>
                 <w:sz w:val="16"/>
               </w:rPr>
-              <w:t>RACI, SLAs, offboarding, matriz accesos, política stock, política IA</w:t>
+              <w:t>RACI, SLAs, offboarding, matriz de accesos, política de stock, política de IA</w:t>
             </w:r>
           </w:p>
         </w:tc>
@@ -4633,9 +4991,9 @@
             <w:vAlign w:val="center"/>
             <w:tcMar>
               <w:top w:w="90" w:type="dxa"/>
-              <w:start w:w="120" w:type="dxa"/>
+              <w:start w:w="140" w:type="dxa"/>
               <w:bottom w:w="90" w:type="dxa"/>
-              <w:end w:w="120" w:type="dxa"/>
+              <w:end w:w="140" w:type="dxa"/>
             </w:tcMar>
           </w:tcPr>
           <w:p>
@@ -4647,6 +5005,8 @@
               <w:rPr>
                 <w:rFonts w:ascii="Calibri" w:hAnsi="Calibri"/>
                 <w:b w:val="0"/>
+                <w:i w:val="0"/>
+                <w:color w:val="1E1356"/>
                 <w:sz w:val="16"/>
               </w:rPr>
               <w:t>Modelo operativo v1</w:t>
@@ -4657,13 +5017,13 @@
       <w:tr>
         <w:tc>
           <w:tcPr>
-            <w:tcW w:type="dxa" w:w="1440"/>
+            <w:tcW w:type="dxa" w:w="1368"/>
             <w:vAlign w:val="center"/>
             <w:tcMar>
               <w:top w:w="90" w:type="dxa"/>
-              <w:start w:w="120" w:type="dxa"/>
+              <w:start w:w="140" w:type="dxa"/>
               <w:bottom w:w="90" w:type="dxa"/>
-              <w:end w:w="120" w:type="dxa"/>
+              <w:end w:w="140" w:type="dxa"/>
             </w:tcMar>
           </w:tcPr>
           <w:p>
@@ -4675,6 +5035,8 @@
               <w:rPr>
                 <w:rFonts w:ascii="Calibri" w:hAnsi="Calibri"/>
                 <w:b w:val="0"/>
+                <w:i w:val="0"/>
+                <w:color w:val="1E1356"/>
                 <w:sz w:val="16"/>
               </w:rPr>
               <w:t>Semana 3</w:t>
@@ -4687,9 +5049,9 @@
             <w:vAlign w:val="center"/>
             <w:tcMar>
               <w:top w:w="90" w:type="dxa"/>
-              <w:start w:w="120" w:type="dxa"/>
+              <w:start w:w="140" w:type="dxa"/>
               <w:bottom w:w="90" w:type="dxa"/>
-              <w:end w:w="120" w:type="dxa"/>
+              <w:end w:w="140" w:type="dxa"/>
             </w:tcMar>
           </w:tcPr>
           <w:p>
@@ -4701,6 +5063,8 @@
               <w:rPr>
                 <w:rFonts w:ascii="Calibri" w:hAnsi="Calibri"/>
                 <w:b w:val="0"/>
+                <w:i w:val="0"/>
+                <w:color w:val="1E1356"/>
                 <w:sz w:val="16"/>
               </w:rPr>
               <w:t>Controles</w:t>
@@ -4709,13 +5073,13 @@
         </w:tc>
         <w:tc>
           <w:tcPr>
-            <w:tcW w:type="dxa" w:w="3816"/>
+            <w:tcW w:type="dxa" w:w="3888"/>
             <w:vAlign w:val="center"/>
             <w:tcMar>
               <w:top w:w="90" w:type="dxa"/>
-              <w:start w:w="120" w:type="dxa"/>
+              <w:start w:w="140" w:type="dxa"/>
               <w:bottom w:w="90" w:type="dxa"/>
-              <w:end w:w="120" w:type="dxa"/>
+              <w:end w:w="140" w:type="dxa"/>
             </w:tcMar>
           </w:tcPr>
           <w:p>
@@ -4727,9 +5091,11 @@
               <w:rPr>
                 <w:rFonts w:ascii="Calibri" w:hAnsi="Calibri"/>
                 <w:b w:val="0"/>
+                <w:i w:val="0"/>
+                <w:color w:val="1E1356"/>
                 <w:sz w:val="16"/>
               </w:rPr>
-              <w:t>Baseline Google/Slack, MDM, Zero Trust objetivo, pilotos IA</w:t>
+              <w:t>Baseline Google/Slack, MDM, objetivo Zero Trust, pilotos IA</w:t>
             </w:r>
           </w:p>
         </w:tc>
@@ -4739,9 +5105,9 @@
             <w:vAlign w:val="center"/>
             <w:tcMar>
               <w:top w:w="90" w:type="dxa"/>
-              <w:start w:w="120" w:type="dxa"/>
+              <w:start w:w="140" w:type="dxa"/>
               <w:bottom w:w="90" w:type="dxa"/>
-              <w:end w:w="120" w:type="dxa"/>
+              <w:end w:w="140" w:type="dxa"/>
             </w:tcMar>
           </w:tcPr>
           <w:p>
@@ -4753,6 +5119,8 @@
               <w:rPr>
                 <w:rFonts w:ascii="Calibri" w:hAnsi="Calibri"/>
                 <w:b w:val="0"/>
+                <w:i w:val="0"/>
+                <w:color w:val="1E1356"/>
                 <w:sz w:val="16"/>
               </w:rPr>
               <w:t>Políticas y pilotos definidos</w:t>
@@ -4763,13 +5131,13 @@
       <w:tr>
         <w:tc>
           <w:tcPr>
-            <w:tcW w:type="dxa" w:w="1440"/>
+            <w:tcW w:type="dxa" w:w="1368"/>
             <w:vAlign w:val="center"/>
             <w:tcMar>
               <w:top w:w="90" w:type="dxa"/>
-              <w:start w:w="120" w:type="dxa"/>
+              <w:start w:w="140" w:type="dxa"/>
               <w:bottom w:w="90" w:type="dxa"/>
-              <w:end w:w="120" w:type="dxa"/>
+              <w:end w:w="140" w:type="dxa"/>
             </w:tcMar>
           </w:tcPr>
           <w:p>
@@ -4781,6 +5149,8 @@
               <w:rPr>
                 <w:rFonts w:ascii="Calibri" w:hAnsi="Calibri"/>
                 <w:b w:val="0"/>
+                <w:i w:val="0"/>
+                <w:color w:val="1E1356"/>
                 <w:sz w:val="16"/>
               </w:rPr>
               <w:t>Semana 4</w:t>
@@ -4793,9 +5163,9 @@
             <w:vAlign w:val="center"/>
             <w:tcMar>
               <w:top w:w="90" w:type="dxa"/>
-              <w:start w:w="120" w:type="dxa"/>
+              <w:start w:w="140" w:type="dxa"/>
               <w:bottom w:w="90" w:type="dxa"/>
-              <w:end w:w="120" w:type="dxa"/>
+              <w:end w:w="140" w:type="dxa"/>
             </w:tcMar>
           </w:tcPr>
           <w:p>
@@ -4807,6 +5177,8 @@
               <w:rPr>
                 <w:rFonts w:ascii="Calibri" w:hAnsi="Calibri"/>
                 <w:b w:val="0"/>
+                <w:i w:val="0"/>
+                <w:color w:val="1E1356"/>
                 <w:sz w:val="16"/>
               </w:rPr>
               <w:t>Reporte</w:t>
@@ -4815,13 +5187,13 @@
         </w:tc>
         <w:tc>
           <w:tcPr>
-            <w:tcW w:type="dxa" w:w="3816"/>
+            <w:tcW w:type="dxa" w:w="3888"/>
             <w:vAlign w:val="center"/>
             <w:tcMar>
               <w:top w:w="90" w:type="dxa"/>
-              <w:start w:w="120" w:type="dxa"/>
+              <w:start w:w="140" w:type="dxa"/>
               <w:bottom w:w="90" w:type="dxa"/>
-              <w:end w:w="120" w:type="dxa"/>
+              <w:end w:w="140" w:type="dxa"/>
             </w:tcMar>
           </w:tcPr>
           <w:p>
@@ -4833,6 +5205,8 @@
               <w:rPr>
                 <w:rFonts w:ascii="Calibri" w:hAnsi="Calibri"/>
                 <w:b w:val="0"/>
+                <w:i w:val="0"/>
+                <w:color w:val="1E1356"/>
                 <w:sz w:val="16"/>
               </w:rPr>
               <w:t>Dashboard, simulacro offboarding, business case, roadmap</w:t>
@@ -4845,9 +5219,9 @@
             <w:vAlign w:val="center"/>
             <w:tcMar>
               <w:top w:w="90" w:type="dxa"/>
-              <w:start w:w="120" w:type="dxa"/>
+              <w:start w:w="140" w:type="dxa"/>
               <w:bottom w:w="90" w:type="dxa"/>
-              <w:end w:w="120" w:type="dxa"/>
+              <w:end w:w="140" w:type="dxa"/>
             </w:tcMar>
           </w:tcPr>
           <w:p>
@@ -4859,9 +5233,11 @@
               <w:rPr>
                 <w:rFonts w:ascii="Calibri" w:hAnsi="Calibri"/>
                 <w:b w:val="0"/>
+                <w:i w:val="0"/>
+                <w:color w:val="1E1356"/>
                 <w:sz w:val="16"/>
               </w:rPr>
-              <w:t>Reporte ejecutivo</w:t>
+              <w:t>Reporte ejecutivo día 30</w:t>
             </w:r>
           </w:p>
         </w:tc>
@@ -4869,13 +5245,13 @@
       <w:tr>
         <w:tc>
           <w:tcPr>
-            <w:tcW w:type="dxa" w:w="1440"/>
+            <w:tcW w:type="dxa" w:w="1368"/>
             <w:vAlign w:val="center"/>
             <w:tcMar>
               <w:top w:w="90" w:type="dxa"/>
-              <w:start w:w="120" w:type="dxa"/>
+              <w:start w:w="140" w:type="dxa"/>
               <w:bottom w:w="90" w:type="dxa"/>
-              <w:end w:w="120" w:type="dxa"/>
+              <w:end w:w="140" w:type="dxa"/>
             </w:tcMar>
           </w:tcPr>
           <w:p>
@@ -4887,9 +5263,11 @@
               <w:rPr>
                 <w:rFonts w:ascii="Calibri" w:hAnsi="Calibri"/>
                 <w:b w:val="0"/>
+                <w:i w:val="0"/>
+                <w:color w:val="1E1356"/>
                 <w:sz w:val="16"/>
               </w:rPr>
-              <w:t>31-60 días</w:t>
+              <w:t>31–60 días</w:t>
             </w:r>
           </w:p>
         </w:tc>
@@ -4899,9 +5277,9 @@
             <w:vAlign w:val="center"/>
             <w:tcMar>
               <w:top w:w="90" w:type="dxa"/>
-              <w:start w:w="120" w:type="dxa"/>
+              <w:start w:w="140" w:type="dxa"/>
               <w:bottom w:w="90" w:type="dxa"/>
-              <w:end w:w="120" w:type="dxa"/>
+              <w:end w:w="140" w:type="dxa"/>
             </w:tcMar>
           </w:tcPr>
           <w:p>
@@ -4913,6 +5291,8 @@
               <w:rPr>
                 <w:rFonts w:ascii="Calibri" w:hAnsi="Calibri"/>
                 <w:b w:val="0"/>
+                <w:i w:val="0"/>
+                <w:color w:val="1E1356"/>
                 <w:sz w:val="16"/>
               </w:rPr>
               <w:t>Implementación</w:t>
@@ -4921,13 +5301,13 @@
         </w:tc>
         <w:tc>
           <w:tcPr>
-            <w:tcW w:type="dxa" w:w="3816"/>
+            <w:tcW w:type="dxa" w:w="3888"/>
             <w:vAlign w:val="center"/>
             <w:tcMar>
               <w:top w:w="90" w:type="dxa"/>
-              <w:start w:w="120" w:type="dxa"/>
+              <w:start w:w="140" w:type="dxa"/>
               <w:bottom w:w="90" w:type="dxa"/>
-              <w:end w:w="120" w:type="dxa"/>
+              <w:end w:w="140" w:type="dxa"/>
             </w:tcMar>
           </w:tcPr>
           <w:p>
@@ -4939,9 +5319,11 @@
               <w:rPr>
                 <w:rFonts w:ascii="Calibri" w:hAnsi="Calibri"/>
                 <w:b w:val="0"/>
+                <w:i w:val="0"/>
+                <w:color w:val="1E1356"/>
                 <w:sz w:val="16"/>
               </w:rPr>
-              <w:t>MDM oleada 1, SSO/SCIM, Zero Trust piloto, base conocimiento, pilotos IA</w:t>
+              <w:t>MDM oleada 1, SSO/SCIM, piloto Zero Trust (Cloudflare/Tailscale), base conocimiento</w:t>
             </w:r>
           </w:p>
         </w:tc>
@@ -4951,9 +5333,9 @@
             <w:vAlign w:val="center"/>
             <w:tcMar>
               <w:top w:w="90" w:type="dxa"/>
-              <w:start w:w="120" w:type="dxa"/>
+              <w:start w:w="140" w:type="dxa"/>
               <w:bottom w:w="90" w:type="dxa"/>
-              <w:end w:w="120" w:type="dxa"/>
+              <w:end w:w="140" w:type="dxa"/>
             </w:tcMar>
           </w:tcPr>
           <w:p>
@@ -4965,6 +5347,8 @@
               <w:rPr>
                 <w:rFonts w:ascii="Calibri" w:hAnsi="Calibri"/>
                 <w:b w:val="0"/>
+                <w:i w:val="0"/>
+                <w:color w:val="1E1356"/>
                 <w:sz w:val="16"/>
               </w:rPr>
               <w:t>Controles repetibles</w:t>
@@ -4975,13 +5359,13 @@
       <w:tr>
         <w:tc>
           <w:tcPr>
-            <w:tcW w:type="dxa" w:w="1440"/>
+            <w:tcW w:type="dxa" w:w="1368"/>
             <w:vAlign w:val="center"/>
             <w:tcMar>
               <w:top w:w="90" w:type="dxa"/>
-              <w:start w:w="120" w:type="dxa"/>
+              <w:start w:w="140" w:type="dxa"/>
               <w:bottom w:w="90" w:type="dxa"/>
-              <w:end w:w="120" w:type="dxa"/>
+              <w:end w:w="140" w:type="dxa"/>
             </w:tcMar>
           </w:tcPr>
           <w:p>
@@ -4993,9 +5377,11 @@
               <w:rPr>
                 <w:rFonts w:ascii="Calibri" w:hAnsi="Calibri"/>
                 <w:b w:val="0"/>
+                <w:i w:val="0"/>
+                <w:color w:val="1E1356"/>
                 <w:sz w:val="16"/>
               </w:rPr>
-              <w:t>61-90 días</w:t>
+              <w:t>61–90 días</w:t>
             </w:r>
           </w:p>
         </w:tc>
@@ -5005,9 +5391,9 @@
             <w:vAlign w:val="center"/>
             <w:tcMar>
               <w:top w:w="90" w:type="dxa"/>
-              <w:start w:w="120" w:type="dxa"/>
+              <w:start w:w="140" w:type="dxa"/>
               <w:bottom w:w="90" w:type="dxa"/>
-              <w:end w:w="120" w:type="dxa"/>
+              <w:end w:w="140" w:type="dxa"/>
             </w:tcMar>
           </w:tcPr>
           <w:p>
@@ -5019,21 +5405,23 @@
               <w:rPr>
                 <w:rFonts w:ascii="Calibri" w:hAnsi="Calibri"/>
                 <w:b w:val="0"/>
+                <w:i w:val="0"/>
+                <w:color w:val="1E1356"/>
                 <w:sz w:val="16"/>
               </w:rPr>
-              <w:t>Escala</w:t>
+              <w:t>Escalamiento</w:t>
             </w:r>
           </w:p>
         </w:tc>
         <w:tc>
           <w:tcPr>
-            <w:tcW w:type="dxa" w:w="3816"/>
+            <w:tcW w:type="dxa" w:w="3888"/>
             <w:vAlign w:val="center"/>
             <w:tcMar>
               <w:top w:w="90" w:type="dxa"/>
-              <w:start w:w="120" w:type="dxa"/>
+              <w:start w:w="140" w:type="dxa"/>
               <w:bottom w:w="90" w:type="dxa"/>
-              <w:end w:w="120" w:type="dxa"/>
+              <w:end w:w="140" w:type="dxa"/>
             </w:tcMar>
           </w:tcPr>
           <w:p>
@@ -5045,9 +5433,11 @@
               <w:rPr>
                 <w:rFonts w:ascii="Calibri" w:hAnsi="Calibri"/>
                 <w:b w:val="0"/>
+                <w:i w:val="0"/>
+                <w:color w:val="1E1356"/>
                 <w:sz w:val="16"/>
               </w:rPr>
-              <w:t>Auditoría accesos, automatizacion, continuidad, roadmap anual e IA</w:t>
+              <w:t>Auditoría accesos, automatización, continuidad, roadmap anual e IA responsable</w:t>
             </w:r>
           </w:p>
         </w:tc>
@@ -5057,9 +5447,9 @@
             <w:vAlign w:val="center"/>
             <w:tcMar>
               <w:top w:w="90" w:type="dxa"/>
-              <w:start w:w="120" w:type="dxa"/>
+              <w:start w:w="140" w:type="dxa"/>
               <w:bottom w:w="90" w:type="dxa"/>
-              <w:end w:w="120" w:type="dxa"/>
+              <w:end w:w="140" w:type="dxa"/>
             </w:tcMar>
           </w:tcPr>
           <w:p>
@@ -5071,6 +5461,8 @@
               <w:rPr>
                 <w:rFonts w:ascii="Calibri" w:hAnsi="Calibri"/>
                 <w:b w:val="0"/>
+                <w:i w:val="0"/>
+                <w:color w:val="1E1356"/>
                 <w:sz w:val="16"/>
               </w:rPr>
               <w:t>Roadmap anual y KPIs</w:t>
@@ -5094,13 +5486,16 @@
     </w:p>
     <w:p>
       <w:pPr>
-        <w:spacing w:after="120" w:line="264" w:lineRule="auto"/>
+        <w:spacing w:after="100" w:line="269" w:lineRule="auto"/>
       </w:pPr>
       <w:r>
         <w:rPr>
           <w:rFonts w:ascii="Calibri" w:hAnsi="Calibri"/>
+          <w:i w:val="0"/>
+          <w:color w:val="1E1356"/>
+          <w:sz w:val="21"/>
         </w:rPr>
-        <w:t>Se priorizan riesgos por probabilidad, impacto en continuidad, posibilidad de fuga de información y dependencia operativa.</w:t>
+        <w:t>Priorizados por probabilidad, impacto en continuidad y potencial de fuga de información.</w:t>
       </w:r>
     </w:p>
     <w:tbl>
@@ -5124,11 +5519,11 @@
             <w:vAlign w:val="center"/>
             <w:tcMar>
               <w:top w:w="90" w:type="dxa"/>
-              <w:start w:w="120" w:type="dxa"/>
+              <w:start w:w="140" w:type="dxa"/>
               <w:bottom w:w="90" w:type="dxa"/>
-              <w:end w:w="120" w:type="dxa"/>
+              <w:end w:w="140" w:type="dxa"/>
             </w:tcMar>
-            <w:shd w:fill="F2F4F7"/>
+            <w:shd w:fill="EDE8F6"/>
           </w:tcPr>
           <w:p>
             <w:pPr>
@@ -5139,7 +5534,8 @@
               <w:rPr>
                 <w:rFonts w:ascii="Calibri" w:hAnsi="Calibri"/>
                 <w:b/>
-                <w:color w:val="0B2545"/>
+                <w:i w:val="0"/>
+                <w:color w:val="4B2E83"/>
                 <w:sz w:val="17"/>
               </w:rPr>
               <w:t>Riesgo</w:t>
@@ -5152,11 +5548,11 @@
             <w:vAlign w:val="center"/>
             <w:tcMar>
               <w:top w:w="90" w:type="dxa"/>
-              <w:start w:w="120" w:type="dxa"/>
+              <w:start w:w="140" w:type="dxa"/>
               <w:bottom w:w="90" w:type="dxa"/>
-              <w:end w:w="120" w:type="dxa"/>
+              <w:end w:w="140" w:type="dxa"/>
             </w:tcMar>
-            <w:shd w:fill="F2F4F7"/>
+            <w:shd w:fill="EDE8F6"/>
           </w:tcPr>
           <w:p>
             <w:pPr>
@@ -5167,7 +5563,8 @@
               <w:rPr>
                 <w:rFonts w:ascii="Calibri" w:hAnsi="Calibri"/>
                 <w:b/>
-                <w:color w:val="0B2545"/>
+                <w:i w:val="0"/>
+                <w:color w:val="4B2E83"/>
                 <w:sz w:val="17"/>
               </w:rPr>
               <w:t>Criticidad</w:t>
@@ -5180,11 +5577,11 @@
             <w:vAlign w:val="center"/>
             <w:tcMar>
               <w:top w:w="90" w:type="dxa"/>
-              <w:start w:w="120" w:type="dxa"/>
+              <w:start w:w="140" w:type="dxa"/>
               <w:bottom w:w="90" w:type="dxa"/>
-              <w:end w:w="120" w:type="dxa"/>
+              <w:end w:w="140" w:type="dxa"/>
             </w:tcMar>
-            <w:shd w:fill="F2F4F7"/>
+            <w:shd w:fill="EDE8F6"/>
           </w:tcPr>
           <w:p>
             <w:pPr>
@@ -5195,7 +5592,8 @@
               <w:rPr>
                 <w:rFonts w:ascii="Calibri" w:hAnsi="Calibri"/>
                 <w:b/>
-                <w:color w:val="0B2545"/>
+                <w:i w:val="0"/>
+                <w:color w:val="4B2E83"/>
                 <w:sz w:val="17"/>
               </w:rPr>
               <w:t>Respuesta</w:t>
@@ -5208,11 +5606,11 @@
             <w:vAlign w:val="center"/>
             <w:tcMar>
               <w:top w:w="90" w:type="dxa"/>
-              <w:start w:w="120" w:type="dxa"/>
+              <w:start w:w="140" w:type="dxa"/>
               <w:bottom w:w="90" w:type="dxa"/>
-              <w:end w:w="120" w:type="dxa"/>
+              <w:end w:w="140" w:type="dxa"/>
             </w:tcMar>
-            <w:shd w:fill="F2F4F7"/>
+            <w:shd w:fill="EDE8F6"/>
           </w:tcPr>
           <w:p>
             <w:pPr>
@@ -5223,10 +5621,11 @@
               <w:rPr>
                 <w:rFonts w:ascii="Calibri" w:hAnsi="Calibri"/>
                 <w:b/>
-                <w:color w:val="0B2545"/>
+                <w:i w:val="0"/>
+                <w:color w:val="4B2E83"/>
                 <w:sz w:val="17"/>
               </w:rPr>
-              <w:t>Meta/KPI</w:t>
+              <w:t>KPI</w:t>
             </w:r>
           </w:p>
         </w:tc>
@@ -5238,9 +5637,9 @@
             <w:vAlign w:val="center"/>
             <w:tcMar>
               <w:top w:w="90" w:type="dxa"/>
-              <w:start w:w="120" w:type="dxa"/>
+              <w:start w:w="140" w:type="dxa"/>
               <w:bottom w:w="90" w:type="dxa"/>
-              <w:end w:w="120" w:type="dxa"/>
+              <w:end w:w="140" w:type="dxa"/>
             </w:tcMar>
           </w:tcPr>
           <w:p>
@@ -5252,6 +5651,8 @@
               <w:rPr>
                 <w:rFonts w:ascii="Calibri" w:hAnsi="Calibri"/>
                 <w:b w:val="0"/>
+                <w:i w:val="0"/>
+                <w:color w:val="1E1356"/>
                 <w:sz w:val="17"/>
               </w:rPr>
               <w:t>Excolaborador con acceso activo</w:t>
@@ -5264,9 +5665,9 @@
             <w:vAlign w:val="center"/>
             <w:tcMar>
               <w:top w:w="90" w:type="dxa"/>
-              <w:start w:w="120" w:type="dxa"/>
+              <w:start w:w="140" w:type="dxa"/>
               <w:bottom w:w="90" w:type="dxa"/>
-              <w:end w:w="120" w:type="dxa"/>
+              <w:end w:w="140" w:type="dxa"/>
             </w:tcMar>
           </w:tcPr>
           <w:p>
@@ -5278,9 +5679,11 @@
               <w:rPr>
                 <w:rFonts w:ascii="Calibri" w:hAnsi="Calibri"/>
                 <w:b w:val="0"/>
+                <w:i w:val="0"/>
+                <w:color w:val="1E1356"/>
                 <w:sz w:val="17"/>
               </w:rPr>
-              <w:t>Alta (9/9)</w:t>
+              <w:t>Crítico (9/9)</w:t>
             </w:r>
           </w:p>
         </w:tc>
@@ -5290,9 +5693,9 @@
             <w:vAlign w:val="center"/>
             <w:tcMar>
               <w:top w:w="90" w:type="dxa"/>
-              <w:start w:w="120" w:type="dxa"/>
+              <w:start w:w="140" w:type="dxa"/>
               <w:bottom w:w="90" w:type="dxa"/>
-              <w:end w:w="120" w:type="dxa"/>
+              <w:end w:w="140" w:type="dxa"/>
             </w:tcMar>
           </w:tcPr>
           <w:p>
@@ -5304,9 +5707,11 @@
               <w:rPr>
                 <w:rFonts w:ascii="Calibri" w:hAnsi="Calibri"/>
                 <w:b w:val="0"/>
+                <w:i w:val="0"/>
+                <w:color w:val="1E1356"/>
                 <w:sz w:val="17"/>
               </w:rPr>
-              <w:t>Checklist, SLA, SCIM, auditoría</w:t>
+              <w:t>Checklist, SLA &lt; 1h, SCIM, auditoría</w:t>
             </w:r>
           </w:p>
         </w:tc>
@@ -5316,9 +5721,9 @@
             <w:vAlign w:val="center"/>
             <w:tcMar>
               <w:top w:w="90" w:type="dxa"/>
-              <w:start w:w="120" w:type="dxa"/>
+              <w:start w:w="140" w:type="dxa"/>
               <w:bottom w:w="90" w:type="dxa"/>
-              <w:end w:w="120" w:type="dxa"/>
+              <w:end w:w="140" w:type="dxa"/>
             </w:tcMar>
           </w:tcPr>
           <w:p>
@@ -5330,6 +5735,8 @@
               <w:rPr>
                 <w:rFonts w:ascii="Calibri" w:hAnsi="Calibri"/>
                 <w:b w:val="0"/>
+                <w:i w:val="0"/>
+                <w:color w:val="1E1356"/>
                 <w:sz w:val="17"/>
               </w:rPr>
               <w:t>0 cuentas fuera de SLA</w:t>
@@ -5344,9 +5751,9 @@
             <w:vAlign w:val="center"/>
             <w:tcMar>
               <w:top w:w="90" w:type="dxa"/>
-              <w:start w:w="120" w:type="dxa"/>
+              <w:start w:w="140" w:type="dxa"/>
               <w:bottom w:w="90" w:type="dxa"/>
-              <w:end w:w="120" w:type="dxa"/>
+              <w:end w:w="140" w:type="dxa"/>
             </w:tcMar>
           </w:tcPr>
           <w:p>
@@ -5358,6 +5765,8 @@
               <w:rPr>
                 <w:rFonts w:ascii="Calibri" w:hAnsi="Calibri"/>
                 <w:b w:val="0"/>
+                <w:i w:val="0"/>
+                <w:color w:val="1E1356"/>
                 <w:sz w:val="17"/>
               </w:rPr>
               <w:t>Activos sin responsable</w:t>
@@ -5370,9 +5779,9 @@
             <w:vAlign w:val="center"/>
             <w:tcMar>
               <w:top w:w="90" w:type="dxa"/>
-              <w:start w:w="120" w:type="dxa"/>
+              <w:start w:w="140" w:type="dxa"/>
               <w:bottom w:w="90" w:type="dxa"/>
-              <w:end w:w="120" w:type="dxa"/>
+              <w:end w:w="140" w:type="dxa"/>
             </w:tcMar>
           </w:tcPr>
           <w:p>
@@ -5384,9 +5793,11 @@
               <w:rPr>
                 <w:rFonts w:ascii="Calibri" w:hAnsi="Calibri"/>
                 <w:b w:val="0"/>
+                <w:i w:val="0"/>
+                <w:color w:val="1E1356"/>
                 <w:sz w:val="17"/>
               </w:rPr>
-              <w:t>Alta (9/9)</w:t>
+              <w:t>Crítico (9/9)</w:t>
             </w:r>
           </w:p>
         </w:tc>
@@ -5396,9 +5807,9 @@
             <w:vAlign w:val="center"/>
             <w:tcMar>
               <w:top w:w="90" w:type="dxa"/>
-              <w:start w:w="120" w:type="dxa"/>
+              <w:start w:w="140" w:type="dxa"/>
               <w:bottom w:w="90" w:type="dxa"/>
-              <w:end w:w="120" w:type="dxa"/>
+              <w:end w:w="140" w:type="dxa"/>
             </w:tcMar>
           </w:tcPr>
           <w:p>
@@ -5410,6 +5821,8 @@
               <w:rPr>
                 <w:rFonts w:ascii="Calibri" w:hAnsi="Calibri"/>
                 <w:b w:val="0"/>
+                <w:i w:val="0"/>
+                <w:color w:val="1E1356"/>
                 <w:sz w:val="17"/>
               </w:rPr>
               <w:t>Inventario, etiquetas, ciclo de vida</w:t>
@@ -5422,9 +5835,9 @@
             <w:vAlign w:val="center"/>
             <w:tcMar>
               <w:top w:w="90" w:type="dxa"/>
-              <w:start w:w="120" w:type="dxa"/>
+              <w:start w:w="140" w:type="dxa"/>
               <w:bottom w:w="90" w:type="dxa"/>
-              <w:end w:w="120" w:type="dxa"/>
+              <w:end w:w="140" w:type="dxa"/>
             </w:tcMar>
           </w:tcPr>
           <w:p>
@@ -5436,6 +5849,8 @@
               <w:rPr>
                 <w:rFonts w:ascii="Calibri" w:hAnsi="Calibri"/>
                 <w:b w:val="0"/>
+                <w:i w:val="0"/>
+                <w:color w:val="1E1356"/>
                 <w:sz w:val="17"/>
               </w:rPr>
               <w:t>100% activos con responsable</w:t>
@@ -5450,9 +5865,9 @@
             <w:vAlign w:val="center"/>
             <w:tcMar>
               <w:top w:w="90" w:type="dxa"/>
-              <w:start w:w="120" w:type="dxa"/>
+              <w:start w:w="140" w:type="dxa"/>
               <w:bottom w:w="90" w:type="dxa"/>
-              <w:end w:w="120" w:type="dxa"/>
+              <w:end w:w="140" w:type="dxa"/>
             </w:tcMar>
           </w:tcPr>
           <w:p>
@@ -5464,6 +5879,8 @@
               <w:rPr>
                 <w:rFonts w:ascii="Calibri" w:hAnsi="Calibri"/>
                 <w:b w:val="0"/>
+                <w:i w:val="0"/>
+                <w:color w:val="1E1356"/>
                 <w:sz w:val="17"/>
               </w:rPr>
               <w:t>Equipos sin MDM/cifrado</w:t>
@@ -5476,9 +5893,9 @@
             <w:vAlign w:val="center"/>
             <w:tcMar>
               <w:top w:w="90" w:type="dxa"/>
-              <w:start w:w="120" w:type="dxa"/>
+              <w:start w:w="140" w:type="dxa"/>
               <w:bottom w:w="90" w:type="dxa"/>
-              <w:end w:w="120" w:type="dxa"/>
+              <w:end w:w="140" w:type="dxa"/>
             </w:tcMar>
           </w:tcPr>
           <w:p>
@@ -5490,9 +5907,11 @@
               <w:rPr>
                 <w:rFonts w:ascii="Calibri" w:hAnsi="Calibri"/>
                 <w:b w:val="0"/>
+                <w:i w:val="0"/>
+                <w:color w:val="1E1356"/>
                 <w:sz w:val="17"/>
               </w:rPr>
-              <w:t>Alta (9/9)</w:t>
+              <w:t>Crítico (9/9)</w:t>
             </w:r>
           </w:p>
         </w:tc>
@@ -5502,9 +5921,9 @@
             <w:vAlign w:val="center"/>
             <w:tcMar>
               <w:top w:w="90" w:type="dxa"/>
-              <w:start w:w="120" w:type="dxa"/>
+              <w:start w:w="140" w:type="dxa"/>
               <w:bottom w:w="90" w:type="dxa"/>
-              <w:end w:w="120" w:type="dxa"/>
+              <w:end w:w="140" w:type="dxa"/>
             </w:tcMar>
           </w:tcPr>
           <w:p>
@@ -5516,9 +5935,11 @@
               <w:rPr>
                 <w:rFonts w:ascii="Calibri" w:hAnsi="Calibri"/>
                 <w:b w:val="0"/>
+                <w:i w:val="0"/>
+                <w:color w:val="1E1356"/>
                 <w:sz w:val="17"/>
               </w:rPr>
-              <w:t>MDM, FileVault/BitLocker, bloqueo remoto</w:t>
+              <w:t>MDM oleadas, FileVault/BitLocker, bloqueo</w:t>
             </w:r>
           </w:p>
         </w:tc>
@@ -5528,9 +5949,9 @@
             <w:vAlign w:val="center"/>
             <w:tcMar>
               <w:top w:w="90" w:type="dxa"/>
-              <w:start w:w="120" w:type="dxa"/>
+              <w:start w:w="140" w:type="dxa"/>
               <w:bottom w:w="90" w:type="dxa"/>
-              <w:end w:w="120" w:type="dxa"/>
+              <w:end w:w="140" w:type="dxa"/>
             </w:tcMar>
           </w:tcPr>
           <w:p>
@@ -5542,6 +5963,8 @@
               <w:rPr>
                 <w:rFonts w:ascii="Calibri" w:hAnsi="Calibri"/>
                 <w:b w:val="0"/>
+                <w:i w:val="0"/>
+                <w:color w:val="1E1356"/>
                 <w:sz w:val="17"/>
               </w:rPr>
               <w:t>95% endpoints día 90</w:t>
@@ -5556,9 +5979,9 @@
             <w:vAlign w:val="center"/>
             <w:tcMar>
               <w:top w:w="90" w:type="dxa"/>
-              <w:start w:w="120" w:type="dxa"/>
+              <w:start w:w="140" w:type="dxa"/>
               <w:bottom w:w="90" w:type="dxa"/>
-              <w:end w:w="120" w:type="dxa"/>
+              <w:end w:w="140" w:type="dxa"/>
             </w:tcMar>
           </w:tcPr>
           <w:p>
@@ -5570,6 +5993,8 @@
               <w:rPr>
                 <w:rFonts w:ascii="Calibri" w:hAnsi="Calibri"/>
                 <w:b w:val="0"/>
+                <w:i w:val="0"/>
+                <w:color w:val="1E1356"/>
                 <w:sz w:val="17"/>
               </w:rPr>
               <w:t>Shadow AI</w:t>
@@ -5582,9 +6007,9 @@
             <w:vAlign w:val="center"/>
             <w:tcMar>
               <w:top w:w="90" w:type="dxa"/>
-              <w:start w:w="120" w:type="dxa"/>
+              <w:start w:w="140" w:type="dxa"/>
               <w:bottom w:w="90" w:type="dxa"/>
-              <w:end w:w="120" w:type="dxa"/>
+              <w:end w:w="140" w:type="dxa"/>
             </w:tcMar>
           </w:tcPr>
           <w:p>
@@ -5596,9 +6021,11 @@
               <w:rPr>
                 <w:rFonts w:ascii="Calibri" w:hAnsi="Calibri"/>
                 <w:b w:val="0"/>
+                <w:i w:val="0"/>
+                <w:color w:val="1E1356"/>
                 <w:sz w:val="17"/>
               </w:rPr>
-              <w:t>Alta (9/9)</w:t>
+              <w:t>Crítico (9/9)</w:t>
             </w:r>
           </w:p>
         </w:tc>
@@ -5608,9 +6035,9 @@
             <w:vAlign w:val="center"/>
             <w:tcMar>
               <w:top w:w="90" w:type="dxa"/>
-              <w:start w:w="120" w:type="dxa"/>
+              <w:start w:w="140" w:type="dxa"/>
               <w:bottom w:w="90" w:type="dxa"/>
-              <w:end w:w="120" w:type="dxa"/>
+              <w:end w:w="140" w:type="dxa"/>
             </w:tcMar>
           </w:tcPr>
           <w:p>
@@ -5622,9 +6049,11 @@
               <w:rPr>
                 <w:rFonts w:ascii="Calibri" w:hAnsi="Calibri"/>
                 <w:b w:val="0"/>
+                <w:i w:val="0"/>
+                <w:color w:val="1E1356"/>
                 <w:sz w:val="17"/>
               </w:rPr>
-              <w:t>Política IA, clasificacion datos, herramientas aprobadas</w:t>
+              <w:t>Política IA, clasificación datos, aprobadas</w:t>
             </w:r>
           </w:p>
         </w:tc>
@@ -5634,9 +6063,9 @@
             <w:vAlign w:val="center"/>
             <w:tcMar>
               <w:top w:w="90" w:type="dxa"/>
-              <w:start w:w="120" w:type="dxa"/>
+              <w:start w:w="140" w:type="dxa"/>
               <w:bottom w:w="90" w:type="dxa"/>
-              <w:end w:w="120" w:type="dxa"/>
+              <w:end w:w="140" w:type="dxa"/>
             </w:tcMar>
           </w:tcPr>
           <w:p>
@@ -5648,6 +6077,8 @@
               <w:rPr>
                 <w:rFonts w:ascii="Calibri" w:hAnsi="Calibri"/>
                 <w:b w:val="0"/>
+                <w:i w:val="0"/>
+                <w:color w:val="1E1356"/>
                 <w:sz w:val="17"/>
               </w:rPr>
               <w:t>0 incidentes por IA</w:t>
@@ -5662,9 +6093,9 @@
             <w:vAlign w:val="center"/>
             <w:tcMar>
               <w:top w:w="90" w:type="dxa"/>
-              <w:start w:w="120" w:type="dxa"/>
+              <w:start w:w="140" w:type="dxa"/>
               <w:bottom w:w="90" w:type="dxa"/>
-              <w:end w:w="120" w:type="dxa"/>
+              <w:end w:w="140" w:type="dxa"/>
             </w:tcMar>
           </w:tcPr>
           <w:p>
@@ -5676,9 +6107,11 @@
               <w:rPr>
                 <w:rFonts w:ascii="Calibri" w:hAnsi="Calibri"/>
                 <w:b w:val="0"/>
+                <w:i w:val="0"/>
+                <w:color w:val="1E1356"/>
                 <w:sz w:val="17"/>
               </w:rPr>
-              <w:t>Credenciales comprometidas</w:t>
+              <w:t>Credenciales compartidas/débiles</w:t>
             </w:r>
           </w:p>
         </w:tc>
@@ -5688,9 +6121,9 @@
             <w:vAlign w:val="center"/>
             <w:tcMar>
               <w:top w:w="90" w:type="dxa"/>
-              <w:start w:w="120" w:type="dxa"/>
+              <w:start w:w="140" w:type="dxa"/>
               <w:bottom w:w="90" w:type="dxa"/>
-              <w:end w:w="120" w:type="dxa"/>
+              <w:end w:w="140" w:type="dxa"/>
             </w:tcMar>
           </w:tcPr>
           <w:p>
@@ -5702,9 +6135,11 @@
               <w:rPr>
                 <w:rFonts w:ascii="Calibri" w:hAnsi="Calibri"/>
                 <w:b w:val="0"/>
+                <w:i w:val="0"/>
+                <w:color w:val="1E1356"/>
                 <w:sz w:val="17"/>
               </w:rPr>
-              <w:t>Alta (6/9)</w:t>
+              <w:t>Alto (6/9)</w:t>
             </w:r>
           </w:p>
         </w:tc>
@@ -5714,9 +6149,9 @@
             <w:vAlign w:val="center"/>
             <w:tcMar>
               <w:top w:w="90" w:type="dxa"/>
-              <w:start w:w="120" w:type="dxa"/>
+              <w:start w:w="140" w:type="dxa"/>
               <w:bottom w:w="90" w:type="dxa"/>
-              <w:end w:w="120" w:type="dxa"/>
+              <w:end w:w="140" w:type="dxa"/>
             </w:tcMar>
           </w:tcPr>
           <w:p>
@@ -5728,6 +6163,8 @@
               <w:rPr>
                 <w:rFonts w:ascii="Calibri" w:hAnsi="Calibri"/>
                 <w:b w:val="0"/>
+                <w:i w:val="0"/>
+                <w:color w:val="1E1356"/>
                 <w:sz w:val="17"/>
               </w:rPr>
               <w:t>MFA, mínimo privilegio, alertas</w:t>
@@ -5740,9 +6177,9 @@
             <w:vAlign w:val="center"/>
             <w:tcMar>
               <w:top w:w="90" w:type="dxa"/>
-              <w:start w:w="120" w:type="dxa"/>
+              <w:start w:w="140" w:type="dxa"/>
               <w:bottom w:w="90" w:type="dxa"/>
-              <w:end w:w="120" w:type="dxa"/>
+              <w:end w:w="140" w:type="dxa"/>
             </w:tcMar>
           </w:tcPr>
           <w:p>
@@ -5754,6 +6191,8 @@
               <w:rPr>
                 <w:rFonts w:ascii="Calibri" w:hAnsi="Calibri"/>
                 <w:b w:val="0"/>
+                <w:i w:val="0"/>
+                <w:color w:val="1E1356"/>
                 <w:sz w:val="17"/>
               </w:rPr>
               <w:t>100% admins con MFA</w:t>
@@ -5768,9 +6207,9 @@
             <w:vAlign w:val="center"/>
             <w:tcMar>
               <w:top w:w="90" w:type="dxa"/>
-              <w:start w:w="120" w:type="dxa"/>
+              <w:start w:w="140" w:type="dxa"/>
               <w:bottom w:w="90" w:type="dxa"/>
-              <w:end w:w="120" w:type="dxa"/>
+              <w:end w:w="140" w:type="dxa"/>
             </w:tcMar>
           </w:tcPr>
           <w:p>
@@ -5782,6 +6221,8 @@
               <w:rPr>
                 <w:rFonts w:ascii="Calibri" w:hAnsi="Calibri"/>
                 <w:b w:val="0"/>
+                <w:i w:val="0"/>
+                <w:color w:val="1E1356"/>
                 <w:sz w:val="17"/>
               </w:rPr>
               <w:t>RRHH sobrecargado con IT</w:t>
@@ -5794,9 +6235,9 @@
             <w:vAlign w:val="center"/>
             <w:tcMar>
               <w:top w:w="90" w:type="dxa"/>
-              <w:start w:w="120" w:type="dxa"/>
+              <w:start w:w="140" w:type="dxa"/>
               <w:bottom w:w="90" w:type="dxa"/>
-              <w:end w:w="120" w:type="dxa"/>
+              <w:end w:w="140" w:type="dxa"/>
             </w:tcMar>
           </w:tcPr>
           <w:p>
@@ -5808,9 +6249,11 @@
               <w:rPr>
                 <w:rFonts w:ascii="Calibri" w:hAnsi="Calibri"/>
                 <w:b w:val="0"/>
+                <w:i w:val="0"/>
+                <w:color w:val="1E1356"/>
                 <w:sz w:val="17"/>
               </w:rPr>
-              <w:t>Alta (6/9)</w:t>
+              <w:t>Alto (6/9)</w:t>
             </w:r>
           </w:p>
         </w:tc>
@@ -5820,9 +6263,9 @@
             <w:vAlign w:val="center"/>
             <w:tcMar>
               <w:top w:w="90" w:type="dxa"/>
-              <w:start w:w="120" w:type="dxa"/>
+              <w:start w:w="140" w:type="dxa"/>
               <w:bottom w:w="90" w:type="dxa"/>
-              <w:end w:w="120" w:type="dxa"/>
+              <w:end w:w="140" w:type="dxa"/>
             </w:tcMar>
           </w:tcPr>
           <w:p>
@@ -5834,9 +6277,11 @@
               <w:rPr>
                 <w:rFonts w:ascii="Calibri" w:hAnsi="Calibri"/>
                 <w:b w:val="0"/>
+                <w:i w:val="0"/>
+                <w:color w:val="1E1356"/>
                 <w:sz w:val="17"/>
               </w:rPr>
-              <w:t>Transición formal RRHH -&gt; IT</w:t>
+              <w:t>Transición formal RRHH → IT</w:t>
             </w:r>
           </w:p>
         </w:tc>
@@ -5846,9 +6291,9 @@
             <w:vAlign w:val="center"/>
             <w:tcMar>
               <w:top w:w="90" w:type="dxa"/>
-              <w:start w:w="120" w:type="dxa"/>
+              <w:start w:w="140" w:type="dxa"/>
               <w:bottom w:w="90" w:type="dxa"/>
-              <w:end w:w="120" w:type="dxa"/>
+              <w:end w:w="140" w:type="dxa"/>
             </w:tcMar>
           </w:tcPr>
           <w:p>
@@ -5860,6 +6305,8 @@
               <w:rPr>
                 <w:rFonts w:ascii="Calibri" w:hAnsi="Calibri"/>
                 <w:b w:val="0"/>
+                <w:i w:val="0"/>
+                <w:color w:val="1E1356"/>
                 <w:sz w:val="17"/>
               </w:rPr>
               <w:t>Táreas IT transferidas día 30</w:t>
@@ -5883,13 +6330,16 @@
     </w:p>
     <w:p>
       <w:pPr>
-        <w:spacing w:after="120" w:line="264" w:lineRule="auto"/>
+        <w:spacing w:after="100" w:line="269" w:lineRule="auto"/>
       </w:pPr>
       <w:r>
         <w:rPr>
           <w:rFonts w:ascii="Calibri" w:hAnsi="Calibri"/>
+          <w:i w:val="0"/>
+          <w:color w:val="1E1356"/>
+          <w:sz w:val="21"/>
         </w:rPr>
-        <w:t>La arquitectura recomendada parte de identidad, no de red. El objetivo es que cada usuario tenga el acceso justo, desde dispositivos confiables y con trazabilidad.</w:t>
+        <w:t>La arquitectura recomendada parte de identidad, no de red. Cada usuario tiene el acceso justo, desde dispositivos confiables y con trazabilidad completa.</w:t>
       </w:r>
     </w:p>
     <w:tbl>
@@ -5912,11 +6362,11 @@
             <w:vAlign w:val="center"/>
             <w:tcMar>
               <w:top w:w="90" w:type="dxa"/>
-              <w:start w:w="120" w:type="dxa"/>
+              <w:start w:w="140" w:type="dxa"/>
               <w:bottom w:w="90" w:type="dxa"/>
-              <w:end w:w="120" w:type="dxa"/>
+              <w:end w:w="140" w:type="dxa"/>
             </w:tcMar>
-            <w:shd w:fill="F2F4F7"/>
+            <w:shd w:fill="EDE8F6"/>
           </w:tcPr>
           <w:p>
             <w:pPr>
@@ -5927,7 +6377,8 @@
               <w:rPr>
                 <w:rFonts w:ascii="Calibri" w:hAnsi="Calibri"/>
                 <w:b/>
-                <w:color w:val="0B2545"/>
+                <w:i w:val="0"/>
+                <w:color w:val="4B2E83"/>
                 <w:sz w:val="18"/>
               </w:rPr>
               <w:t>Control</w:t>
@@ -5940,11 +6391,11 @@
             <w:vAlign w:val="center"/>
             <w:tcMar>
               <w:top w:w="90" w:type="dxa"/>
-              <w:start w:w="120" w:type="dxa"/>
+              <w:start w:w="140" w:type="dxa"/>
               <w:bottom w:w="90" w:type="dxa"/>
-              <w:end w:w="120" w:type="dxa"/>
+              <w:end w:w="140" w:type="dxa"/>
             </w:tcMar>
-            <w:shd w:fill="F2F4F7"/>
+            <w:shd w:fill="EDE8F6"/>
           </w:tcPr>
           <w:p>
             <w:pPr>
@@ -5955,10 +6406,11 @@
               <w:rPr>
                 <w:rFonts w:ascii="Calibri" w:hAnsi="Calibri"/>
                 <w:b/>
-                <w:color w:val="0B2545"/>
+                <w:i w:val="0"/>
+                <w:color w:val="4B2E83"/>
                 <w:sz w:val="18"/>
               </w:rPr>
-              <w:t>Aplicacion inicial</w:t>
+              <w:t>Aplicación inicial</w:t>
             </w:r>
           </w:p>
         </w:tc>
@@ -5968,11 +6420,11 @@
             <w:vAlign w:val="center"/>
             <w:tcMar>
               <w:top w:w="90" w:type="dxa"/>
-              <w:start w:w="120" w:type="dxa"/>
+              <w:start w:w="140" w:type="dxa"/>
               <w:bottom w:w="90" w:type="dxa"/>
-              <w:end w:w="120" w:type="dxa"/>
+              <w:end w:w="140" w:type="dxa"/>
             </w:tcMar>
-            <w:shd w:fill="F2F4F7"/>
+            <w:shd w:fill="EDE8F6"/>
           </w:tcPr>
           <w:p>
             <w:pPr>
@@ -5983,7 +6435,8 @@
               <w:rPr>
                 <w:rFonts w:ascii="Calibri" w:hAnsi="Calibri"/>
                 <w:b/>
-                <w:color w:val="0B2545"/>
+                <w:i w:val="0"/>
+                <w:color w:val="4B2E83"/>
                 <w:sz w:val="18"/>
               </w:rPr>
               <w:t>Meta</w:t>
@@ -5998,9 +6451,9 @@
             <w:vAlign w:val="center"/>
             <w:tcMar>
               <w:top w:w="90" w:type="dxa"/>
-              <w:start w:w="120" w:type="dxa"/>
+              <w:start w:w="140" w:type="dxa"/>
               <w:bottom w:w="90" w:type="dxa"/>
-              <w:end w:w="120" w:type="dxa"/>
+              <w:end w:w="140" w:type="dxa"/>
             </w:tcMar>
           </w:tcPr>
           <w:p>
@@ -6012,6 +6465,8 @@
               <w:rPr>
                 <w:rFonts w:ascii="Calibri" w:hAnsi="Calibri"/>
                 <w:b w:val="0"/>
+                <w:i w:val="0"/>
+                <w:color w:val="1E1356"/>
                 <w:sz w:val="18"/>
               </w:rPr>
               <w:t>MFA</w:t>
@@ -6024,9 +6479,9 @@
             <w:vAlign w:val="center"/>
             <w:tcMar>
               <w:top w:w="90" w:type="dxa"/>
-              <w:start w:w="120" w:type="dxa"/>
+              <w:start w:w="140" w:type="dxa"/>
               <w:bottom w:w="90" w:type="dxa"/>
-              <w:end w:w="120" w:type="dxa"/>
+              <w:end w:w="140" w:type="dxa"/>
             </w:tcMar>
           </w:tcPr>
           <w:p>
@@ -6038,9 +6493,11 @@
               <w:rPr>
                 <w:rFonts w:ascii="Calibri" w:hAnsi="Calibri"/>
                 <w:b w:val="0"/>
+                <w:i w:val="0"/>
+                <w:color w:val="1E1356"/>
                 <w:sz w:val="18"/>
               </w:rPr>
-              <w:t>Google Workspace, Slack, SAP, admins</w:t>
+              <w:t>Google Workspace, Slack, SAP, Adobe, admins</w:t>
             </w:r>
           </w:p>
         </w:tc>
@@ -6050,9 +6507,9 @@
             <w:vAlign w:val="center"/>
             <w:tcMar>
               <w:top w:w="90" w:type="dxa"/>
-              <w:start w:w="120" w:type="dxa"/>
+              <w:start w:w="140" w:type="dxa"/>
               <w:bottom w:w="90" w:type="dxa"/>
-              <w:end w:w="120" w:type="dxa"/>
+              <w:end w:w="140" w:type="dxa"/>
             </w:tcMar>
           </w:tcPr>
           <w:p>
@@ -6064,6 +6521,8 @@
               <w:rPr>
                 <w:rFonts w:ascii="Calibri" w:hAnsi="Calibri"/>
                 <w:b w:val="0"/>
+                <w:i w:val="0"/>
+                <w:color w:val="1E1356"/>
                 <w:sz w:val="18"/>
               </w:rPr>
               <w:t>100% cuentas críticas día 30</w:t>
@@ -6078,9 +6537,9 @@
             <w:vAlign w:val="center"/>
             <w:tcMar>
               <w:top w:w="90" w:type="dxa"/>
-              <w:start w:w="120" w:type="dxa"/>
+              <w:start w:w="140" w:type="dxa"/>
               <w:bottom w:w="90" w:type="dxa"/>
-              <w:end w:w="120" w:type="dxa"/>
+              <w:end w:w="140" w:type="dxa"/>
             </w:tcMar>
           </w:tcPr>
           <w:p>
@@ -6092,6 +6551,8 @@
               <w:rPr>
                 <w:rFonts w:ascii="Calibri" w:hAnsi="Calibri"/>
                 <w:b w:val="0"/>
+                <w:i w:val="0"/>
+                <w:color w:val="1E1356"/>
                 <w:sz w:val="18"/>
               </w:rPr>
               <w:t>Mínimo privilegio</w:t>
@@ -6104,9 +6565,9 @@
             <w:vAlign w:val="center"/>
             <w:tcMar>
               <w:top w:w="90" w:type="dxa"/>
-              <w:start w:w="120" w:type="dxa"/>
+              <w:start w:w="140" w:type="dxa"/>
               <w:bottom w:w="90" w:type="dxa"/>
-              <w:end w:w="120" w:type="dxa"/>
+              <w:end w:w="140" w:type="dxa"/>
             </w:tcMar>
           </w:tcPr>
           <w:p>
@@ -6118,6 +6579,8 @@
               <w:rPr>
                 <w:rFonts w:ascii="Calibri" w:hAnsi="Calibri"/>
                 <w:b w:val="0"/>
+                <w:i w:val="0"/>
+                <w:color w:val="1E1356"/>
                 <w:sz w:val="18"/>
               </w:rPr>
               <w:t>Roles por área y criticidad</w:t>
@@ -6130,9 +6593,9 @@
             <w:vAlign w:val="center"/>
             <w:tcMar>
               <w:top w:w="90" w:type="dxa"/>
-              <w:start w:w="120" w:type="dxa"/>
+              <w:start w:w="140" w:type="dxa"/>
               <w:bottom w:w="90" w:type="dxa"/>
-              <w:end w:w="120" w:type="dxa"/>
+              <w:end w:w="140" w:type="dxa"/>
             </w:tcMar>
           </w:tcPr>
           <w:p>
@@ -6144,6 +6607,8 @@
               <w:rPr>
                 <w:rFonts w:ascii="Calibri" w:hAnsi="Calibri"/>
                 <w:b w:val="0"/>
+                <w:i w:val="0"/>
+                <w:color w:val="1E1356"/>
                 <w:sz w:val="18"/>
               </w:rPr>
               <w:t>Matriz aprobada día 60</w:t>
@@ -6158,9 +6623,9 @@
             <w:vAlign w:val="center"/>
             <w:tcMar>
               <w:top w:w="90" w:type="dxa"/>
-              <w:start w:w="120" w:type="dxa"/>
+              <w:start w:w="140" w:type="dxa"/>
               <w:bottom w:w="90" w:type="dxa"/>
-              <w:end w:w="120" w:type="dxa"/>
+              <w:end w:w="140" w:type="dxa"/>
             </w:tcMar>
           </w:tcPr>
           <w:p>
@@ -6172,9 +6637,11 @@
               <w:rPr>
                 <w:rFonts w:ascii="Calibri" w:hAnsi="Calibri"/>
                 <w:b w:val="0"/>
+                <w:i w:val="0"/>
+                <w:color w:val="1E1356"/>
                 <w:sz w:val="18"/>
               </w:rPr>
-              <w:t>SSO/SCIM</w:t>
+              <w:t>SSO / SCIM</w:t>
             </w:r>
           </w:p>
         </w:tc>
@@ -6184,9 +6651,9 @@
             <w:vAlign w:val="center"/>
             <w:tcMar>
               <w:top w:w="90" w:type="dxa"/>
-              <w:start w:w="120" w:type="dxa"/>
+              <w:start w:w="140" w:type="dxa"/>
               <w:bottom w:w="90" w:type="dxa"/>
-              <w:end w:w="120" w:type="dxa"/>
+              <w:end w:w="140" w:type="dxa"/>
             </w:tcMar>
           </w:tcPr>
           <w:p>
@@ -6198,6 +6665,8 @@
               <w:rPr>
                 <w:rFonts w:ascii="Calibri" w:hAnsi="Calibri"/>
                 <w:b w:val="0"/>
+                <w:i w:val="0"/>
+                <w:color w:val="1E1356"/>
                 <w:sz w:val="18"/>
               </w:rPr>
               <w:t>Slack, ClickUp, Adobe y apps compatibles</w:t>
@@ -6210,9 +6679,9 @@
             <w:vAlign w:val="center"/>
             <w:tcMar>
               <w:top w:w="90" w:type="dxa"/>
-              <w:start w:w="120" w:type="dxa"/>
+              <w:start w:w="140" w:type="dxa"/>
               <w:bottom w:w="90" w:type="dxa"/>
-              <w:end w:w="120" w:type="dxa"/>
+              <w:end w:w="140" w:type="dxa"/>
             </w:tcMar>
           </w:tcPr>
           <w:p>
@@ -6224,6 +6693,8 @@
               <w:rPr>
                 <w:rFonts w:ascii="Calibri" w:hAnsi="Calibri"/>
                 <w:b w:val="0"/>
+                <w:i w:val="0"/>
+                <w:color w:val="1E1356"/>
                 <w:sz w:val="18"/>
               </w:rPr>
               <w:t>Oleada 1 día 60</w:t>
@@ -6238,9 +6709,9 @@
             <w:vAlign w:val="center"/>
             <w:tcMar>
               <w:top w:w="90" w:type="dxa"/>
-              <w:start w:w="120" w:type="dxa"/>
+              <w:start w:w="140" w:type="dxa"/>
               <w:bottom w:w="90" w:type="dxa"/>
-              <w:end w:w="120" w:type="dxa"/>
+              <w:end w:w="140" w:type="dxa"/>
             </w:tcMar>
           </w:tcPr>
           <w:p>
@@ -6252,6 +6723,8 @@
               <w:rPr>
                 <w:rFonts w:ascii="Calibri" w:hAnsi="Calibri"/>
                 <w:b w:val="0"/>
+                <w:i w:val="0"/>
+                <w:color w:val="1E1356"/>
                 <w:sz w:val="18"/>
               </w:rPr>
               <w:t>MDM</w:t>
@@ -6264,9 +6737,9 @@
             <w:vAlign w:val="center"/>
             <w:tcMar>
               <w:top w:w="90" w:type="dxa"/>
-              <w:start w:w="120" w:type="dxa"/>
+              <w:start w:w="140" w:type="dxa"/>
               <w:bottom w:w="90" w:type="dxa"/>
-              <w:end w:w="120" w:type="dxa"/>
+              <w:end w:w="140" w:type="dxa"/>
             </w:tcMar>
           </w:tcPr>
           <w:p>
@@ -6278,6 +6751,8 @@
               <w:rPr>
                 <w:rFonts w:ascii="Calibri" w:hAnsi="Calibri"/>
                 <w:b w:val="0"/>
+                <w:i w:val="0"/>
+                <w:color w:val="1E1356"/>
                 <w:sz w:val="18"/>
               </w:rPr>
               <w:t>Apple primero, Windows complementario</w:t>
@@ -6290,9 +6765,9 @@
             <w:vAlign w:val="center"/>
             <w:tcMar>
               <w:top w:w="90" w:type="dxa"/>
-              <w:start w:w="120" w:type="dxa"/>
+              <w:start w:w="140" w:type="dxa"/>
               <w:bottom w:w="90" w:type="dxa"/>
-              <w:end w:w="120" w:type="dxa"/>
+              <w:end w:w="140" w:type="dxa"/>
             </w:tcMar>
           </w:tcPr>
           <w:p>
@@ -6304,6 +6779,8 @@
               <w:rPr>
                 <w:rFonts w:ascii="Calibri" w:hAnsi="Calibri"/>
                 <w:b w:val="0"/>
+                <w:i w:val="0"/>
+                <w:color w:val="1E1356"/>
                 <w:sz w:val="18"/>
               </w:rPr>
               <w:t>85% día 60 / 95% día 90</w:t>
@@ -6318,9 +6795,9 @@
             <w:vAlign w:val="center"/>
             <w:tcMar>
               <w:top w:w="90" w:type="dxa"/>
-              <w:start w:w="120" w:type="dxa"/>
+              <w:start w:w="140" w:type="dxa"/>
               <w:bottom w:w="90" w:type="dxa"/>
-              <w:end w:w="120" w:type="dxa"/>
+              <w:end w:w="140" w:type="dxa"/>
             </w:tcMar>
           </w:tcPr>
           <w:p>
@@ -6332,6 +6809,8 @@
               <w:rPr>
                 <w:rFonts w:ascii="Calibri" w:hAnsi="Calibri"/>
                 <w:b w:val="0"/>
+                <w:i w:val="0"/>
+                <w:color w:val="1E1356"/>
                 <w:sz w:val="18"/>
               </w:rPr>
               <w:t>Zero Trust</w:t>
@@ -6344,9 +6823,9 @@
             <w:vAlign w:val="center"/>
             <w:tcMar>
               <w:top w:w="90" w:type="dxa"/>
-              <w:start w:w="120" w:type="dxa"/>
+              <w:start w:w="140" w:type="dxa"/>
               <w:bottom w:w="90" w:type="dxa"/>
-              <w:end w:w="120" w:type="dxa"/>
+              <w:end w:w="140" w:type="dxa"/>
             </w:tcMar>
           </w:tcPr>
           <w:p>
@@ -6358,6 +6837,8 @@
               <w:rPr>
                 <w:rFonts w:ascii="Calibri" w:hAnsi="Calibri"/>
                 <w:b w:val="0"/>
+                <w:i w:val="0"/>
+                <w:color w:val="1E1356"/>
                 <w:sz w:val="18"/>
               </w:rPr>
               <w:t>Piloto con IT, Finanzas y usuarios SAP</w:t>
@@ -6370,9 +6851,9 @@
             <w:vAlign w:val="center"/>
             <w:tcMar>
               <w:top w:w="90" w:type="dxa"/>
-              <w:start w:w="120" w:type="dxa"/>
+              <w:start w:w="140" w:type="dxa"/>
               <w:bottom w:w="90" w:type="dxa"/>
-              <w:end w:w="120" w:type="dxa"/>
+              <w:end w:w="140" w:type="dxa"/>
             </w:tcMar>
           </w:tcPr>
           <w:p>
@@ -6384,9 +6865,11 @@
               <w:rPr>
                 <w:rFonts w:ascii="Calibri" w:hAnsi="Calibri"/>
                 <w:b w:val="0"/>
+                <w:i w:val="0"/>
+                <w:color w:val="1E1356"/>
                 <w:sz w:val="18"/>
               </w:rPr>
-              <w:t>Piloto día 60</w:t>
+              <w:t>Piloto día 60 (Cloudflare/Tailscale)</w:t>
             </w:r>
           </w:p>
         </w:tc>
@@ -6398,9 +6881,9 @@
             <w:vAlign w:val="center"/>
             <w:tcMar>
               <w:top w:w="90" w:type="dxa"/>
-              <w:start w:w="120" w:type="dxa"/>
+              <w:start w:w="140" w:type="dxa"/>
               <w:bottom w:w="90" w:type="dxa"/>
-              <w:end w:w="120" w:type="dxa"/>
+              <w:end w:w="140" w:type="dxa"/>
             </w:tcMar>
           </w:tcPr>
           <w:p>
@@ -6412,9 +6895,11 @@
               <w:rPr>
                 <w:rFonts w:ascii="Calibri" w:hAnsi="Calibri"/>
                 <w:b w:val="0"/>
+                <w:i w:val="0"/>
+                <w:color w:val="1E1356"/>
                 <w:sz w:val="18"/>
               </w:rPr>
-              <w:t>Recertificacion</w:t>
+              <w:t>Recertificación</w:t>
             </w:r>
           </w:p>
         </w:tc>
@@ -6424,9 +6909,9 @@
             <w:vAlign w:val="center"/>
             <w:tcMar>
               <w:top w:w="90" w:type="dxa"/>
-              <w:start w:w="120" w:type="dxa"/>
+              <w:start w:w="140" w:type="dxa"/>
               <w:bottom w:w="90" w:type="dxa"/>
-              <w:end w:w="120" w:type="dxa"/>
+              <w:end w:w="140" w:type="dxa"/>
             </w:tcMar>
           </w:tcPr>
           <w:p>
@@ -6438,6 +6923,8 @@
               <w:rPr>
                 <w:rFonts w:ascii="Calibri" w:hAnsi="Calibri"/>
                 <w:b w:val="0"/>
+                <w:i w:val="0"/>
+                <w:color w:val="1E1356"/>
                 <w:sz w:val="18"/>
               </w:rPr>
               <w:t>Accesos críticos trimestrales</w:t>
@@ -6450,9 +6937,9 @@
             <w:vAlign w:val="center"/>
             <w:tcMar>
               <w:top w:w="90" w:type="dxa"/>
-              <w:start w:w="120" w:type="dxa"/>
+              <w:start w:w="140" w:type="dxa"/>
               <w:bottom w:w="90" w:type="dxa"/>
-              <w:end w:w="120" w:type="dxa"/>
+              <w:end w:w="140" w:type="dxa"/>
             </w:tcMar>
           </w:tcPr>
           <w:p>
@@ -6464,9 +6951,67 @@
               <w:rPr>
                 <w:rFonts w:ascii="Calibri" w:hAnsi="Calibri"/>
                 <w:b w:val="0"/>
+                <w:i w:val="0"/>
+                <w:color w:val="1E1356"/>
                 <w:sz w:val="18"/>
               </w:rPr>
               <w:t>Primera auditoría día 90</w:t>
+            </w:r>
+          </w:p>
+        </w:tc>
+      </w:tr>
+    </w:tbl>
+    <w:p>
+      <w:pPr>
+        <w:spacing w:after="40"/>
+      </w:pPr>
+    </w:p>
+    <w:tbl>
+      <w:tblPr>
+        <w:tblW w:type="auto" w:w="0"/>
+        <w:jc w:val="center"/>
+        <w:tblLook w:firstColumn="1" w:firstRow="1" w:lastColumn="0" w:lastRow="0" w:noHBand="0" w:noVBand="1" w:val="04A0"/>
+      </w:tblPr>
+      <w:tblGrid>
+        <w:gridCol w:w="9360"/>
+      </w:tblGrid>
+      <w:tr>
+        <w:tc>
+          <w:tcPr>
+            <w:tcW w:type="dxa" w:w="9360"/>
+            <w:shd w:fill="EDE8F6"/>
+            <w:tcMar>
+              <w:top w:w="160" w:type="dxa"/>
+              <w:start w:w="200" w:type="dxa"/>
+              <w:bottom w:w="160" w:type="dxa"/>
+              <w:end w:w="200" w:type="dxa"/>
+            </w:tcMar>
+          </w:tcPr>
+          <w:p>
+            <w:pPr>
+              <w:spacing w:after="60"/>
+            </w:pPr>
+            <w:r>
+              <w:rPr>
+                <w:rFonts w:ascii="Calibri" w:hAnsi="Calibri"/>
+                <w:b/>
+                <w:color w:val="4B2E83"/>
+                <w:sz w:val="22"/>
+              </w:rPr>
+              <w:t>VPN vs Zero Trust</w:t>
+            </w:r>
+          </w:p>
+          <w:p>
+            <w:pPr>
+              <w:spacing w:after="0" w:line="269" w:lineRule="auto"/>
+            </w:pPr>
+            <w:r>
+              <w:rPr>
+                <w:rFonts w:ascii="Calibri" w:hAnsi="Calibri"/>
+                <w:color w:val="1E1356"/>
+                <w:sz w:val="20"/>
+              </w:rPr>
+              <w:t>La VPN es el puente de transición para recursos on-premise y SAP. Zero Trust es el destino: conecta al recurso exacto, verifica usuario + dispositivo + contexto, y permite revocación granular. Evaluamos Cloudflare Zero Trust o Tailscale según arquitectura real, SAP, presupuesto y experiencia de usuario. No decidimos por marca sin diagnóstico.</w:t>
             </w:r>
           </w:p>
         </w:tc>
@@ -6482,18 +7027,1713 @@
         <w:pStyle w:val="Heading1"/>
       </w:pPr>
       <w:r>
-        <w:t>10. Adopcion mesurada de Inteligencia Artificial</w:t>
+        <w:t>10. Onboarding sin stock disponible</w:t>
       </w:r>
     </w:p>
     <w:p>
       <w:pPr>
-        <w:spacing w:after="120" w:line="264" w:lineRule="auto"/>
+        <w:spacing w:after="100" w:line="269" w:lineRule="auto"/>
       </w:pPr>
       <w:r>
         <w:rPr>
           <w:rFonts w:ascii="Calibri" w:hAnsi="Calibri"/>
+          <w:i w:val="0"/>
+          <w:color w:val="1E1356"/>
+          <w:sz w:val="21"/>
         </w:rPr>
-        <w:t>La IA debe aumentar productividad sin crear una nueva superficie de fuga de información. La propuesta es permitirla con reglas claras, no bloquearla ni habilitarla sin control.</w:t>
+        <w:t>Si entra alguien mañana y no hay equipo disponible, ejecutamos este protocolo en 4 pasos. La ausencia de stock no bloquea el negocio ni crea un agujero de seguridad.</w:t>
+      </w:r>
+    </w:p>
+    <w:tbl>
+      <w:tblPr>
+        <w:tblStyle w:val="TableGrid"/>
+        <w:tblW w:type="auto" w:w="0"/>
+        <w:jc w:val="center"/>
+        <w:tblLayout w:type="fixed"/>
+        <w:tblLook w:firstColumn="1" w:firstRow="1" w:lastColumn="0" w:lastRow="0" w:noHBand="0" w:noVBand="1" w:val="04A0"/>
+      </w:tblPr>
+      <w:tblGrid>
+        <w:gridCol w:w="2340"/>
+        <w:gridCol w:w="2340"/>
+        <w:gridCol w:w="2340"/>
+        <w:gridCol w:w="2340"/>
+      </w:tblGrid>
+      <w:tr>
+        <w:tc>
+          <w:tcPr>
+            <w:tcW w:type="dxa" w:w="2232"/>
+            <w:vAlign w:val="center"/>
+            <w:tcMar>
+              <w:top w:w="90" w:type="dxa"/>
+              <w:start w:w="140" w:type="dxa"/>
+              <w:bottom w:w="90" w:type="dxa"/>
+              <w:end w:w="140" w:type="dxa"/>
+            </w:tcMar>
+            <w:shd w:fill="EDE8F6"/>
+          </w:tcPr>
+          <w:p>
+            <w:pPr>
+              <w:spacing w:after="0" w:line="252" w:lineRule="auto"/>
+            </w:pPr>
+            <w:r/>
+            <w:r>
+              <w:rPr>
+                <w:rFonts w:ascii="Calibri" w:hAnsi="Calibri"/>
+                <w:b/>
+                <w:i w:val="0"/>
+                <w:color w:val="4B2E83"/>
+                <w:sz w:val="17"/>
+              </w:rPr>
+              <w:t>Paso</w:t>
+            </w:r>
+          </w:p>
+        </w:tc>
+        <w:tc>
+          <w:tcPr>
+            <w:tcW w:type="dxa" w:w="3816"/>
+            <w:vAlign w:val="center"/>
+            <w:tcMar>
+              <w:top w:w="90" w:type="dxa"/>
+              <w:start w:w="140" w:type="dxa"/>
+              <w:bottom w:w="90" w:type="dxa"/>
+              <w:end w:w="140" w:type="dxa"/>
+            </w:tcMar>
+            <w:shd w:fill="EDE8F6"/>
+          </w:tcPr>
+          <w:p>
+            <w:pPr>
+              <w:spacing w:after="0" w:line="252" w:lineRule="auto"/>
+            </w:pPr>
+            <w:r/>
+            <w:r>
+              <w:rPr>
+                <w:rFonts w:ascii="Calibri" w:hAnsi="Calibri"/>
+                <w:b/>
+                <w:i w:val="0"/>
+                <w:color w:val="4B2E83"/>
+                <w:sz w:val="17"/>
+              </w:rPr>
+              <w:t>Acción</w:t>
+            </w:r>
+          </w:p>
+        </w:tc>
+        <w:tc>
+          <w:tcPr>
+            <w:tcW w:type="dxa" w:w="1656"/>
+            <w:vAlign w:val="center"/>
+            <w:tcMar>
+              <w:top w:w="90" w:type="dxa"/>
+              <w:start w:w="140" w:type="dxa"/>
+              <w:bottom w:w="90" w:type="dxa"/>
+              <w:end w:w="140" w:type="dxa"/>
+            </w:tcMar>
+            <w:shd w:fill="EDE8F6"/>
+          </w:tcPr>
+          <w:p>
+            <w:pPr>
+              <w:spacing w:after="0" w:line="252" w:lineRule="auto"/>
+            </w:pPr>
+            <w:r/>
+            <w:r>
+              <w:rPr>
+                <w:rFonts w:ascii="Calibri" w:hAnsi="Calibri"/>
+                <w:b/>
+                <w:i w:val="0"/>
+                <w:color w:val="4B2E83"/>
+                <w:sz w:val="17"/>
+              </w:rPr>
+              <w:t>Dueño</w:t>
+            </w:r>
+          </w:p>
+        </w:tc>
+        <w:tc>
+          <w:tcPr>
+            <w:tcW w:type="dxa" w:w="1656"/>
+            <w:vAlign w:val="center"/>
+            <w:tcMar>
+              <w:top w:w="90" w:type="dxa"/>
+              <w:start w:w="140" w:type="dxa"/>
+              <w:bottom w:w="90" w:type="dxa"/>
+              <w:end w:w="140" w:type="dxa"/>
+            </w:tcMar>
+            <w:shd w:fill="EDE8F6"/>
+          </w:tcPr>
+          <w:p>
+            <w:pPr>
+              <w:spacing w:after="0" w:line="252" w:lineRule="auto"/>
+            </w:pPr>
+            <w:r/>
+            <w:r>
+              <w:rPr>
+                <w:rFonts w:ascii="Calibri" w:hAnsi="Calibri"/>
+                <w:b/>
+                <w:i w:val="0"/>
+                <w:color w:val="4B2E83"/>
+                <w:sz w:val="17"/>
+              </w:rPr>
+              <w:t>Condición</w:t>
+            </w:r>
+          </w:p>
+        </w:tc>
+      </w:tr>
+      <w:tr>
+        <w:tc>
+          <w:tcPr>
+            <w:tcW w:type="dxa" w:w="2232"/>
+            <w:vAlign w:val="center"/>
+            <w:tcMar>
+              <w:top w:w="90" w:type="dxa"/>
+              <w:start w:w="140" w:type="dxa"/>
+              <w:bottom w:w="90" w:type="dxa"/>
+              <w:end w:w="140" w:type="dxa"/>
+            </w:tcMar>
+          </w:tcPr>
+          <w:p>
+            <w:pPr>
+              <w:spacing w:after="0" w:line="252" w:lineRule="auto"/>
+            </w:pPr>
+            <w:r/>
+            <w:r>
+              <w:rPr>
+                <w:rFonts w:ascii="Calibri" w:hAnsi="Calibri"/>
+                <w:b w:val="0"/>
+                <w:i w:val="0"/>
+                <w:color w:val="1E1356"/>
+                <w:sz w:val="17"/>
+              </w:rPr>
+              <w:t>1 — Evaluar criticidad</w:t>
+            </w:r>
+          </w:p>
+        </w:tc>
+        <w:tc>
+          <w:tcPr>
+            <w:tcW w:type="dxa" w:w="3816"/>
+            <w:vAlign w:val="center"/>
+            <w:tcMar>
+              <w:top w:w="90" w:type="dxa"/>
+              <w:start w:w="140" w:type="dxa"/>
+              <w:bottom w:w="90" w:type="dxa"/>
+              <w:end w:w="140" w:type="dxa"/>
+            </w:tcMar>
+          </w:tcPr>
+          <w:p>
+            <w:pPr>
+              <w:spacing w:after="0" w:line="252" w:lineRule="auto"/>
+            </w:pPr>
+            <w:r/>
+            <w:r>
+              <w:rPr>
+                <w:rFonts w:ascii="Calibri" w:hAnsi="Calibri"/>
+                <w:b w:val="0"/>
+                <w:i w:val="0"/>
+                <w:color w:val="1E1356"/>
+                <w:sz w:val="17"/>
+              </w:rPr>
+              <w:t>¿Impacta ventas, operación o finanzas? Determina urgencia.</w:t>
+            </w:r>
+          </w:p>
+        </w:tc>
+        <w:tc>
+          <w:tcPr>
+            <w:tcW w:type="dxa" w:w="1656"/>
+            <w:vAlign w:val="center"/>
+            <w:tcMar>
+              <w:top w:w="90" w:type="dxa"/>
+              <w:start w:w="140" w:type="dxa"/>
+              <w:bottom w:w="90" w:type="dxa"/>
+              <w:end w:w="140" w:type="dxa"/>
+            </w:tcMar>
+          </w:tcPr>
+          <w:p>
+            <w:pPr>
+              <w:spacing w:after="0" w:line="252" w:lineRule="auto"/>
+            </w:pPr>
+            <w:r/>
+            <w:r>
+              <w:rPr>
+                <w:rFonts w:ascii="Calibri" w:hAnsi="Calibri"/>
+                <w:b w:val="0"/>
+                <w:i w:val="0"/>
+                <w:color w:val="1E1356"/>
+                <w:sz w:val="17"/>
+              </w:rPr>
+              <w:t>IT + RRHH</w:t>
+            </w:r>
+          </w:p>
+        </w:tc>
+        <w:tc>
+          <w:tcPr>
+            <w:tcW w:type="dxa" w:w="1656"/>
+            <w:vAlign w:val="center"/>
+            <w:tcMar>
+              <w:top w:w="90" w:type="dxa"/>
+              <w:start w:w="140" w:type="dxa"/>
+              <w:bottom w:w="90" w:type="dxa"/>
+              <w:end w:w="140" w:type="dxa"/>
+            </w:tcMar>
+          </w:tcPr>
+          <w:p>
+            <w:pPr>
+              <w:spacing w:after="0" w:line="252" w:lineRule="auto"/>
+            </w:pPr>
+            <w:r/>
+            <w:r>
+              <w:rPr>
+                <w:rFonts w:ascii="Calibri" w:hAnsi="Calibri"/>
+                <w:b w:val="0"/>
+                <w:i w:val="0"/>
+                <w:color w:val="1E1356"/>
+                <w:sz w:val="17"/>
+              </w:rPr>
+              <w:t>Siempre</w:t>
+            </w:r>
+          </w:p>
+        </w:tc>
+      </w:tr>
+      <w:tr>
+        <w:tc>
+          <w:tcPr>
+            <w:tcW w:type="dxa" w:w="2232"/>
+            <w:vAlign w:val="center"/>
+            <w:tcMar>
+              <w:top w:w="90" w:type="dxa"/>
+              <w:start w:w="140" w:type="dxa"/>
+              <w:bottom w:w="90" w:type="dxa"/>
+              <w:end w:w="140" w:type="dxa"/>
+            </w:tcMar>
+          </w:tcPr>
+          <w:p>
+            <w:pPr>
+              <w:spacing w:after="0" w:line="252" w:lineRule="auto"/>
+            </w:pPr>
+            <w:r/>
+            <w:r>
+              <w:rPr>
+                <w:rFonts w:ascii="Calibri" w:hAnsi="Calibri"/>
+                <w:b w:val="0"/>
+                <w:i w:val="0"/>
+                <w:color w:val="1E1356"/>
+                <w:sz w:val="17"/>
+              </w:rPr>
+              <w:t>2 — Buscar recuperable</w:t>
+            </w:r>
+          </w:p>
+        </w:tc>
+        <w:tc>
+          <w:tcPr>
+            <w:tcW w:type="dxa" w:w="3816"/>
+            <w:vAlign w:val="center"/>
+            <w:tcMar>
+              <w:top w:w="90" w:type="dxa"/>
+              <w:start w:w="140" w:type="dxa"/>
+              <w:bottom w:w="90" w:type="dxa"/>
+              <w:end w:w="140" w:type="dxa"/>
+            </w:tcMar>
+          </w:tcPr>
+          <w:p>
+            <w:pPr>
+              <w:spacing w:after="0" w:line="252" w:lineRule="auto"/>
+            </w:pPr>
+            <w:r/>
+            <w:r>
+              <w:rPr>
+                <w:rFonts w:ascii="Calibri" w:hAnsi="Calibri"/>
+                <w:b w:val="0"/>
+                <w:i w:val="0"/>
+                <w:color w:val="1E1356"/>
+                <w:sz w:val="17"/>
+              </w:rPr>
+              <w:t>Equipos devueltos, reparaciones activas o préstamo temporal de IT.</w:t>
+            </w:r>
+          </w:p>
+        </w:tc>
+        <w:tc>
+          <w:tcPr>
+            <w:tcW w:type="dxa" w:w="1656"/>
+            <w:vAlign w:val="center"/>
+            <w:tcMar>
+              <w:top w:w="90" w:type="dxa"/>
+              <w:start w:w="140" w:type="dxa"/>
+              <w:bottom w:w="90" w:type="dxa"/>
+              <w:end w:w="140" w:type="dxa"/>
+            </w:tcMar>
+          </w:tcPr>
+          <w:p>
+            <w:pPr>
+              <w:spacing w:after="0" w:line="252" w:lineRule="auto"/>
+            </w:pPr>
+            <w:r/>
+            <w:r>
+              <w:rPr>
+                <w:rFonts w:ascii="Calibri" w:hAnsi="Calibri"/>
+                <w:b w:val="0"/>
+                <w:i w:val="0"/>
+                <w:color w:val="1E1356"/>
+                <w:sz w:val="17"/>
+              </w:rPr>
+              <w:t>IT</w:t>
+            </w:r>
+          </w:p>
+        </w:tc>
+        <w:tc>
+          <w:tcPr>
+            <w:tcW w:type="dxa" w:w="1656"/>
+            <w:vAlign w:val="center"/>
+            <w:tcMar>
+              <w:top w:w="90" w:type="dxa"/>
+              <w:start w:w="140" w:type="dxa"/>
+              <w:bottom w:w="90" w:type="dxa"/>
+              <w:end w:w="140" w:type="dxa"/>
+            </w:tcMar>
+          </w:tcPr>
+          <w:p>
+            <w:pPr>
+              <w:spacing w:after="0" w:line="252" w:lineRule="auto"/>
+            </w:pPr>
+            <w:r/>
+            <w:r>
+              <w:rPr>
+                <w:rFonts w:ascii="Calibri" w:hAnsi="Calibri"/>
+                <w:b w:val="0"/>
+                <w:i w:val="0"/>
+                <w:color w:val="1E1356"/>
+                <w:sz w:val="17"/>
+              </w:rPr>
+              <w:t>Antes de excepción</w:t>
+            </w:r>
+          </w:p>
+        </w:tc>
+      </w:tr>
+      <w:tr>
+        <w:tc>
+          <w:tcPr>
+            <w:tcW w:type="dxa" w:w="2232"/>
+            <w:vAlign w:val="center"/>
+            <w:tcMar>
+              <w:top w:w="90" w:type="dxa"/>
+              <w:start w:w="140" w:type="dxa"/>
+              <w:bottom w:w="90" w:type="dxa"/>
+              <w:end w:w="140" w:type="dxa"/>
+            </w:tcMar>
+          </w:tcPr>
+          <w:p>
+            <w:pPr>
+              <w:spacing w:after="0" w:line="252" w:lineRule="auto"/>
+            </w:pPr>
+            <w:r/>
+            <w:r>
+              <w:rPr>
+                <w:rFonts w:ascii="Calibri" w:hAnsi="Calibri"/>
+                <w:b w:val="0"/>
+                <w:i w:val="0"/>
+                <w:color w:val="1E1356"/>
+                <w:sz w:val="17"/>
+              </w:rPr>
+              <w:t>3 — Excepción controlada</w:t>
+            </w:r>
+          </w:p>
+        </w:tc>
+        <w:tc>
+          <w:tcPr>
+            <w:tcW w:type="dxa" w:w="3816"/>
+            <w:vAlign w:val="center"/>
+            <w:tcMar>
+              <w:top w:w="90" w:type="dxa"/>
+              <w:start w:w="140" w:type="dxa"/>
+              <w:bottom w:w="90" w:type="dxa"/>
+              <w:end w:w="140" w:type="dxa"/>
+            </w:tcMar>
+          </w:tcPr>
+          <w:p>
+            <w:pPr>
+              <w:spacing w:after="0" w:line="252" w:lineRule="auto"/>
+            </w:pPr>
+            <w:r/>
+            <w:r>
+              <w:rPr>
+                <w:rFonts w:ascii="Calibri" w:hAnsi="Calibri"/>
+                <w:b w:val="0"/>
+                <w:i w:val="0"/>
+                <w:color w:val="1E1356"/>
+                <w:sz w:val="17"/>
+              </w:rPr>
+              <w:t>BYOD solo vía web, MFA obligatorio, sin sync local, fecha límite.</w:t>
+            </w:r>
+          </w:p>
+        </w:tc>
+        <w:tc>
+          <w:tcPr>
+            <w:tcW w:type="dxa" w:w="1656"/>
+            <w:vAlign w:val="center"/>
+            <w:tcMar>
+              <w:top w:w="90" w:type="dxa"/>
+              <w:start w:w="140" w:type="dxa"/>
+              <w:bottom w:w="90" w:type="dxa"/>
+              <w:end w:w="140" w:type="dxa"/>
+            </w:tcMar>
+          </w:tcPr>
+          <w:p>
+            <w:pPr>
+              <w:spacing w:after="0" w:line="252" w:lineRule="auto"/>
+            </w:pPr>
+            <w:r/>
+            <w:r>
+              <w:rPr>
+                <w:rFonts w:ascii="Calibri" w:hAnsi="Calibri"/>
+                <w:b w:val="0"/>
+                <w:i w:val="0"/>
+                <w:color w:val="1E1356"/>
+                <w:sz w:val="17"/>
+              </w:rPr>
+              <w:t>IT + Liderazgo</w:t>
+            </w:r>
+          </w:p>
+        </w:tc>
+        <w:tc>
+          <w:tcPr>
+            <w:tcW w:type="dxa" w:w="1656"/>
+            <w:vAlign w:val="center"/>
+            <w:tcMar>
+              <w:top w:w="90" w:type="dxa"/>
+              <w:start w:w="140" w:type="dxa"/>
+              <w:bottom w:w="90" w:type="dxa"/>
+              <w:end w:w="140" w:type="dxa"/>
+            </w:tcMar>
+          </w:tcPr>
+          <w:p>
+            <w:pPr>
+              <w:spacing w:after="0" w:line="252" w:lineRule="auto"/>
+            </w:pPr>
+            <w:r/>
+            <w:r>
+              <w:rPr>
+                <w:rFonts w:ascii="Calibri" w:hAnsi="Calibri"/>
+                <w:b w:val="0"/>
+                <w:i w:val="0"/>
+                <w:color w:val="1E1356"/>
+                <w:sz w:val="17"/>
+              </w:rPr>
+              <w:t>Con aprobación</w:t>
+            </w:r>
+          </w:p>
+        </w:tc>
+      </w:tr>
+      <w:tr>
+        <w:tc>
+          <w:tcPr>
+            <w:tcW w:type="dxa" w:w="2232"/>
+            <w:vAlign w:val="center"/>
+            <w:tcMar>
+              <w:top w:w="90" w:type="dxa"/>
+              <w:start w:w="140" w:type="dxa"/>
+              <w:bottom w:w="90" w:type="dxa"/>
+              <w:end w:w="140" w:type="dxa"/>
+            </w:tcMar>
+          </w:tcPr>
+          <w:p>
+            <w:pPr>
+              <w:spacing w:after="0" w:line="252" w:lineRule="auto"/>
+            </w:pPr>
+            <w:r/>
+            <w:r>
+              <w:rPr>
+                <w:rFonts w:ascii="Calibri" w:hAnsi="Calibri"/>
+                <w:b w:val="0"/>
+                <w:i w:val="0"/>
+                <w:color w:val="1E1356"/>
+                <w:sz w:val="17"/>
+              </w:rPr>
+              <w:t>4 — Compra express</w:t>
+            </w:r>
+          </w:p>
+        </w:tc>
+        <w:tc>
+          <w:tcPr>
+            <w:tcW w:type="dxa" w:w="3816"/>
+            <w:vAlign w:val="center"/>
+            <w:tcMar>
+              <w:top w:w="90" w:type="dxa"/>
+              <w:start w:w="140" w:type="dxa"/>
+              <w:bottom w:w="90" w:type="dxa"/>
+              <w:end w:w="140" w:type="dxa"/>
+            </w:tcMar>
+          </w:tcPr>
+          <w:p>
+            <w:pPr>
+              <w:spacing w:after="0" w:line="252" w:lineRule="auto"/>
+            </w:pPr>
+            <w:r/>
+            <w:r>
+              <w:rPr>
+                <w:rFonts w:ascii="Calibri" w:hAnsi="Calibri"/>
+                <w:b w:val="0"/>
+                <w:i w:val="0"/>
+                <w:color w:val="1E1356"/>
+                <w:sz w:val="17"/>
+              </w:rPr>
+              <w:t>Registro del riesgo, aprobación Finanzas, cierre al llegar el equipo.</w:t>
+            </w:r>
+          </w:p>
+        </w:tc>
+        <w:tc>
+          <w:tcPr>
+            <w:tcW w:type="dxa" w:w="1656"/>
+            <w:vAlign w:val="center"/>
+            <w:tcMar>
+              <w:top w:w="90" w:type="dxa"/>
+              <w:start w:w="140" w:type="dxa"/>
+              <w:bottom w:w="90" w:type="dxa"/>
+              <w:end w:w="140" w:type="dxa"/>
+            </w:tcMar>
+          </w:tcPr>
+          <w:p>
+            <w:pPr>
+              <w:spacing w:after="0" w:line="252" w:lineRule="auto"/>
+            </w:pPr>
+            <w:r/>
+            <w:r>
+              <w:rPr>
+                <w:rFonts w:ascii="Calibri" w:hAnsi="Calibri"/>
+                <w:b w:val="0"/>
+                <w:i w:val="0"/>
+                <w:color w:val="1E1356"/>
+                <w:sz w:val="17"/>
+              </w:rPr>
+              <w:t>IT + Finanzas</w:t>
+            </w:r>
+          </w:p>
+        </w:tc>
+        <w:tc>
+          <w:tcPr>
+            <w:tcW w:type="dxa" w:w="1656"/>
+            <w:vAlign w:val="center"/>
+            <w:tcMar>
+              <w:top w:w="90" w:type="dxa"/>
+              <w:start w:w="140" w:type="dxa"/>
+              <w:bottom w:w="90" w:type="dxa"/>
+              <w:end w:w="140" w:type="dxa"/>
+            </w:tcMar>
+          </w:tcPr>
+          <w:p>
+            <w:pPr>
+              <w:spacing w:after="0" w:line="252" w:lineRule="auto"/>
+            </w:pPr>
+            <w:r/>
+            <w:r>
+              <w:rPr>
+                <w:rFonts w:ascii="Calibri" w:hAnsi="Calibri"/>
+                <w:b w:val="0"/>
+                <w:i w:val="0"/>
+                <w:color w:val="1E1356"/>
+                <w:sz w:val="17"/>
+              </w:rPr>
+              <w:t>Paralelo al paso 3</w:t>
+            </w:r>
+          </w:p>
+        </w:tc>
+      </w:tr>
+    </w:tbl>
+    <w:p>
+      <w:pPr>
+        <w:spacing w:after="40"/>
+      </w:pPr>
+    </w:p>
+    <w:tbl>
+      <w:tblPr>
+        <w:tblW w:type="auto" w:w="0"/>
+        <w:jc w:val="center"/>
+        <w:tblLook w:firstColumn="1" w:firstRow="1" w:lastColumn="0" w:lastRow="0" w:noHBand="0" w:noVBand="1" w:val="04A0"/>
+      </w:tblPr>
+      <w:tblGrid>
+        <w:gridCol w:w="9360"/>
+      </w:tblGrid>
+      <w:tr>
+        <w:tc>
+          <w:tcPr>
+            <w:tcW w:type="dxa" w:w="9360"/>
+            <w:shd w:fill="FFFBE6"/>
+            <w:tcMar>
+              <w:top w:w="160" w:type="dxa"/>
+              <w:start w:w="200" w:type="dxa"/>
+              <w:bottom w:w="160" w:type="dxa"/>
+              <w:end w:w="200" w:type="dxa"/>
+            </w:tcMar>
+          </w:tcPr>
+          <w:p>
+            <w:pPr>
+              <w:spacing w:after="60"/>
+            </w:pPr>
+            <w:r>
+              <w:rPr>
+                <w:rFonts w:ascii="Calibri" w:hAnsi="Calibri"/>
+                <w:b/>
+                <w:color w:val="4B2E83"/>
+                <w:sz w:val="22"/>
+              </w:rPr>
+              <w:t>Principio irrenunciable</w:t>
+            </w:r>
+          </w:p>
+          <w:p>
+            <w:pPr>
+              <w:spacing w:after="0" w:line="269" w:lineRule="auto"/>
+            </w:pPr>
+            <w:r>
+              <w:rPr>
+                <w:rFonts w:ascii="Calibri" w:hAnsi="Calibri"/>
+                <w:color w:val="1E1356"/>
+                <w:sz w:val="20"/>
+              </w:rPr>
+              <w:t>Toda excepción tiene: dueño visible · fecha límite · control de datos. Sin estas tres condiciones, no existe la excepción.</w:t>
+            </w:r>
+          </w:p>
+        </w:tc>
+      </w:tr>
+    </w:tbl>
+    <w:p>
+      <w:pPr>
+        <w:spacing w:after="40"/>
+      </w:pPr>
+    </w:p>
+    <w:p>
+      <w:pPr>
+        <w:pStyle w:val="Heading1"/>
+      </w:pPr>
+      <w:r>
+        <w:t>11. Protocolo de offboarding</w:t>
+      </w:r>
+    </w:p>
+    <w:p>
+      <w:pPr>
+        <w:spacing w:after="100" w:line="269" w:lineRule="auto"/>
+      </w:pPr>
+      <w:r>
+        <w:rPr>
+          <w:rFonts w:ascii="Calibri" w:hAnsi="Calibri"/>
+          <w:i w:val="0"/>
+          <w:color w:val="1E1356"/>
+          <w:sz w:val="21"/>
+        </w:rPr>
+        <w:t>El caso del colaborador comercial que renunció con accesos activos (Gmail, Adobe CC, Slack, Drive, MacBook y celular) expone el riesgo real. El protocolo cierra la ventana en menos de 1 hora.</w:t>
+      </w:r>
+    </w:p>
+    <w:tbl>
+      <w:tblPr>
+        <w:tblStyle w:val="TableGrid"/>
+        <w:tblW w:type="auto" w:w="0"/>
+        <w:jc w:val="center"/>
+        <w:tblLayout w:type="fixed"/>
+        <w:tblLook w:firstColumn="1" w:firstRow="1" w:lastColumn="0" w:lastRow="0" w:noHBand="0" w:noVBand="1" w:val="04A0"/>
+      </w:tblPr>
+      <w:tblGrid>
+        <w:gridCol w:w="3120"/>
+        <w:gridCol w:w="3120"/>
+        <w:gridCol w:w="3120"/>
+      </w:tblGrid>
+      <w:tr>
+        <w:tc>
+          <w:tcPr>
+            <w:tcW w:type="dxa" w:w="648"/>
+            <w:vAlign w:val="center"/>
+            <w:tcMar>
+              <w:top w:w="90" w:type="dxa"/>
+              <w:start w:w="140" w:type="dxa"/>
+              <w:bottom w:w="90" w:type="dxa"/>
+              <w:end w:w="140" w:type="dxa"/>
+            </w:tcMar>
+            <w:shd w:fill="EDE8F6"/>
+          </w:tcPr>
+          <w:p>
+            <w:pPr>
+              <w:spacing w:after="0" w:line="252" w:lineRule="auto"/>
+            </w:pPr>
+            <w:r/>
+            <w:r>
+              <w:rPr>
+                <w:rFonts w:ascii="Calibri" w:hAnsi="Calibri"/>
+                <w:b/>
+                <w:i w:val="0"/>
+                <w:color w:val="4B2E83"/>
+                <w:sz w:val="18"/>
+              </w:rPr>
+              <w:t>Paso</w:t>
+            </w:r>
+          </w:p>
+        </w:tc>
+        <w:tc>
+          <w:tcPr>
+            <w:tcW w:type="dxa" w:w="6192"/>
+            <w:vAlign w:val="center"/>
+            <w:tcMar>
+              <w:top w:w="90" w:type="dxa"/>
+              <w:start w:w="140" w:type="dxa"/>
+              <w:bottom w:w="90" w:type="dxa"/>
+              <w:end w:w="140" w:type="dxa"/>
+            </w:tcMar>
+            <w:shd w:fill="EDE8F6"/>
+          </w:tcPr>
+          <w:p>
+            <w:pPr>
+              <w:spacing w:after="0" w:line="252" w:lineRule="auto"/>
+            </w:pPr>
+            <w:r/>
+            <w:r>
+              <w:rPr>
+                <w:rFonts w:ascii="Calibri" w:hAnsi="Calibri"/>
+                <w:b/>
+                <w:i w:val="0"/>
+                <w:color w:val="4B2E83"/>
+                <w:sz w:val="18"/>
+              </w:rPr>
+              <w:t>Acción</w:t>
+            </w:r>
+          </w:p>
+        </w:tc>
+        <w:tc>
+          <w:tcPr>
+            <w:tcW w:type="dxa" w:w="2520"/>
+            <w:vAlign w:val="center"/>
+            <w:tcMar>
+              <w:top w:w="90" w:type="dxa"/>
+              <w:start w:w="140" w:type="dxa"/>
+              <w:bottom w:w="90" w:type="dxa"/>
+              <w:end w:w="140" w:type="dxa"/>
+            </w:tcMar>
+            <w:shd w:fill="EDE8F6"/>
+          </w:tcPr>
+          <w:p>
+            <w:pPr>
+              <w:spacing w:after="0" w:line="252" w:lineRule="auto"/>
+            </w:pPr>
+            <w:r/>
+            <w:r>
+              <w:rPr>
+                <w:rFonts w:ascii="Calibri" w:hAnsi="Calibri"/>
+                <w:b/>
+                <w:i w:val="0"/>
+                <w:color w:val="4B2E83"/>
+                <w:sz w:val="18"/>
+              </w:rPr>
+              <w:t>Dueño</w:t>
+            </w:r>
+          </w:p>
+        </w:tc>
+      </w:tr>
+      <w:tr>
+        <w:tc>
+          <w:tcPr>
+            <w:tcW w:type="dxa" w:w="648"/>
+            <w:vAlign w:val="center"/>
+            <w:tcMar>
+              <w:top w:w="90" w:type="dxa"/>
+              <w:start w:w="140" w:type="dxa"/>
+              <w:bottom w:w="90" w:type="dxa"/>
+              <w:end w:w="140" w:type="dxa"/>
+            </w:tcMar>
+          </w:tcPr>
+          <w:p>
+            <w:pPr>
+              <w:spacing w:after="0" w:line="252" w:lineRule="auto"/>
+            </w:pPr>
+            <w:r/>
+            <w:r>
+              <w:rPr>
+                <w:rFonts w:ascii="Calibri" w:hAnsi="Calibri"/>
+                <w:b w:val="0"/>
+                <w:i w:val="0"/>
+                <w:color w:val="1E1356"/>
+                <w:sz w:val="18"/>
+              </w:rPr>
+              <w:t>1</w:t>
+            </w:r>
+          </w:p>
+        </w:tc>
+        <w:tc>
+          <w:tcPr>
+            <w:tcW w:type="dxa" w:w="6192"/>
+            <w:vAlign w:val="center"/>
+            <w:tcMar>
+              <w:top w:w="90" w:type="dxa"/>
+              <w:start w:w="140" w:type="dxa"/>
+              <w:bottom w:w="90" w:type="dxa"/>
+              <w:end w:w="140" w:type="dxa"/>
+            </w:tcMar>
+          </w:tcPr>
+          <w:p>
+            <w:pPr>
+              <w:spacing w:after="0" w:line="252" w:lineRule="auto"/>
+            </w:pPr>
+            <w:r/>
+            <w:r>
+              <w:rPr>
+                <w:rFonts w:ascii="Calibri" w:hAnsi="Calibri"/>
+                <w:b w:val="0"/>
+                <w:i w:val="0"/>
+                <w:color w:val="1E1356"/>
+                <w:sz w:val="18"/>
+              </w:rPr>
+              <w:t>RRHH notifica salida y criticidad del rol</w:t>
+            </w:r>
+          </w:p>
+        </w:tc>
+        <w:tc>
+          <w:tcPr>
+            <w:tcW w:type="dxa" w:w="2520"/>
+            <w:vAlign w:val="center"/>
+            <w:tcMar>
+              <w:top w:w="90" w:type="dxa"/>
+              <w:start w:w="140" w:type="dxa"/>
+              <w:bottom w:w="90" w:type="dxa"/>
+              <w:end w:w="140" w:type="dxa"/>
+            </w:tcMar>
+          </w:tcPr>
+          <w:p>
+            <w:pPr>
+              <w:spacing w:after="0" w:line="252" w:lineRule="auto"/>
+            </w:pPr>
+            <w:r/>
+            <w:r>
+              <w:rPr>
+                <w:rFonts w:ascii="Calibri" w:hAnsi="Calibri"/>
+                <w:b w:val="0"/>
+                <w:i w:val="0"/>
+                <w:color w:val="1E1356"/>
+                <w:sz w:val="18"/>
+              </w:rPr>
+              <w:t>RRHH</w:t>
+            </w:r>
+          </w:p>
+        </w:tc>
+      </w:tr>
+      <w:tr>
+        <w:tc>
+          <w:tcPr>
+            <w:tcW w:type="dxa" w:w="648"/>
+            <w:vAlign w:val="center"/>
+            <w:tcMar>
+              <w:top w:w="90" w:type="dxa"/>
+              <w:start w:w="140" w:type="dxa"/>
+              <w:bottom w:w="90" w:type="dxa"/>
+              <w:end w:w="140" w:type="dxa"/>
+            </w:tcMar>
+          </w:tcPr>
+          <w:p>
+            <w:pPr>
+              <w:spacing w:after="0" w:line="252" w:lineRule="auto"/>
+            </w:pPr>
+            <w:r/>
+            <w:r>
+              <w:rPr>
+                <w:rFonts w:ascii="Calibri" w:hAnsi="Calibri"/>
+                <w:b w:val="0"/>
+                <w:i w:val="0"/>
+                <w:color w:val="1E1356"/>
+                <w:sz w:val="18"/>
+              </w:rPr>
+              <w:t>2</w:t>
+            </w:r>
+          </w:p>
+        </w:tc>
+        <w:tc>
+          <w:tcPr>
+            <w:tcW w:type="dxa" w:w="6192"/>
+            <w:vAlign w:val="center"/>
+            <w:tcMar>
+              <w:top w:w="90" w:type="dxa"/>
+              <w:start w:w="140" w:type="dxa"/>
+              <w:bottom w:w="90" w:type="dxa"/>
+              <w:end w:w="140" w:type="dxa"/>
+            </w:tcMar>
+          </w:tcPr>
+          <w:p>
+            <w:pPr>
+              <w:spacing w:after="0" w:line="252" w:lineRule="auto"/>
+            </w:pPr>
+            <w:r/>
+            <w:r>
+              <w:rPr>
+                <w:rFonts w:ascii="Calibri" w:hAnsi="Calibri"/>
+                <w:b w:val="0"/>
+                <w:i w:val="0"/>
+                <w:color w:val="1E1356"/>
+                <w:sz w:val="18"/>
+              </w:rPr>
+              <w:t>IT suspende Google Workspace y revoca sesiones activas</w:t>
+            </w:r>
+          </w:p>
+        </w:tc>
+        <w:tc>
+          <w:tcPr>
+            <w:tcW w:type="dxa" w:w="2520"/>
+            <w:vAlign w:val="center"/>
+            <w:tcMar>
+              <w:top w:w="90" w:type="dxa"/>
+              <w:start w:w="140" w:type="dxa"/>
+              <w:bottom w:w="90" w:type="dxa"/>
+              <w:end w:w="140" w:type="dxa"/>
+            </w:tcMar>
+          </w:tcPr>
+          <w:p>
+            <w:pPr>
+              <w:spacing w:after="0" w:line="252" w:lineRule="auto"/>
+            </w:pPr>
+            <w:r/>
+            <w:r>
+              <w:rPr>
+                <w:rFonts w:ascii="Calibri" w:hAnsi="Calibri"/>
+                <w:b w:val="0"/>
+                <w:i w:val="0"/>
+                <w:color w:val="1E1356"/>
+                <w:sz w:val="18"/>
+              </w:rPr>
+              <w:t>IT</w:t>
+            </w:r>
+          </w:p>
+        </w:tc>
+      </w:tr>
+      <w:tr>
+        <w:tc>
+          <w:tcPr>
+            <w:tcW w:type="dxa" w:w="648"/>
+            <w:vAlign w:val="center"/>
+            <w:tcMar>
+              <w:top w:w="90" w:type="dxa"/>
+              <w:start w:w="140" w:type="dxa"/>
+              <w:bottom w:w="90" w:type="dxa"/>
+              <w:end w:w="140" w:type="dxa"/>
+            </w:tcMar>
+          </w:tcPr>
+          <w:p>
+            <w:pPr>
+              <w:spacing w:after="0" w:line="252" w:lineRule="auto"/>
+            </w:pPr>
+            <w:r/>
+            <w:r>
+              <w:rPr>
+                <w:rFonts w:ascii="Calibri" w:hAnsi="Calibri"/>
+                <w:b w:val="0"/>
+                <w:i w:val="0"/>
+                <w:color w:val="1E1356"/>
+                <w:sz w:val="18"/>
+              </w:rPr>
+              <w:t>3</w:t>
+            </w:r>
+          </w:p>
+        </w:tc>
+        <w:tc>
+          <w:tcPr>
+            <w:tcW w:type="dxa" w:w="6192"/>
+            <w:vAlign w:val="center"/>
+            <w:tcMar>
+              <w:top w:w="90" w:type="dxa"/>
+              <w:start w:w="140" w:type="dxa"/>
+              <w:bottom w:w="90" w:type="dxa"/>
+              <w:end w:w="140" w:type="dxa"/>
+            </w:tcMar>
+          </w:tcPr>
+          <w:p>
+            <w:pPr>
+              <w:spacing w:after="0" w:line="252" w:lineRule="auto"/>
+            </w:pPr>
+            <w:r/>
+            <w:r>
+              <w:rPr>
+                <w:rFonts w:ascii="Calibri" w:hAnsi="Calibri"/>
+                <w:b w:val="0"/>
+                <w:i w:val="0"/>
+                <w:color w:val="1E1356"/>
+                <w:sz w:val="18"/>
+              </w:rPr>
+              <w:t>IT cierra Slack, Adobe Creative Cloud, ClickUp y SAP</w:t>
+            </w:r>
+          </w:p>
+        </w:tc>
+        <w:tc>
+          <w:tcPr>
+            <w:tcW w:type="dxa" w:w="2520"/>
+            <w:vAlign w:val="center"/>
+            <w:tcMar>
+              <w:top w:w="90" w:type="dxa"/>
+              <w:start w:w="140" w:type="dxa"/>
+              <w:bottom w:w="90" w:type="dxa"/>
+              <w:end w:w="140" w:type="dxa"/>
+            </w:tcMar>
+          </w:tcPr>
+          <w:p>
+            <w:pPr>
+              <w:spacing w:after="0" w:line="252" w:lineRule="auto"/>
+            </w:pPr>
+            <w:r/>
+            <w:r>
+              <w:rPr>
+                <w:rFonts w:ascii="Calibri" w:hAnsi="Calibri"/>
+                <w:b w:val="0"/>
+                <w:i w:val="0"/>
+                <w:color w:val="1E1356"/>
+                <w:sz w:val="18"/>
+              </w:rPr>
+              <w:t>IT</w:t>
+            </w:r>
+          </w:p>
+        </w:tc>
+      </w:tr>
+      <w:tr>
+        <w:tc>
+          <w:tcPr>
+            <w:tcW w:type="dxa" w:w="648"/>
+            <w:vAlign w:val="center"/>
+            <w:tcMar>
+              <w:top w:w="90" w:type="dxa"/>
+              <w:start w:w="140" w:type="dxa"/>
+              <w:bottom w:w="90" w:type="dxa"/>
+              <w:end w:w="140" w:type="dxa"/>
+            </w:tcMar>
+          </w:tcPr>
+          <w:p>
+            <w:pPr>
+              <w:spacing w:after="0" w:line="252" w:lineRule="auto"/>
+            </w:pPr>
+            <w:r/>
+            <w:r>
+              <w:rPr>
+                <w:rFonts w:ascii="Calibri" w:hAnsi="Calibri"/>
+                <w:b w:val="0"/>
+                <w:i w:val="0"/>
+                <w:color w:val="1E1356"/>
+                <w:sz w:val="18"/>
+              </w:rPr>
+              <w:t>4</w:t>
+            </w:r>
+          </w:p>
+        </w:tc>
+        <w:tc>
+          <w:tcPr>
+            <w:tcW w:type="dxa" w:w="6192"/>
+            <w:vAlign w:val="center"/>
+            <w:tcMar>
+              <w:top w:w="90" w:type="dxa"/>
+              <w:start w:w="140" w:type="dxa"/>
+              <w:bottom w:w="90" w:type="dxa"/>
+              <w:end w:w="140" w:type="dxa"/>
+            </w:tcMar>
+          </w:tcPr>
+          <w:p>
+            <w:pPr>
+              <w:spacing w:after="0" w:line="252" w:lineRule="auto"/>
+            </w:pPr>
+            <w:r/>
+            <w:r>
+              <w:rPr>
+                <w:rFonts w:ascii="Calibri" w:hAnsi="Calibri"/>
+                <w:b w:val="0"/>
+                <w:i w:val="0"/>
+                <w:color w:val="1E1356"/>
+                <w:sz w:val="18"/>
+              </w:rPr>
+              <w:t>IT transfiere Drive y propiedad de archivos de marca</w:t>
+            </w:r>
+          </w:p>
+        </w:tc>
+        <w:tc>
+          <w:tcPr>
+            <w:tcW w:type="dxa" w:w="2520"/>
+            <w:vAlign w:val="center"/>
+            <w:tcMar>
+              <w:top w:w="90" w:type="dxa"/>
+              <w:start w:w="140" w:type="dxa"/>
+              <w:bottom w:w="90" w:type="dxa"/>
+              <w:end w:w="140" w:type="dxa"/>
+            </w:tcMar>
+          </w:tcPr>
+          <w:p>
+            <w:pPr>
+              <w:spacing w:after="0" w:line="252" w:lineRule="auto"/>
+            </w:pPr>
+            <w:r/>
+            <w:r>
+              <w:rPr>
+                <w:rFonts w:ascii="Calibri" w:hAnsi="Calibri"/>
+                <w:b w:val="0"/>
+                <w:i w:val="0"/>
+                <w:color w:val="1E1356"/>
+                <w:sz w:val="18"/>
+              </w:rPr>
+              <w:t>IT + RRHH</w:t>
+            </w:r>
+          </w:p>
+        </w:tc>
+      </w:tr>
+      <w:tr>
+        <w:tc>
+          <w:tcPr>
+            <w:tcW w:type="dxa" w:w="648"/>
+            <w:vAlign w:val="center"/>
+            <w:tcMar>
+              <w:top w:w="90" w:type="dxa"/>
+              <w:start w:w="140" w:type="dxa"/>
+              <w:bottom w:w="90" w:type="dxa"/>
+              <w:end w:w="140" w:type="dxa"/>
+            </w:tcMar>
+          </w:tcPr>
+          <w:p>
+            <w:pPr>
+              <w:spacing w:after="0" w:line="252" w:lineRule="auto"/>
+            </w:pPr>
+            <w:r/>
+            <w:r>
+              <w:rPr>
+                <w:rFonts w:ascii="Calibri" w:hAnsi="Calibri"/>
+                <w:b w:val="0"/>
+                <w:i w:val="0"/>
+                <w:color w:val="1E1356"/>
+                <w:sz w:val="18"/>
+              </w:rPr>
+              <w:t>5</w:t>
+            </w:r>
+          </w:p>
+        </w:tc>
+        <w:tc>
+          <w:tcPr>
+            <w:tcW w:type="dxa" w:w="6192"/>
+            <w:vAlign w:val="center"/>
+            <w:tcMar>
+              <w:top w:w="90" w:type="dxa"/>
+              <w:start w:w="140" w:type="dxa"/>
+              <w:bottom w:w="90" w:type="dxa"/>
+              <w:end w:w="140" w:type="dxa"/>
+            </w:tcMar>
+          </w:tcPr>
+          <w:p>
+            <w:pPr>
+              <w:spacing w:after="0" w:line="252" w:lineRule="auto"/>
+            </w:pPr>
+            <w:r/>
+            <w:r>
+              <w:rPr>
+                <w:rFonts w:ascii="Calibri" w:hAnsi="Calibri"/>
+                <w:b w:val="0"/>
+                <w:i w:val="0"/>
+                <w:color w:val="1E1356"/>
+                <w:sz w:val="18"/>
+              </w:rPr>
+              <w:t>MDM bloquea MacBook y celular corporativo de forma remota</w:t>
+            </w:r>
+          </w:p>
+        </w:tc>
+        <w:tc>
+          <w:tcPr>
+            <w:tcW w:type="dxa" w:w="2520"/>
+            <w:vAlign w:val="center"/>
+            <w:tcMar>
+              <w:top w:w="90" w:type="dxa"/>
+              <w:start w:w="140" w:type="dxa"/>
+              <w:bottom w:w="90" w:type="dxa"/>
+              <w:end w:w="140" w:type="dxa"/>
+            </w:tcMar>
+          </w:tcPr>
+          <w:p>
+            <w:pPr>
+              <w:spacing w:after="0" w:line="252" w:lineRule="auto"/>
+            </w:pPr>
+            <w:r/>
+            <w:r>
+              <w:rPr>
+                <w:rFonts w:ascii="Calibri" w:hAnsi="Calibri"/>
+                <w:b w:val="0"/>
+                <w:i w:val="0"/>
+                <w:color w:val="1E1356"/>
+                <w:sz w:val="18"/>
+              </w:rPr>
+              <w:t>IT</w:t>
+            </w:r>
+          </w:p>
+        </w:tc>
+      </w:tr>
+      <w:tr>
+        <w:tc>
+          <w:tcPr>
+            <w:tcW w:type="dxa" w:w="648"/>
+            <w:vAlign w:val="center"/>
+            <w:tcMar>
+              <w:top w:w="90" w:type="dxa"/>
+              <w:start w:w="140" w:type="dxa"/>
+              <w:bottom w:w="90" w:type="dxa"/>
+              <w:end w:w="140" w:type="dxa"/>
+            </w:tcMar>
+          </w:tcPr>
+          <w:p>
+            <w:pPr>
+              <w:spacing w:after="0" w:line="252" w:lineRule="auto"/>
+            </w:pPr>
+            <w:r/>
+            <w:r>
+              <w:rPr>
+                <w:rFonts w:ascii="Calibri" w:hAnsi="Calibri"/>
+                <w:b w:val="0"/>
+                <w:i w:val="0"/>
+                <w:color w:val="1E1356"/>
+                <w:sz w:val="18"/>
+              </w:rPr>
+              <w:t>6</w:t>
+            </w:r>
+          </w:p>
+        </w:tc>
+        <w:tc>
+          <w:tcPr>
+            <w:tcW w:type="dxa" w:w="6192"/>
+            <w:vAlign w:val="center"/>
+            <w:tcMar>
+              <w:top w:w="90" w:type="dxa"/>
+              <w:start w:w="140" w:type="dxa"/>
+              <w:bottom w:w="90" w:type="dxa"/>
+              <w:end w:w="140" w:type="dxa"/>
+            </w:tcMar>
+          </w:tcPr>
+          <w:p>
+            <w:pPr>
+              <w:spacing w:after="0" w:line="252" w:lineRule="auto"/>
+            </w:pPr>
+            <w:r/>
+            <w:r>
+              <w:rPr>
+                <w:rFonts w:ascii="Calibri" w:hAnsi="Calibri"/>
+                <w:b w:val="0"/>
+                <w:i w:val="0"/>
+                <w:color w:val="1E1356"/>
+                <w:sz w:val="18"/>
+              </w:rPr>
+              <w:t>Finanzas cierra el activo, IT y Finanzas documentan evidencia</w:t>
+            </w:r>
+          </w:p>
+        </w:tc>
+        <w:tc>
+          <w:tcPr>
+            <w:tcW w:type="dxa" w:w="2520"/>
+            <w:vAlign w:val="center"/>
+            <w:tcMar>
+              <w:top w:w="90" w:type="dxa"/>
+              <w:start w:w="140" w:type="dxa"/>
+              <w:bottom w:w="90" w:type="dxa"/>
+              <w:end w:w="140" w:type="dxa"/>
+            </w:tcMar>
+          </w:tcPr>
+          <w:p>
+            <w:pPr>
+              <w:spacing w:after="0" w:line="252" w:lineRule="auto"/>
+            </w:pPr>
+            <w:r/>
+            <w:r>
+              <w:rPr>
+                <w:rFonts w:ascii="Calibri" w:hAnsi="Calibri"/>
+                <w:b w:val="0"/>
+                <w:i w:val="0"/>
+                <w:color w:val="1E1356"/>
+                <w:sz w:val="18"/>
+              </w:rPr>
+              <w:t>Finanzas + IT</w:t>
+            </w:r>
+          </w:p>
+        </w:tc>
+      </w:tr>
+    </w:tbl>
+    <w:p>
+      <w:pPr>
+        <w:spacing w:after="40"/>
+      </w:pPr>
+    </w:p>
+    <w:tbl>
+      <w:tblPr>
+        <w:tblW w:type="auto" w:w="0"/>
+        <w:jc w:val="center"/>
+        <w:tblLook w:firstColumn="1" w:firstRow="1" w:lastColumn="0" w:lastRow="0" w:noHBand="0" w:noVBand="1" w:val="04A0"/>
+      </w:tblPr>
+      <w:tblGrid>
+        <w:gridCol w:w="9360"/>
+      </w:tblGrid>
+      <w:tr>
+        <w:tc>
+          <w:tcPr>
+            <w:tcW w:type="dxa" w:w="9360"/>
+            <w:shd w:fill="EDE8F6"/>
+            <w:tcMar>
+              <w:top w:w="160" w:type="dxa"/>
+              <w:start w:w="200" w:type="dxa"/>
+              <w:bottom w:w="160" w:type="dxa"/>
+              <w:end w:w="200" w:type="dxa"/>
+            </w:tcMar>
+          </w:tcPr>
+          <w:p>
+            <w:pPr>
+              <w:spacing w:after="60"/>
+            </w:pPr>
+            <w:r>
+              <w:rPr>
+                <w:rFonts w:ascii="Calibri" w:hAnsi="Calibri"/>
+                <w:b/>
+                <w:color w:val="4B2E83"/>
+                <w:sz w:val="22"/>
+              </w:rPr>
+              <w:t>SLA objetivo para salidas sensibles: &lt; 1 hora</w:t>
+            </w:r>
+          </w:p>
+          <w:p>
+            <w:pPr>
+              <w:spacing w:after="0" w:line="269" w:lineRule="auto"/>
+            </w:pPr>
+            <w:r>
+              <w:rPr>
+                <w:rFonts w:ascii="Calibri" w:hAnsi="Calibri"/>
+                <w:color w:val="1E1356"/>
+                <w:sz w:val="20"/>
+              </w:rPr>
+              <w:t>Gmail · Slack · Drive · Adobe · SAP · MacBook · Celular corporativo. Salida programada: revocación en fecha/hora efectiva. Salida normal: mismo día hábil.</w:t>
+            </w:r>
+          </w:p>
+        </w:tc>
+      </w:tr>
+    </w:tbl>
+    <w:p>
+      <w:pPr>
+        <w:spacing w:after="40"/>
+      </w:pPr>
+    </w:p>
+    <w:p>
+      <w:pPr>
+        <w:pStyle w:val="Heading2"/>
+      </w:pPr>
+      <w:r>
+        <w:t>Áreas que participan</w:t>
+      </w:r>
+    </w:p>
+    <w:tbl>
+      <w:tblPr>
+        <w:tblStyle w:val="TableGrid"/>
+        <w:tblW w:type="auto" w:w="0"/>
+        <w:jc w:val="center"/>
+        <w:tblLayout w:type="fixed"/>
+        <w:tblLook w:firstColumn="1" w:firstRow="1" w:lastColumn="0" w:lastRow="0" w:noHBand="0" w:noVBand="1" w:val="04A0"/>
+      </w:tblPr>
+      <w:tblGrid>
+        <w:gridCol w:w="4680"/>
+        <w:gridCol w:w="4680"/>
+      </w:tblGrid>
+      <w:tr>
+        <w:tc>
+          <w:tcPr>
+            <w:tcW w:type="dxa" w:w="1728"/>
+            <w:vAlign w:val="center"/>
+            <w:tcMar>
+              <w:top w:w="90" w:type="dxa"/>
+              <w:start w:w="140" w:type="dxa"/>
+              <w:bottom w:w="90" w:type="dxa"/>
+              <w:end w:w="140" w:type="dxa"/>
+            </w:tcMar>
+            <w:shd w:fill="EDE8F6"/>
+          </w:tcPr>
+          <w:p>
+            <w:pPr>
+              <w:spacing w:after="0" w:line="252" w:lineRule="auto"/>
+            </w:pPr>
+            <w:r/>
+            <w:r>
+              <w:rPr>
+                <w:rFonts w:ascii="Calibri" w:hAnsi="Calibri"/>
+                <w:b/>
+                <w:i w:val="0"/>
+                <w:color w:val="4B2E83"/>
+                <w:sz w:val="18"/>
+              </w:rPr>
+              <w:t>Área</w:t>
+            </w:r>
+          </w:p>
+        </w:tc>
+        <w:tc>
+          <w:tcPr>
+            <w:tcW w:type="dxa" w:w="7632"/>
+            <w:vAlign w:val="center"/>
+            <w:tcMar>
+              <w:top w:w="90" w:type="dxa"/>
+              <w:start w:w="140" w:type="dxa"/>
+              <w:bottom w:w="90" w:type="dxa"/>
+              <w:end w:w="140" w:type="dxa"/>
+            </w:tcMar>
+            <w:shd w:fill="EDE8F6"/>
+          </w:tcPr>
+          <w:p>
+            <w:pPr>
+              <w:spacing w:after="0" w:line="252" w:lineRule="auto"/>
+            </w:pPr>
+            <w:r/>
+            <w:r>
+              <w:rPr>
+                <w:rFonts w:ascii="Calibri" w:hAnsi="Calibri"/>
+                <w:b/>
+                <w:i w:val="0"/>
+                <w:color w:val="4B2E83"/>
+                <w:sz w:val="18"/>
+              </w:rPr>
+              <w:t>Rol en el proceso</w:t>
+            </w:r>
+          </w:p>
+        </w:tc>
+      </w:tr>
+      <w:tr>
+        <w:tc>
+          <w:tcPr>
+            <w:tcW w:type="dxa" w:w="1728"/>
+            <w:vAlign w:val="center"/>
+            <w:tcMar>
+              <w:top w:w="90" w:type="dxa"/>
+              <w:start w:w="140" w:type="dxa"/>
+              <w:bottom w:w="90" w:type="dxa"/>
+              <w:end w:w="140" w:type="dxa"/>
+            </w:tcMar>
+          </w:tcPr>
+          <w:p>
+            <w:pPr>
+              <w:spacing w:after="0" w:line="252" w:lineRule="auto"/>
+            </w:pPr>
+            <w:r/>
+            <w:r>
+              <w:rPr>
+                <w:rFonts w:ascii="Calibri" w:hAnsi="Calibri"/>
+                <w:b w:val="0"/>
+                <w:i w:val="0"/>
+                <w:color w:val="1E1356"/>
+                <w:sz w:val="18"/>
+              </w:rPr>
+              <w:t>RRHH</w:t>
+            </w:r>
+          </w:p>
+        </w:tc>
+        <w:tc>
+          <w:tcPr>
+            <w:tcW w:type="dxa" w:w="7632"/>
+            <w:vAlign w:val="center"/>
+            <w:tcMar>
+              <w:top w:w="90" w:type="dxa"/>
+              <w:start w:w="140" w:type="dxa"/>
+              <w:bottom w:w="90" w:type="dxa"/>
+              <w:end w:w="140" w:type="dxa"/>
+            </w:tcMar>
+          </w:tcPr>
+          <w:p>
+            <w:pPr>
+              <w:spacing w:after="0" w:line="252" w:lineRule="auto"/>
+            </w:pPr>
+            <w:r/>
+            <w:r>
+              <w:rPr>
+                <w:rFonts w:ascii="Calibri" w:hAnsi="Calibri"/>
+                <w:b w:val="0"/>
+                <w:i w:val="0"/>
+                <w:color w:val="1E1356"/>
+                <w:sz w:val="18"/>
+              </w:rPr>
+              <w:t>Notifica la salida y su criticidad. Aprueba la fecha efectiva.</w:t>
+            </w:r>
+          </w:p>
+        </w:tc>
+      </w:tr>
+      <w:tr>
+        <w:tc>
+          <w:tcPr>
+            <w:tcW w:type="dxa" w:w="1728"/>
+            <w:vAlign w:val="center"/>
+            <w:tcMar>
+              <w:top w:w="90" w:type="dxa"/>
+              <w:start w:w="140" w:type="dxa"/>
+              <w:bottom w:w="90" w:type="dxa"/>
+              <w:end w:w="140" w:type="dxa"/>
+            </w:tcMar>
+          </w:tcPr>
+          <w:p>
+            <w:pPr>
+              <w:spacing w:after="0" w:line="252" w:lineRule="auto"/>
+            </w:pPr>
+            <w:r/>
+            <w:r>
+              <w:rPr>
+                <w:rFonts w:ascii="Calibri" w:hAnsi="Calibri"/>
+                <w:b w:val="0"/>
+                <w:i w:val="0"/>
+                <w:color w:val="1E1356"/>
+                <w:sz w:val="18"/>
+              </w:rPr>
+              <w:t>IT</w:t>
+            </w:r>
+          </w:p>
+        </w:tc>
+        <w:tc>
+          <w:tcPr>
+            <w:tcW w:type="dxa" w:w="7632"/>
+            <w:vAlign w:val="center"/>
+            <w:tcMar>
+              <w:top w:w="90" w:type="dxa"/>
+              <w:start w:w="140" w:type="dxa"/>
+              <w:bottom w:w="90" w:type="dxa"/>
+              <w:end w:w="140" w:type="dxa"/>
+            </w:tcMar>
+          </w:tcPr>
+          <w:p>
+            <w:pPr>
+              <w:spacing w:after="0" w:line="252" w:lineRule="auto"/>
+            </w:pPr>
+            <w:r/>
+            <w:r>
+              <w:rPr>
+                <w:rFonts w:ascii="Calibri" w:hAnsi="Calibri"/>
+                <w:b w:val="0"/>
+                <w:i w:val="0"/>
+                <w:color w:val="1E1356"/>
+                <w:sz w:val="18"/>
+              </w:rPr>
+              <w:t>Ejecuta todos los controles técnicos: accesos, MDM, Drive y documentación.</w:t>
+            </w:r>
+          </w:p>
+        </w:tc>
+      </w:tr>
+      <w:tr>
+        <w:tc>
+          <w:tcPr>
+            <w:tcW w:type="dxa" w:w="1728"/>
+            <w:vAlign w:val="center"/>
+            <w:tcMar>
+              <w:top w:w="90" w:type="dxa"/>
+              <w:start w:w="140" w:type="dxa"/>
+              <w:bottom w:w="90" w:type="dxa"/>
+              <w:end w:w="140" w:type="dxa"/>
+            </w:tcMar>
+          </w:tcPr>
+          <w:p>
+            <w:pPr>
+              <w:spacing w:after="0" w:line="252" w:lineRule="auto"/>
+            </w:pPr>
+            <w:r/>
+            <w:r>
+              <w:rPr>
+                <w:rFonts w:ascii="Calibri" w:hAnsi="Calibri"/>
+                <w:b w:val="0"/>
+                <w:i w:val="0"/>
+                <w:color w:val="1E1356"/>
+                <w:sz w:val="18"/>
+              </w:rPr>
+              <w:t>Finanzas</w:t>
+            </w:r>
+          </w:p>
+        </w:tc>
+        <w:tc>
+          <w:tcPr>
+            <w:tcW w:type="dxa" w:w="7632"/>
+            <w:vAlign w:val="center"/>
+            <w:tcMar>
+              <w:top w:w="90" w:type="dxa"/>
+              <w:start w:w="140" w:type="dxa"/>
+              <w:bottom w:w="90" w:type="dxa"/>
+              <w:end w:w="140" w:type="dxa"/>
+            </w:tcMar>
+          </w:tcPr>
+          <w:p>
+            <w:pPr>
+              <w:spacing w:after="0" w:line="252" w:lineRule="auto"/>
+            </w:pPr>
+            <w:r/>
+            <w:r>
+              <w:rPr>
+                <w:rFonts w:ascii="Calibri" w:hAnsi="Calibri"/>
+                <w:b w:val="0"/>
+                <w:i w:val="0"/>
+                <w:color w:val="1E1356"/>
+                <w:sz w:val="18"/>
+              </w:rPr>
+              <w:t>Cierra el activo en el sistema y valida la devolución de equipos y licencias.</w:t>
+            </w:r>
+          </w:p>
+        </w:tc>
+      </w:tr>
+      <w:tr>
+        <w:tc>
+          <w:tcPr>
+            <w:tcW w:type="dxa" w:w="1728"/>
+            <w:vAlign w:val="center"/>
+            <w:tcMar>
+              <w:top w:w="90" w:type="dxa"/>
+              <w:start w:w="140" w:type="dxa"/>
+              <w:bottom w:w="90" w:type="dxa"/>
+              <w:end w:w="140" w:type="dxa"/>
+            </w:tcMar>
+          </w:tcPr>
+          <w:p>
+            <w:pPr>
+              <w:spacing w:after="0" w:line="252" w:lineRule="auto"/>
+            </w:pPr>
+            <w:r/>
+            <w:r>
+              <w:rPr>
+                <w:rFonts w:ascii="Calibri" w:hAnsi="Calibri"/>
+                <w:b w:val="0"/>
+                <w:i w:val="0"/>
+                <w:color w:val="1E1356"/>
+                <w:sz w:val="18"/>
+              </w:rPr>
+              <w:t>Legal</w:t>
+            </w:r>
+          </w:p>
+        </w:tc>
+        <w:tc>
+          <w:tcPr>
+            <w:tcW w:type="dxa" w:w="7632"/>
+            <w:vAlign w:val="center"/>
+            <w:tcMar>
+              <w:top w:w="90" w:type="dxa"/>
+              <w:start w:w="140" w:type="dxa"/>
+              <w:bottom w:w="90" w:type="dxa"/>
+              <w:end w:w="140" w:type="dxa"/>
+            </w:tcMar>
+          </w:tcPr>
+          <w:p>
+            <w:pPr>
+              <w:spacing w:after="0" w:line="252" w:lineRule="auto"/>
+            </w:pPr>
+            <w:r/>
+            <w:r>
+              <w:rPr>
+                <w:rFonts w:ascii="Calibri" w:hAnsi="Calibri"/>
+                <w:b w:val="0"/>
+                <w:i w:val="0"/>
+                <w:color w:val="1E1356"/>
+                <w:sz w:val="18"/>
+              </w:rPr>
+              <w:t>Interviene si hay riesgo legal, contractual o de confidencialidad.</w:t>
+            </w:r>
+          </w:p>
+        </w:tc>
+      </w:tr>
+    </w:tbl>
+    <w:p>
+      <w:pPr>
+        <w:spacing w:after="40"/>
+      </w:pPr>
+    </w:p>
+    <w:p>
+      <w:pPr>
+        <w:pStyle w:val="Heading1"/>
+      </w:pPr>
+      <w:r>
+        <w:t>12. Adopción mesurada de Inteligencia Artificial</w:t>
+      </w:r>
+    </w:p>
+    <w:p>
+      <w:pPr>
+        <w:spacing w:after="100" w:line="269" w:lineRule="auto"/>
+      </w:pPr>
+      <w:r>
+        <w:rPr>
+          <w:rFonts w:ascii="Calibri" w:hAnsi="Calibri"/>
+          <w:i w:val="0"/>
+          <w:color w:val="1E1356"/>
+          <w:sz w:val="21"/>
+        </w:rPr>
+        <w:t>La IA aumenta productividad sin crear una nueva superficie de fuga de información.</w:t>
       </w:r>
     </w:p>
     <w:tbl>
@@ -6509,12 +8749,12 @@
         <w:tc>
           <w:tcPr>
             <w:tcW w:type="dxa" w:w="9360"/>
-            <w:shd w:fill="FFF4CE"/>
+            <w:shd w:fill="FFFBE6"/>
             <w:tcMar>
               <w:top w:w="160" w:type="dxa"/>
-              <w:start w:w="180" w:type="dxa"/>
+              <w:start w:w="200" w:type="dxa"/>
               <w:bottom w:w="160" w:type="dxa"/>
-              <w:end w:w="180" w:type="dxa"/>
+              <w:end w:w="200" w:type="dxa"/>
             </w:tcMar>
           </w:tcPr>
           <w:p>
@@ -6525,22 +8765,23 @@
               <w:rPr>
                 <w:rFonts w:ascii="Calibri" w:hAnsi="Calibri"/>
                 <w:b/>
-                <w:color w:val="0B2545"/>
-                <w:sz w:val="21"/>
-              </w:rPr>
-              <w:t>Regla base de IA</w:t>
-            </w:r>
-          </w:p>
-          <w:p>
-            <w:pPr>
-              <w:spacing w:after="0" w:line="264" w:lineRule="auto"/>
-            </w:pPr>
-            <w:r>
-              <w:rPr>
-                <w:rFonts w:ascii="Calibri" w:hAnsi="Calibri"/>
+                <w:color w:val="4B2E83"/>
+                <w:sz w:val="22"/>
+              </w:rPr>
+              <w:t>Regla de oro</w:t>
+            </w:r>
+          </w:p>
+          <w:p>
+            <w:pPr>
+              <w:spacing w:after="0" w:line="269" w:lineRule="auto"/>
+            </w:pPr>
+            <w:r>
+              <w:rPr>
+                <w:rFonts w:ascii="Calibri" w:hAnsi="Calibri"/>
+                <w:color w:val="1E1356"/>
                 <w:sz w:val="20"/>
               </w:rPr>
-              <w:t>No usar datos personales, credenciales, contratos, precios, información comercial sensible, archivos internos restringidos o datos de SAP en herramientas personales o no aprobadas.</w:t>
+              <w:t>Nunca: datos de SAP, credenciales, contratos, precios, información comercial sensible, archivos restringidos ni datos personales en herramientas personales o no aprobadas.</w:t>
             </w:r>
           </w:p>
         </w:tc>
@@ -6568,15 +8809,15 @@
       <w:tr>
         <w:tc>
           <w:tcPr>
-            <w:tcW w:type="dxa" w:w="2232"/>
+            <w:tcW w:type="dxa" w:w="2376"/>
             <w:vAlign w:val="center"/>
             <w:tcMar>
               <w:top w:w="90" w:type="dxa"/>
-              <w:start w:w="120" w:type="dxa"/>
+              <w:start w:w="140" w:type="dxa"/>
               <w:bottom w:w="90" w:type="dxa"/>
-              <w:end w:w="120" w:type="dxa"/>
+              <w:end w:w="140" w:type="dxa"/>
             </w:tcMar>
-            <w:shd w:fill="F2F4F7"/>
+            <w:shd w:fill="EDE8F6"/>
           </w:tcPr>
           <w:p>
             <w:pPr>
@@ -6587,7 +8828,8 @@
               <w:rPr>
                 <w:rFonts w:ascii="Calibri" w:hAnsi="Calibri"/>
                 <w:b/>
-                <w:color w:val="0B2545"/>
+                <w:i w:val="0"/>
+                <w:color w:val="4B2E83"/>
                 <w:sz w:val="17"/>
               </w:rPr>
               <w:t>Piloto IA</w:t>
@@ -6596,15 +8838,15 @@
         </w:tc>
         <w:tc>
           <w:tcPr>
-            <w:tcW w:type="dxa" w:w="3384"/>
+            <w:tcW w:type="dxa" w:w="3240"/>
             <w:vAlign w:val="center"/>
             <w:tcMar>
               <w:top w:w="90" w:type="dxa"/>
-              <w:start w:w="120" w:type="dxa"/>
+              <w:start w:w="140" w:type="dxa"/>
               <w:bottom w:w="90" w:type="dxa"/>
-              <w:end w:w="120" w:type="dxa"/>
+              <w:end w:w="140" w:type="dxa"/>
             </w:tcMar>
-            <w:shd w:fill="F2F4F7"/>
+            <w:shd w:fill="EDE8F6"/>
           </w:tcPr>
           <w:p>
             <w:pPr>
@@ -6615,7 +8857,8 @@
               <w:rPr>
                 <w:rFonts w:ascii="Calibri" w:hAnsi="Calibri"/>
                 <w:b/>
-                <w:color w:val="0B2545"/>
+                <w:i w:val="0"/>
+                <w:color w:val="4B2E83"/>
                 <w:sz w:val="17"/>
               </w:rPr>
               <w:t>Valor esperado</w:t>
@@ -6624,15 +8867,15 @@
         </w:tc>
         <w:tc>
           <w:tcPr>
-            <w:tcW w:type="dxa" w:w="1152"/>
+            <w:tcW w:type="dxa" w:w="1080"/>
             <w:vAlign w:val="center"/>
             <w:tcMar>
               <w:top w:w="90" w:type="dxa"/>
-              <w:start w:w="120" w:type="dxa"/>
+              <w:start w:w="140" w:type="dxa"/>
               <w:bottom w:w="90" w:type="dxa"/>
-              <w:end w:w="120" w:type="dxa"/>
+              <w:end w:w="140" w:type="dxa"/>
             </w:tcMar>
-            <w:shd w:fill="F2F4F7"/>
+            <w:shd w:fill="EDE8F6"/>
           </w:tcPr>
           <w:p>
             <w:pPr>
@@ -6643,7 +8886,8 @@
               <w:rPr>
                 <w:rFonts w:ascii="Calibri" w:hAnsi="Calibri"/>
                 <w:b/>
-                <w:color w:val="0B2545"/>
+                <w:i w:val="0"/>
+                <w:color w:val="4B2E83"/>
                 <w:sz w:val="17"/>
               </w:rPr>
               <w:t>Riesgo</w:t>
@@ -6652,15 +8896,15 @@
         </w:tc>
         <w:tc>
           <w:tcPr>
-            <w:tcW w:type="dxa" w:w="2592"/>
+            <w:tcW w:type="dxa" w:w="2664"/>
             <w:vAlign w:val="center"/>
             <w:tcMar>
               <w:top w:w="90" w:type="dxa"/>
-              <w:start w:w="120" w:type="dxa"/>
+              <w:start w:w="140" w:type="dxa"/>
               <w:bottom w:w="90" w:type="dxa"/>
-              <w:end w:w="120" w:type="dxa"/>
+              <w:end w:w="140" w:type="dxa"/>
             </w:tcMar>
-            <w:shd w:fill="F2F4F7"/>
+            <w:shd w:fill="EDE8F6"/>
           </w:tcPr>
           <w:p>
             <w:pPr>
@@ -6671,7 +8915,8 @@
               <w:rPr>
                 <w:rFonts w:ascii="Calibri" w:hAnsi="Calibri"/>
                 <w:b/>
-                <w:color w:val="0B2545"/>
+                <w:i w:val="0"/>
+                <w:color w:val="4B2E83"/>
                 <w:sz w:val="17"/>
               </w:rPr>
               <w:t>Control</w:t>
@@ -6682,13 +8927,13 @@
       <w:tr>
         <w:tc>
           <w:tcPr>
-            <w:tcW w:type="dxa" w:w="2232"/>
+            <w:tcW w:type="dxa" w:w="2376"/>
             <w:vAlign w:val="center"/>
             <w:tcMar>
               <w:top w:w="90" w:type="dxa"/>
-              <w:start w:w="120" w:type="dxa"/>
+              <w:start w:w="140" w:type="dxa"/>
               <w:bottom w:w="90" w:type="dxa"/>
-              <w:end w:w="120" w:type="dxa"/>
+              <w:end w:w="140" w:type="dxa"/>
             </w:tcMar>
           </w:tcPr>
           <w:p>
@@ -6700,6 +8945,8 @@
               <w:rPr>
                 <w:rFonts w:ascii="Calibri" w:hAnsi="Calibri"/>
                 <w:b w:val="0"/>
+                <w:i w:val="0"/>
+                <w:color w:val="1E1356"/>
                 <w:sz w:val="17"/>
               </w:rPr>
               <w:t>Base de conocimiento IT</w:t>
@@ -6708,13 +8955,13 @@
         </w:tc>
         <w:tc>
           <w:tcPr>
-            <w:tcW w:type="dxa" w:w="3384"/>
+            <w:tcW w:type="dxa" w:w="3240"/>
             <w:vAlign w:val="center"/>
             <w:tcMar>
               <w:top w:w="90" w:type="dxa"/>
-              <w:start w:w="120" w:type="dxa"/>
+              <w:start w:w="140" w:type="dxa"/>
               <w:bottom w:w="90" w:type="dxa"/>
-              <w:end w:w="120" w:type="dxa"/>
+              <w:end w:w="140" w:type="dxa"/>
             </w:tcMar>
           </w:tcPr>
           <w:p>
@@ -6726,21 +8973,23 @@
               <w:rPr>
                 <w:rFonts w:ascii="Calibri" w:hAnsi="Calibri"/>
                 <w:b w:val="0"/>
+                <w:i w:val="0"/>
+                <w:color w:val="1E1356"/>
                 <w:sz w:val="17"/>
               </w:rPr>
-              <w:t>Reducir preguntas repetitivas y estándarizar respuestas</w:t>
+              <w:t>Reduce tickets repetitivos y estándariza respuestas</w:t>
             </w:r>
           </w:p>
         </w:tc>
         <w:tc>
           <w:tcPr>
-            <w:tcW w:type="dxa" w:w="1152"/>
+            <w:tcW w:type="dxa" w:w="1080"/>
             <w:vAlign w:val="center"/>
             <w:tcMar>
               <w:top w:w="90" w:type="dxa"/>
-              <w:start w:w="120" w:type="dxa"/>
+              <w:start w:w="140" w:type="dxa"/>
               <w:bottom w:w="90" w:type="dxa"/>
-              <w:end w:w="120" w:type="dxa"/>
+              <w:end w:w="140" w:type="dxa"/>
             </w:tcMar>
           </w:tcPr>
           <w:p>
@@ -6752,6 +9001,8 @@
               <w:rPr>
                 <w:rFonts w:ascii="Calibri" w:hAnsi="Calibri"/>
                 <w:b w:val="0"/>
+                <w:i w:val="0"/>
+                <w:color w:val="1E1356"/>
                 <w:sz w:val="17"/>
               </w:rPr>
               <w:t>Bajo</w:t>
@@ -6760,13 +9011,13 @@
         </w:tc>
         <w:tc>
           <w:tcPr>
-            <w:tcW w:type="dxa" w:w="2592"/>
+            <w:tcW w:type="dxa" w:w="2664"/>
             <w:vAlign w:val="center"/>
             <w:tcMar>
               <w:top w:w="90" w:type="dxa"/>
-              <w:start w:w="120" w:type="dxa"/>
+              <w:start w:w="140" w:type="dxa"/>
               <w:bottom w:w="90" w:type="dxa"/>
-              <w:end w:w="120" w:type="dxa"/>
+              <w:end w:w="140" w:type="dxa"/>
             </w:tcMar>
           </w:tcPr>
           <w:p>
@@ -6778,6 +9029,8 @@
               <w:rPr>
                 <w:rFonts w:ascii="Calibri" w:hAnsi="Calibri"/>
                 <w:b w:val="0"/>
+                <w:i w:val="0"/>
+                <w:color w:val="1E1356"/>
                 <w:sz w:val="17"/>
               </w:rPr>
               <w:t>Contenido no sensible</w:t>
@@ -6788,13 +9041,13 @@
       <w:tr>
         <w:tc>
           <w:tcPr>
-            <w:tcW w:type="dxa" w:w="2232"/>
+            <w:tcW w:type="dxa" w:w="2376"/>
             <w:vAlign w:val="center"/>
             <w:tcMar>
               <w:top w:w="90" w:type="dxa"/>
-              <w:start w:w="120" w:type="dxa"/>
+              <w:start w:w="140" w:type="dxa"/>
               <w:bottom w:w="90" w:type="dxa"/>
-              <w:end w:w="120" w:type="dxa"/>
+              <w:end w:w="140" w:type="dxa"/>
             </w:tcMar>
           </w:tcPr>
           <w:p>
@@ -6806,21 +9059,23 @@
               <w:rPr>
                 <w:rFonts w:ascii="Calibri" w:hAnsi="Calibri"/>
                 <w:b w:val="0"/>
+                <w:i w:val="0"/>
+                <w:color w:val="1E1356"/>
                 <w:sz w:val="17"/>
               </w:rPr>
-              <w:t>Resumen/clasificacion tickets</w:t>
+              <w:t>Resumen/clasificación tickets</w:t>
             </w:r>
           </w:p>
         </w:tc>
         <w:tc>
           <w:tcPr>
-            <w:tcW w:type="dxa" w:w="3384"/>
+            <w:tcW w:type="dxa" w:w="3240"/>
             <w:vAlign w:val="center"/>
             <w:tcMar>
               <w:top w:w="90" w:type="dxa"/>
-              <w:start w:w="120" w:type="dxa"/>
+              <w:start w:w="140" w:type="dxa"/>
               <w:bottom w:w="90" w:type="dxa"/>
-              <w:end w:w="120" w:type="dxa"/>
+              <w:end w:w="140" w:type="dxa"/>
             </w:tcMar>
           </w:tcPr>
           <w:p>
@@ -6832,21 +9087,23 @@
               <w:rPr>
                 <w:rFonts w:ascii="Calibri" w:hAnsi="Calibri"/>
                 <w:b w:val="0"/>
+                <w:i w:val="0"/>
+                <w:color w:val="1E1356"/>
                 <w:sz w:val="17"/>
               </w:rPr>
-              <w:t>Mejorar SLAs y priorizacion</w:t>
+              <w:t>Mejora SLAs y priorización automática</w:t>
             </w:r>
           </w:p>
         </w:tc>
         <w:tc>
           <w:tcPr>
-            <w:tcW w:type="dxa" w:w="1152"/>
+            <w:tcW w:type="dxa" w:w="1080"/>
             <w:vAlign w:val="center"/>
             <w:tcMar>
               <w:top w:w="90" w:type="dxa"/>
-              <w:start w:w="120" w:type="dxa"/>
+              <w:start w:w="140" w:type="dxa"/>
               <w:bottom w:w="90" w:type="dxa"/>
-              <w:end w:w="120" w:type="dxa"/>
+              <w:end w:w="140" w:type="dxa"/>
             </w:tcMar>
           </w:tcPr>
           <w:p>
@@ -6858,21 +9115,23 @@
               <w:rPr>
                 <w:rFonts w:ascii="Calibri" w:hAnsi="Calibri"/>
                 <w:b w:val="0"/>
+                <w:i w:val="0"/>
+                <w:color w:val="1E1356"/>
                 <w:sz w:val="17"/>
               </w:rPr>
-              <w:t>Medio</w:t>
+              <w:t>Bajo</w:t>
             </w:r>
           </w:p>
         </w:tc>
         <w:tc>
           <w:tcPr>
-            <w:tcW w:type="dxa" w:w="2592"/>
+            <w:tcW w:type="dxa" w:w="2664"/>
             <w:vAlign w:val="center"/>
             <w:tcMar>
               <w:top w:w="90" w:type="dxa"/>
-              <w:start w:w="120" w:type="dxa"/>
+              <w:start w:w="140" w:type="dxa"/>
               <w:bottom w:w="90" w:type="dxa"/>
-              <w:end w:w="120" w:type="dxa"/>
+              <w:end w:w="140" w:type="dxa"/>
             </w:tcMar>
           </w:tcPr>
           <w:p>
@@ -6884,9 +9143,11 @@
               <w:rPr>
                 <w:rFonts w:ascii="Calibri" w:hAnsi="Calibri"/>
                 <w:b w:val="0"/>
+                <w:i w:val="0"/>
+                <w:color w:val="1E1356"/>
                 <w:sz w:val="17"/>
               </w:rPr>
-              <w:t>Anonimizacion o herramienta corporativa</w:t>
+              <w:t>Herramienta corporativa</w:t>
             </w:r>
           </w:p>
         </w:tc>
@@ -6894,13 +9155,13 @@
       <w:tr>
         <w:tc>
           <w:tcPr>
-            <w:tcW w:type="dxa" w:w="2232"/>
+            <w:tcW w:type="dxa" w:w="2376"/>
             <w:vAlign w:val="center"/>
             <w:tcMar>
               <w:top w:w="90" w:type="dxa"/>
-              <w:start w:w="120" w:type="dxa"/>
+              <w:start w:w="140" w:type="dxa"/>
               <w:bottom w:w="90" w:type="dxa"/>
-              <w:end w:w="120" w:type="dxa"/>
+              <w:end w:w="140" w:type="dxa"/>
             </w:tcMar>
           </w:tcPr>
           <w:p>
@@ -6912,6 +9173,8 @@
               <w:rPr>
                 <w:rFonts w:ascii="Calibri" w:hAnsi="Calibri"/>
                 <w:b w:val="0"/>
+                <w:i w:val="0"/>
+                <w:color w:val="1E1356"/>
                 <w:sz w:val="17"/>
               </w:rPr>
               <w:t>Checklists onboarding/offboarding</w:t>
@@ -6920,13 +9183,13 @@
         </w:tc>
         <w:tc>
           <w:tcPr>
-            <w:tcW w:type="dxa" w:w="3384"/>
+            <w:tcW w:type="dxa" w:w="3240"/>
             <w:vAlign w:val="center"/>
             <w:tcMar>
               <w:top w:w="90" w:type="dxa"/>
-              <w:start w:w="120" w:type="dxa"/>
+              <w:start w:w="140" w:type="dxa"/>
               <w:bottom w:w="90" w:type="dxa"/>
-              <w:end w:w="120" w:type="dxa"/>
+              <w:end w:w="140" w:type="dxa"/>
             </w:tcMar>
           </w:tcPr>
           <w:p>
@@ -6938,21 +9201,23 @@
               <w:rPr>
                 <w:rFonts w:ascii="Calibri" w:hAnsi="Calibri"/>
                 <w:b w:val="0"/>
+                <w:i w:val="0"/>
+                <w:color w:val="1E1356"/>
                 <w:sz w:val="17"/>
               </w:rPr>
-              <w:t>Reducir olvidos y reprocesos</w:t>
+              <w:t>Reduce olvidos y reprocesos operativos</w:t>
             </w:r>
           </w:p>
         </w:tc>
         <w:tc>
           <w:tcPr>
-            <w:tcW w:type="dxa" w:w="1152"/>
+            <w:tcW w:type="dxa" w:w="1080"/>
             <w:vAlign w:val="center"/>
             <w:tcMar>
               <w:top w:w="90" w:type="dxa"/>
-              <w:start w:w="120" w:type="dxa"/>
+              <w:start w:w="140" w:type="dxa"/>
               <w:bottom w:w="90" w:type="dxa"/>
-              <w:end w:w="120" w:type="dxa"/>
+              <w:end w:w="140" w:type="dxa"/>
             </w:tcMar>
           </w:tcPr>
           <w:p>
@@ -6964,6 +9229,8 @@
               <w:rPr>
                 <w:rFonts w:ascii="Calibri" w:hAnsi="Calibri"/>
                 <w:b w:val="0"/>
+                <w:i w:val="0"/>
+                <w:color w:val="1E1356"/>
                 <w:sz w:val="17"/>
               </w:rPr>
               <w:t>Medio</w:t>
@@ -6972,13 +9239,13 @@
         </w:tc>
         <w:tc>
           <w:tcPr>
-            <w:tcW w:type="dxa" w:w="2592"/>
+            <w:tcW w:type="dxa" w:w="2664"/>
             <w:vAlign w:val="center"/>
             <w:tcMar>
               <w:top w:w="90" w:type="dxa"/>
-              <w:start w:w="120" w:type="dxa"/>
+              <w:start w:w="140" w:type="dxa"/>
               <w:bottom w:w="90" w:type="dxa"/>
-              <w:end w:w="120" w:type="dxa"/>
+              <w:end w:w="140" w:type="dxa"/>
             </w:tcMar>
           </w:tcPr>
           <w:p>
@@ -6990,6 +9257,8 @@
               <w:rPr>
                 <w:rFonts w:ascii="Calibri" w:hAnsi="Calibri"/>
                 <w:b w:val="0"/>
+                <w:i w:val="0"/>
+                <w:color w:val="1E1356"/>
                 <w:sz w:val="17"/>
               </w:rPr>
               <w:t>IT aprueba accesos</w:t>
@@ -7000,13 +9269,13 @@
       <w:tr>
         <w:tc>
           <w:tcPr>
-            <w:tcW w:type="dxa" w:w="2232"/>
+            <w:tcW w:type="dxa" w:w="2376"/>
             <w:vAlign w:val="center"/>
             <w:tcMar>
               <w:top w:w="90" w:type="dxa"/>
-              <w:start w:w="120" w:type="dxa"/>
+              <w:start w:w="140" w:type="dxa"/>
               <w:bottom w:w="90" w:type="dxa"/>
-              <w:end w:w="120" w:type="dxa"/>
+              <w:end w:w="140" w:type="dxa"/>
             </w:tcMar>
           </w:tcPr>
           <w:p>
@@ -7018,21 +9287,23 @@
               <w:rPr>
                 <w:rFonts w:ascii="Calibri" w:hAnsi="Calibri"/>
                 <w:b w:val="0"/>
+                <w:i w:val="0"/>
+                <w:color w:val="1E1356"/>
                 <w:sz w:val="17"/>
               </w:rPr>
-              <w:t>Analisis de licencias</w:t>
+              <w:t>Análisis de licencias</w:t>
             </w:r>
           </w:p>
         </w:tc>
         <w:tc>
           <w:tcPr>
-            <w:tcW w:type="dxa" w:w="3384"/>
+            <w:tcW w:type="dxa" w:w="3240"/>
             <w:vAlign w:val="center"/>
             <w:tcMar>
               <w:top w:w="90" w:type="dxa"/>
-              <w:start w:w="120" w:type="dxa"/>
+              <w:start w:w="140" w:type="dxa"/>
               <w:bottom w:w="90" w:type="dxa"/>
-              <w:end w:w="120" w:type="dxa"/>
+              <w:end w:w="140" w:type="dxa"/>
             </w:tcMar>
           </w:tcPr>
           <w:p>
@@ -7044,21 +9315,23 @@
               <w:rPr>
                 <w:rFonts w:ascii="Calibri" w:hAnsi="Calibri"/>
                 <w:b w:val="0"/>
+                <w:i w:val="0"/>
+                <w:color w:val="1E1356"/>
                 <w:sz w:val="17"/>
               </w:rPr>
-              <w:t>Detectar cuentas huerfanas y costos evitables</w:t>
+              <w:t>Detecta cuentas huérfanas y costos evitables</w:t>
             </w:r>
           </w:p>
         </w:tc>
         <w:tc>
           <w:tcPr>
-            <w:tcW w:type="dxa" w:w="1152"/>
+            <w:tcW w:type="dxa" w:w="1080"/>
             <w:vAlign w:val="center"/>
             <w:tcMar>
               <w:top w:w="90" w:type="dxa"/>
-              <w:start w:w="120" w:type="dxa"/>
+              <w:start w:w="140" w:type="dxa"/>
               <w:bottom w:w="90" w:type="dxa"/>
-              <w:end w:w="120" w:type="dxa"/>
+              <w:end w:w="140" w:type="dxa"/>
             </w:tcMar>
           </w:tcPr>
           <w:p>
@@ -7070,6 +9343,8 @@
               <w:rPr>
                 <w:rFonts w:ascii="Calibri" w:hAnsi="Calibri"/>
                 <w:b w:val="0"/>
+                <w:i w:val="0"/>
+                <w:color w:val="1E1356"/>
                 <w:sz w:val="17"/>
               </w:rPr>
               <w:t>Medio</w:t>
@@ -7078,13 +9353,13 @@
         </w:tc>
         <w:tc>
           <w:tcPr>
-            <w:tcW w:type="dxa" w:w="2592"/>
+            <w:tcW w:type="dxa" w:w="2664"/>
             <w:vAlign w:val="center"/>
             <w:tcMar>
               <w:top w:w="90" w:type="dxa"/>
-              <w:start w:w="120" w:type="dxa"/>
+              <w:start w:w="140" w:type="dxa"/>
               <w:bottom w:w="90" w:type="dxa"/>
-              <w:end w:w="120" w:type="dxa"/>
+              <w:end w:w="140" w:type="dxa"/>
             </w:tcMar>
           </w:tcPr>
           <w:p>
@@ -7096,9 +9371,11 @@
               <w:rPr>
                 <w:rFonts w:ascii="Calibri" w:hAnsi="Calibri"/>
                 <w:b w:val="0"/>
+                <w:i w:val="0"/>
+                <w:color w:val="1E1356"/>
                 <w:sz w:val="17"/>
               </w:rPr>
-              <w:t>Minimizacion de datos</w:t>
+              <w:t>Minimización de datos</w:t>
             </w:r>
           </w:p>
         </w:tc>
@@ -7114,18 +9391,21 @@
         <w:pStyle w:val="Heading1"/>
       </w:pPr>
       <w:r>
-        <w:t>11. Presupuesto por escenarios</w:t>
+        <w:t>13. Presupuesto por escenarios</w:t>
       </w:r>
     </w:p>
     <w:p>
       <w:pPr>
-        <w:spacing w:after="120" w:line="264" w:lineRule="auto"/>
+        <w:spacing w:after="100" w:line="269" w:lineRule="auto"/>
       </w:pPr>
       <w:r>
         <w:rPr>
           <w:rFonts w:ascii="Calibri" w:hAnsi="Calibri"/>
+          <w:i w:val="0"/>
+          <w:color w:val="1E1356"/>
+          <w:sz w:val="21"/>
         </w:rPr>
-        <w:t>El presupuesto debe aprobarse por fases. Primero se cierran riesgos de alto impacto y bajo costo; luego se cotiza e implementa MDM, stock y Zero Trust.</w:t>
+        <w:t>El presupuesto se aprueba por fases. Primero cerramos riesgos de alto impacto y bajo costo.</w:t>
       </w:r>
     </w:p>
     <w:tbl>
@@ -7149,11 +9429,11 @@
             <w:vAlign w:val="center"/>
             <w:tcMar>
               <w:top w:w="90" w:type="dxa"/>
-              <w:start w:w="120" w:type="dxa"/>
+              <w:start w:w="140" w:type="dxa"/>
               <w:bottom w:w="90" w:type="dxa"/>
-              <w:end w:w="120" w:type="dxa"/>
+              <w:end w:w="140" w:type="dxa"/>
             </w:tcMar>
-            <w:shd w:fill="F2F4F7"/>
+            <w:shd w:fill="EDE8F6"/>
           </w:tcPr>
           <w:p>
             <w:pPr>
@@ -7164,7 +9444,8 @@
               <w:rPr>
                 <w:rFonts w:ascii="Calibri" w:hAnsi="Calibri"/>
                 <w:b/>
-                <w:color w:val="0B2545"/>
+                <w:i w:val="0"/>
+                <w:color w:val="4B2E83"/>
                 <w:sz w:val="16"/>
               </w:rPr>
               <w:t>Escenario</w:t>
@@ -7177,11 +9458,11 @@
             <w:vAlign w:val="center"/>
             <w:tcMar>
               <w:top w:w="90" w:type="dxa"/>
-              <w:start w:w="120" w:type="dxa"/>
+              <w:start w:w="140" w:type="dxa"/>
               <w:bottom w:w="90" w:type="dxa"/>
-              <w:end w:w="120" w:type="dxa"/>
+              <w:end w:w="140" w:type="dxa"/>
             </w:tcMar>
-            <w:shd w:fill="F2F4F7"/>
+            <w:shd w:fill="EDE8F6"/>
           </w:tcPr>
           <w:p>
             <w:pPr>
@@ -7192,7 +9473,8 @@
               <w:rPr>
                 <w:rFonts w:ascii="Calibri" w:hAnsi="Calibri"/>
                 <w:b/>
-                <w:color w:val="0B2545"/>
+                <w:i w:val="0"/>
+                <w:color w:val="4B2E83"/>
                 <w:sz w:val="16"/>
               </w:rPr>
               <w:t>Incluye</w:t>
@@ -7201,15 +9483,15 @@
         </w:tc>
         <w:tc>
           <w:tcPr>
-            <w:tcW w:type="dxa" w:w="2736"/>
+            <w:tcW w:type="dxa" w:w="2808"/>
             <w:vAlign w:val="center"/>
             <w:tcMar>
               <w:top w:w="90" w:type="dxa"/>
-              <w:start w:w="120" w:type="dxa"/>
+              <w:start w:w="140" w:type="dxa"/>
               <w:bottom w:w="90" w:type="dxa"/>
-              <w:end w:w="120" w:type="dxa"/>
+              <w:end w:w="140" w:type="dxa"/>
             </w:tcMar>
-            <w:shd w:fill="F2F4F7"/>
+            <w:shd w:fill="EDE8F6"/>
           </w:tcPr>
           <w:p>
             <w:pPr>
@@ -7220,10 +9502,11 @@
               <w:rPr>
                 <w:rFonts w:ascii="Calibri" w:hAnsi="Calibri"/>
                 <w:b/>
-                <w:color w:val="0B2545"/>
+                <w:i w:val="0"/>
+                <w:color w:val="4B2E83"/>
                 <w:sz w:val="16"/>
               </w:rPr>
-              <w:t>Costo inicial esperado</w:t>
+              <w:t>Costo estimado</w:t>
             </w:r>
           </w:p>
         </w:tc>
@@ -7233,11 +9516,11 @@
             <w:vAlign w:val="center"/>
             <w:tcMar>
               <w:top w:w="90" w:type="dxa"/>
-              <w:start w:w="120" w:type="dxa"/>
+              <w:start w:w="140" w:type="dxa"/>
               <w:bottom w:w="90" w:type="dxa"/>
-              <w:end w:w="120" w:type="dxa"/>
+              <w:end w:w="140" w:type="dxa"/>
             </w:tcMar>
-            <w:shd w:fill="F2F4F7"/>
+            <w:shd w:fill="EDE8F6"/>
           </w:tcPr>
           <w:p>
             <w:pPr>
@@ -7248,7 +9531,8 @@
               <w:rPr>
                 <w:rFonts w:ascii="Calibri" w:hAnsi="Calibri"/>
                 <w:b/>
-                <w:color w:val="0B2545"/>
+                <w:i w:val="0"/>
+                <w:color w:val="4B2E83"/>
                 <w:sz w:val="16"/>
               </w:rPr>
               <w:t>Riesgo residual</w:t>
@@ -7263,9 +9547,9 @@
             <w:vAlign w:val="center"/>
             <w:tcMar>
               <w:top w:w="90" w:type="dxa"/>
-              <w:start w:w="120" w:type="dxa"/>
+              <w:start w:w="140" w:type="dxa"/>
               <w:bottom w:w="90" w:type="dxa"/>
-              <w:end w:w="120" w:type="dxa"/>
+              <w:end w:w="140" w:type="dxa"/>
             </w:tcMar>
           </w:tcPr>
           <w:p>
@@ -7277,9 +9561,11 @@
               <w:rPr>
                 <w:rFonts w:ascii="Calibri" w:hAnsi="Calibri"/>
                 <w:b w:val="0"/>
+                <w:i w:val="0"/>
+                <w:color w:val="1E1356"/>
                 <w:sz w:val="16"/>
               </w:rPr>
-              <w:t>Basico</w:t>
+              <w:t>Básico</w:t>
             </w:r>
           </w:p>
         </w:tc>
@@ -7289,9 +9575,9 @@
             <w:vAlign w:val="center"/>
             <w:tcMar>
               <w:top w:w="90" w:type="dxa"/>
-              <w:start w:w="120" w:type="dxa"/>
+              <w:start w:w="140" w:type="dxa"/>
               <w:bottom w:w="90" w:type="dxa"/>
-              <w:end w:w="120" w:type="dxa"/>
+              <w:end w:w="140" w:type="dxa"/>
             </w:tcMar>
           </w:tcPr>
           <w:p>
@@ -7303,21 +9589,23 @@
               <w:rPr>
                 <w:rFonts w:ascii="Calibri" w:hAnsi="Calibri"/>
                 <w:b w:val="0"/>
+                <w:i w:val="0"/>
+                <w:color w:val="1E1356"/>
                 <w:sz w:val="16"/>
               </w:rPr>
-              <w:t>Gobierno, inventario, MFA, offboarding, canal unico, política IA</w:t>
+              <w:t>Gobierno, inventario, MFA, offboarding, canal único, política IA</w:t>
             </w:r>
           </w:p>
         </w:tc>
         <w:tc>
           <w:tcPr>
-            <w:tcW w:type="dxa" w:w="2736"/>
+            <w:tcW w:type="dxa" w:w="2808"/>
             <w:vAlign w:val="center"/>
             <w:tcMar>
               <w:top w:w="90" w:type="dxa"/>
-              <w:start w:w="120" w:type="dxa"/>
+              <w:start w:w="140" w:type="dxa"/>
               <w:bottom w:w="90" w:type="dxa"/>
-              <w:end w:w="120" w:type="dxa"/>
+              <w:end w:w="140" w:type="dxa"/>
             </w:tcMar>
           </w:tcPr>
           <w:p>
@@ -7329,9 +9617,11 @@
               <w:rPr>
                 <w:rFonts w:ascii="Calibri" w:hAnsi="Calibri"/>
                 <w:b w:val="0"/>
+                <w:i w:val="0"/>
+                <w:color w:val="1E1356"/>
                 <w:sz w:val="16"/>
               </w:rPr>
-              <w:t>USD 0-500/mes + hardware cotizado</w:t>
+              <w:t>USD 0–500/mes + hardware</w:t>
             </w:r>
           </w:p>
         </w:tc>
@@ -7341,9 +9631,9 @@
             <w:vAlign w:val="center"/>
             <w:tcMar>
               <w:top w:w="90" w:type="dxa"/>
-              <w:start w:w="120" w:type="dxa"/>
+              <w:start w:w="140" w:type="dxa"/>
               <w:bottom w:w="90" w:type="dxa"/>
-              <w:end w:w="120" w:type="dxa"/>
+              <w:end w:w="140" w:type="dxa"/>
             </w:tcMar>
           </w:tcPr>
           <w:p>
@@ -7355,6 +9645,8 @@
               <w:rPr>
                 <w:rFonts w:ascii="Calibri" w:hAnsi="Calibri"/>
                 <w:b w:val="0"/>
+                <w:i w:val="0"/>
+                <w:color w:val="1E1356"/>
                 <w:sz w:val="16"/>
               </w:rPr>
               <w:t>Mayor trabajo manual</w:t>
@@ -7369,9 +9661,9 @@
             <w:vAlign w:val="center"/>
             <w:tcMar>
               <w:top w:w="90" w:type="dxa"/>
-              <w:start w:w="120" w:type="dxa"/>
+              <w:start w:w="140" w:type="dxa"/>
               <w:bottom w:w="90" w:type="dxa"/>
-              <w:end w:w="120" w:type="dxa"/>
+              <w:end w:w="140" w:type="dxa"/>
             </w:tcMar>
           </w:tcPr>
           <w:p>
@@ -7383,6 +9675,8 @@
               <w:rPr>
                 <w:rFonts w:ascii="Calibri" w:hAnsi="Calibri"/>
                 <w:b w:val="0"/>
+                <w:i w:val="0"/>
+                <w:color w:val="1E1356"/>
                 <w:sz w:val="16"/>
               </w:rPr>
               <w:t>Recomendado</w:t>
@@ -7395,9 +9689,9 @@
             <w:vAlign w:val="center"/>
             <w:tcMar>
               <w:top w:w="90" w:type="dxa"/>
-              <w:start w:w="120" w:type="dxa"/>
+              <w:start w:w="140" w:type="dxa"/>
               <w:bottom w:w="90" w:type="dxa"/>
-              <w:end w:w="120" w:type="dxa"/>
+              <w:end w:w="140" w:type="dxa"/>
             </w:tcMar>
           </w:tcPr>
           <w:p>
@@ -7409,21 +9703,23 @@
               <w:rPr>
                 <w:rFonts w:ascii="Calibri" w:hAnsi="Calibri"/>
                 <w:b w:val="0"/>
+                <w:i w:val="0"/>
+                <w:color w:val="1E1356"/>
                 <w:sz w:val="16"/>
               </w:rPr>
-              <w:t>Basico + MDM, stock completo, piloto Zero Trust, SSO/SCIM, pilotos IA</w:t>
+              <w:t>Básico + MDM, stock completo, piloto Zero Trust, SSO/SCIM, pilotos IA</w:t>
             </w:r>
           </w:p>
         </w:tc>
         <w:tc>
           <w:tcPr>
-            <w:tcW w:type="dxa" w:w="2736"/>
+            <w:tcW w:type="dxa" w:w="2808"/>
             <w:vAlign w:val="center"/>
             <w:tcMar>
               <w:top w:w="90" w:type="dxa"/>
-              <w:start w:w="120" w:type="dxa"/>
+              <w:start w:w="140" w:type="dxa"/>
               <w:bottom w:w="90" w:type="dxa"/>
-              <w:end w:w="120" w:type="dxa"/>
+              <w:end w:w="140" w:type="dxa"/>
             </w:tcMar>
           </w:tcPr>
           <w:p>
@@ -7435,9 +9731,11 @@
               <w:rPr>
                 <w:rFonts w:ascii="Calibri" w:hAnsi="Calibri"/>
                 <w:b w:val="0"/>
+                <w:i w:val="0"/>
+                <w:color w:val="1E1356"/>
                 <w:sz w:val="16"/>
               </w:rPr>
-              <w:t>MDM desde USD 4-12.50 disp/mes; Tailscale USD 8 usuario/mes; implementación USD 2k-8k</w:t>
+              <w:t>MDM USD 4–12.50/disp/mes; Tailscale USD 8/user/mes; impl. USD 2k–8k</w:t>
             </w:r>
           </w:p>
         </w:tc>
@@ -7447,9 +9745,9 @@
             <w:vAlign w:val="center"/>
             <w:tcMar>
               <w:top w:w="90" w:type="dxa"/>
-              <w:start w:w="120" w:type="dxa"/>
+              <w:start w:w="140" w:type="dxa"/>
               <w:bottom w:w="90" w:type="dxa"/>
-              <w:end w:w="120" w:type="dxa"/>
+              <w:end w:w="140" w:type="dxa"/>
             </w:tcMar>
           </w:tcPr>
           <w:p>
@@ -7461,9 +9759,11 @@
               <w:rPr>
                 <w:rFonts w:ascii="Calibri" w:hAnsi="Calibri"/>
                 <w:b w:val="0"/>
+                <w:i w:val="0"/>
+                <w:color w:val="1E1356"/>
                 <w:sz w:val="16"/>
               </w:rPr>
-              <w:t>Dependencia de licenciamiento actual</w:t>
+              <w:t>Dependencia de licenciamiento</w:t>
             </w:r>
           </w:p>
         </w:tc>
@@ -7475,9 +9775,9 @@
             <w:vAlign w:val="center"/>
             <w:tcMar>
               <w:top w:w="90" w:type="dxa"/>
-              <w:start w:w="120" w:type="dxa"/>
+              <w:start w:w="140" w:type="dxa"/>
               <w:bottom w:w="90" w:type="dxa"/>
-              <w:end w:w="120" w:type="dxa"/>
+              <w:end w:w="140" w:type="dxa"/>
             </w:tcMar>
           </w:tcPr>
           <w:p>
@@ -7489,6 +9789,8 @@
               <w:rPr>
                 <w:rFonts w:ascii="Calibri" w:hAnsi="Calibri"/>
                 <w:b w:val="0"/>
+                <w:i w:val="0"/>
+                <w:color w:val="1E1356"/>
                 <w:sz w:val="16"/>
               </w:rPr>
               <w:t>Ideal</w:t>
@@ -7501,9 +9803,9 @@
             <w:vAlign w:val="center"/>
             <w:tcMar>
               <w:top w:w="90" w:type="dxa"/>
-              <w:start w:w="120" w:type="dxa"/>
+              <w:start w:w="140" w:type="dxa"/>
               <w:bottom w:w="90" w:type="dxa"/>
-              <w:end w:w="120" w:type="dxa"/>
+              <w:end w:w="140" w:type="dxa"/>
             </w:tcMar>
           </w:tcPr>
           <w:p>
@@ -7515,6 +9817,8 @@
               <w:rPr>
                 <w:rFonts w:ascii="Calibri" w:hAnsi="Calibri"/>
                 <w:b w:val="0"/>
+                <w:i w:val="0"/>
+                <w:color w:val="1E1356"/>
                 <w:sz w:val="16"/>
               </w:rPr>
               <w:t>Recomendado + SASE, DLP, SIEM, ITSM dedicado, IA corporativa amplia</w:t>
@@ -7523,13 +9827,13 @@
         </w:tc>
         <w:tc>
           <w:tcPr>
-            <w:tcW w:type="dxa" w:w="2736"/>
+            <w:tcW w:type="dxa" w:w="2808"/>
             <w:vAlign w:val="center"/>
             <w:tcMar>
               <w:top w:w="90" w:type="dxa"/>
-              <w:start w:w="120" w:type="dxa"/>
+              <w:start w:w="140" w:type="dxa"/>
               <w:bottom w:w="90" w:type="dxa"/>
-              <w:end w:w="120" w:type="dxa"/>
+              <w:end w:w="140" w:type="dxa"/>
             </w:tcMar>
           </w:tcPr>
           <w:p>
@@ -7541,9 +9845,11 @@
               <w:rPr>
                 <w:rFonts w:ascii="Calibri" w:hAnsi="Calibri"/>
                 <w:b w:val="0"/>
+                <w:i w:val="0"/>
+                <w:color w:val="1E1356"/>
                 <w:sz w:val="16"/>
               </w:rPr>
-              <w:t>Requiere cotización enterprise</w:t>
+              <w:t>Cotización enterprise según alcance</w:t>
             </w:r>
           </w:p>
         </w:tc>
@@ -7553,9 +9859,9 @@
             <w:vAlign w:val="center"/>
             <w:tcMar>
               <w:top w:w="90" w:type="dxa"/>
-              <w:start w:w="120" w:type="dxa"/>
+              <w:start w:w="140" w:type="dxa"/>
               <w:bottom w:w="90" w:type="dxa"/>
-              <w:end w:w="120" w:type="dxa"/>
+              <w:end w:w="140" w:type="dxa"/>
             </w:tcMar>
           </w:tcPr>
           <w:p>
@@ -7567,6 +9873,8 @@
               <w:rPr>
                 <w:rFonts w:ascii="Calibri" w:hAnsi="Calibri"/>
                 <w:b w:val="0"/>
+                <w:i w:val="0"/>
+                <w:color w:val="1E1356"/>
                 <w:sz w:val="16"/>
               </w:rPr>
               <w:t>Puede sobredimensionar fase inicial</w:t>
@@ -7582,16 +9890,16 @@
     </w:p>
     <w:p>
       <w:pPr>
-        <w:spacing w:before="0" w:after="80" w:line="240" w:lineRule="auto"/>
+        <w:spacing w:after="60"/>
       </w:pPr>
       <w:r>
         <w:rPr>
           <w:rFonts w:ascii="Calibri" w:hAnsi="Calibri"/>
           <w:i/>
-          <w:color w:val="64748B"/>
-          <w:sz w:val="17"/>
+          <w:color w:val="9E92B8"/>
+          <w:sz w:val="16"/>
         </w:rPr>
-        <w:t>Referencias de precios: Jamf, Microsoft Intune, Tailscale, Google Workspace y Cloudflare. Hardware y planes enterprise requieren cotización local.</w:t>
+        <w:t>Referencias: Jamf · Microsoft Intune · Tailscale · Cloudflare Zero Trust · Google Workspace. Hardware requiere cotización local.</w:t>
       </w:r>
     </w:p>
     <w:p>
@@ -7599,18 +9907,7 @@
         <w:pStyle w:val="Heading1"/>
       </w:pPr>
       <w:r>
-        <w:t>12. Proyección de impacto</w:t>
-      </w:r>
-    </w:p>
-    <w:p>
-      <w:pPr>
-        <w:spacing w:after="120" w:line="264" w:lineRule="auto"/>
-      </w:pPr>
-      <w:r>
-        <w:rPr>
-          <w:rFonts w:ascii="Calibri" w:hAnsi="Calibri"/>
-        </w:rPr>
-        <w:t>La proyección combina reduccion de riesgo, ahorro operativo y mejora de productividad. No todos los beneficios son monetizables desde el día uno, pero si medibles.</w:t>
+        <w:t>14. Proyección de impacto a 90 días</w:t>
       </w:r>
     </w:p>
     <w:tbl>
@@ -7634,11 +9931,11 @@
             <w:vAlign w:val="center"/>
             <w:tcMar>
               <w:top w:w="90" w:type="dxa"/>
-              <w:start w:w="120" w:type="dxa"/>
+              <w:start w:w="140" w:type="dxa"/>
               <w:bottom w:w="90" w:type="dxa"/>
-              <w:end w:w="120" w:type="dxa"/>
+              <w:end w:w="140" w:type="dxa"/>
             </w:tcMar>
-            <w:shd w:fill="F2F4F7"/>
+            <w:shd w:fill="EDE8F6"/>
           </w:tcPr>
           <w:p>
             <w:pPr>
@@ -7649,7 +9946,8 @@
               <w:rPr>
                 <w:rFonts w:ascii="Calibri" w:hAnsi="Calibri"/>
                 <w:b/>
-                <w:color w:val="0B2545"/>
+                <w:i w:val="0"/>
+                <w:color w:val="4B2E83"/>
                 <w:sz w:val="17"/>
               </w:rPr>
               <w:t>Línea de impacto</w:t>
@@ -7662,11 +9960,11 @@
             <w:vAlign w:val="center"/>
             <w:tcMar>
               <w:top w:w="90" w:type="dxa"/>
-              <w:start w:w="120" w:type="dxa"/>
+              <w:start w:w="140" w:type="dxa"/>
               <w:bottom w:w="90" w:type="dxa"/>
-              <w:end w:w="120" w:type="dxa"/>
+              <w:end w:w="140" w:type="dxa"/>
             </w:tcMar>
-            <w:shd w:fill="F2F4F7"/>
+            <w:shd w:fill="EDE8F6"/>
           </w:tcPr>
           <w:p>
             <w:pPr>
@@ -7677,7 +9975,8 @@
               <w:rPr>
                 <w:rFonts w:ascii="Calibri" w:hAnsi="Calibri"/>
                 <w:b/>
-                <w:color w:val="0B2545"/>
+                <w:i w:val="0"/>
+                <w:color w:val="4B2E83"/>
                 <w:sz w:val="17"/>
               </w:rPr>
               <w:t>Indicador base</w:t>
@@ -7690,11 +9989,11 @@
             <w:vAlign w:val="center"/>
             <w:tcMar>
               <w:top w:w="90" w:type="dxa"/>
-              <w:start w:w="120" w:type="dxa"/>
+              <w:start w:w="140" w:type="dxa"/>
               <w:bottom w:w="90" w:type="dxa"/>
-              <w:end w:w="120" w:type="dxa"/>
+              <w:end w:w="140" w:type="dxa"/>
             </w:tcMar>
-            <w:shd w:fill="F2F4F7"/>
+            <w:shd w:fill="EDE8F6"/>
           </w:tcPr>
           <w:p>
             <w:pPr>
@@ -7705,7 +10004,8 @@
               <w:rPr>
                 <w:rFonts w:ascii="Calibri" w:hAnsi="Calibri"/>
                 <w:b/>
-                <w:color w:val="0B2545"/>
+                <w:i w:val="0"/>
+                <w:color w:val="4B2E83"/>
                 <w:sz w:val="17"/>
               </w:rPr>
               <w:t>Meta 90 días</w:t>
@@ -7718,11 +10018,11 @@
             <w:vAlign w:val="center"/>
             <w:tcMar>
               <w:top w:w="90" w:type="dxa"/>
-              <w:start w:w="120" w:type="dxa"/>
+              <w:start w:w="140" w:type="dxa"/>
               <w:bottom w:w="90" w:type="dxa"/>
-              <w:end w:w="120" w:type="dxa"/>
+              <w:end w:w="140" w:type="dxa"/>
             </w:tcMar>
-            <w:shd w:fill="F2F4F7"/>
+            <w:shd w:fill="EDE8F6"/>
           </w:tcPr>
           <w:p>
             <w:pPr>
@@ -7733,7 +10033,8 @@
               <w:rPr>
                 <w:rFonts w:ascii="Calibri" w:hAnsi="Calibri"/>
                 <w:b/>
-                <w:color w:val="0B2545"/>
+                <w:i w:val="0"/>
+                <w:color w:val="4B2E83"/>
                 <w:sz w:val="17"/>
               </w:rPr>
               <w:t>Beneficio esperado</w:t>
@@ -7748,9 +10049,9 @@
             <w:vAlign w:val="center"/>
             <w:tcMar>
               <w:top w:w="90" w:type="dxa"/>
-              <w:start w:w="120" w:type="dxa"/>
+              <w:start w:w="140" w:type="dxa"/>
               <w:bottom w:w="90" w:type="dxa"/>
-              <w:end w:w="120" w:type="dxa"/>
+              <w:end w:w="140" w:type="dxa"/>
             </w:tcMar>
           </w:tcPr>
           <w:p>
@@ -7762,6 +10063,8 @@
               <w:rPr>
                 <w:rFonts w:ascii="Calibri" w:hAnsi="Calibri"/>
                 <w:b w:val="0"/>
+                <w:i w:val="0"/>
+                <w:color w:val="1E1356"/>
                 <w:sz w:val="17"/>
               </w:rPr>
               <w:t>Continuidad</w:t>
@@ -7774,9 +10077,9 @@
             <w:vAlign w:val="center"/>
             <w:tcMar>
               <w:top w:w="90" w:type="dxa"/>
-              <w:start w:w="120" w:type="dxa"/>
+              <w:start w:w="140" w:type="dxa"/>
               <w:bottom w:w="90" w:type="dxa"/>
-              <w:end w:w="120" w:type="dxa"/>
+              <w:end w:w="140" w:type="dxa"/>
             </w:tcMar>
           </w:tcPr>
           <w:p>
@@ -7788,6 +10091,8 @@
               <w:rPr>
                 <w:rFonts w:ascii="Calibri" w:hAnsi="Calibri"/>
                 <w:b w:val="0"/>
+                <w:i w:val="0"/>
+                <w:color w:val="1E1356"/>
                 <w:sz w:val="17"/>
               </w:rPr>
               <w:t>Sin stock formal</w:t>
@@ -7800,9 +10105,9 @@
             <w:vAlign w:val="center"/>
             <w:tcMar>
               <w:top w:w="90" w:type="dxa"/>
-              <w:start w:w="120" w:type="dxa"/>
+              <w:start w:w="140" w:type="dxa"/>
               <w:bottom w:w="90" w:type="dxa"/>
-              <w:end w:w="120" w:type="dxa"/>
+              <w:end w:w="140" w:type="dxa"/>
             </w:tcMar>
           </w:tcPr>
           <w:p>
@@ -7814,9 +10119,11 @@
               <w:rPr>
                 <w:rFonts w:ascii="Calibri" w:hAnsi="Calibri"/>
                 <w:b w:val="0"/>
+                <w:i w:val="0"/>
+                <w:color w:val="1E1356"/>
                 <w:sz w:val="17"/>
               </w:rPr>
-              <w:t>8 equipos y reposicion &lt;4</w:t>
+              <w:t>8 equipos y reposición &lt; 4</w:t>
             </w:r>
           </w:p>
         </w:tc>
@@ -7826,9 +10133,9 @@
             <w:vAlign w:val="center"/>
             <w:tcMar>
               <w:top w:w="90" w:type="dxa"/>
-              <w:start w:w="120" w:type="dxa"/>
+              <w:start w:w="140" w:type="dxa"/>
               <w:bottom w:w="90" w:type="dxa"/>
-              <w:end w:w="120" w:type="dxa"/>
+              <w:end w:w="140" w:type="dxa"/>
             </w:tcMar>
           </w:tcPr>
           <w:p>
@@ -7840,9 +10147,11 @@
               <w:rPr>
                 <w:rFonts w:ascii="Calibri" w:hAnsi="Calibri"/>
                 <w:b w:val="0"/>
+                <w:i w:val="0"/>
+                <w:color w:val="1E1356"/>
                 <w:sz w:val="17"/>
               </w:rPr>
-              <w:t>Menos ingresos bloqueados</w:t>
+              <w:t>Ingresos nunca bloqueados por equipo</w:t>
             </w:r>
           </w:p>
         </w:tc>
@@ -7854,9 +10163,9 @@
             <w:vAlign w:val="center"/>
             <w:tcMar>
               <w:top w:w="90" w:type="dxa"/>
-              <w:start w:w="120" w:type="dxa"/>
+              <w:start w:w="140" w:type="dxa"/>
               <w:bottom w:w="90" w:type="dxa"/>
-              <w:end w:w="120" w:type="dxa"/>
+              <w:end w:w="140" w:type="dxa"/>
             </w:tcMar>
           </w:tcPr>
           <w:p>
@@ -7868,6 +10177,8 @@
               <w:rPr>
                 <w:rFonts w:ascii="Calibri" w:hAnsi="Calibri"/>
                 <w:b w:val="0"/>
+                <w:i w:val="0"/>
+                <w:color w:val="1E1356"/>
                 <w:sz w:val="17"/>
               </w:rPr>
               <w:t>Seguridad</w:t>
@@ -7880,9 +10191,9 @@
             <w:vAlign w:val="center"/>
             <w:tcMar>
               <w:top w:w="90" w:type="dxa"/>
-              <w:start w:w="120" w:type="dxa"/>
+              <w:start w:w="140" w:type="dxa"/>
               <w:bottom w:w="90" w:type="dxa"/>
-              <w:end w:w="120" w:type="dxa"/>
+              <w:end w:w="140" w:type="dxa"/>
             </w:tcMar>
           </w:tcPr>
           <w:p>
@@ -7894,6 +10205,8 @@
               <w:rPr>
                 <w:rFonts w:ascii="Calibri" w:hAnsi="Calibri"/>
                 <w:b w:val="0"/>
+                <w:i w:val="0"/>
+                <w:color w:val="1E1356"/>
                 <w:sz w:val="17"/>
               </w:rPr>
               <w:t>MFA/MDM parcial o desconocido</w:t>
@@ -7906,9 +10219,9 @@
             <w:vAlign w:val="center"/>
             <w:tcMar>
               <w:top w:w="90" w:type="dxa"/>
-              <w:start w:w="120" w:type="dxa"/>
+              <w:start w:w="140" w:type="dxa"/>
               <w:bottom w:w="90" w:type="dxa"/>
-              <w:end w:w="120" w:type="dxa"/>
+              <w:end w:w="140" w:type="dxa"/>
             </w:tcMar>
           </w:tcPr>
           <w:p>
@@ -7920,6 +10233,8 @@
               <w:rPr>
                 <w:rFonts w:ascii="Calibri" w:hAnsi="Calibri"/>
                 <w:b w:val="0"/>
+                <w:i w:val="0"/>
+                <w:color w:val="1E1356"/>
                 <w:sz w:val="17"/>
               </w:rPr>
               <w:t>100% admins MFA / 95% endpoints</w:t>
@@ -7932,9 +10247,9 @@
             <w:vAlign w:val="center"/>
             <w:tcMar>
               <w:top w:w="90" w:type="dxa"/>
-              <w:start w:w="120" w:type="dxa"/>
+              <w:start w:w="140" w:type="dxa"/>
               <w:bottom w:w="90" w:type="dxa"/>
-              <w:end w:w="120" w:type="dxa"/>
+              <w:end w:w="140" w:type="dxa"/>
             </w:tcMar>
           </w:tcPr>
           <w:p>
@@ -7946,9 +10261,11 @@
               <w:rPr>
                 <w:rFonts w:ascii="Calibri" w:hAnsi="Calibri"/>
                 <w:b w:val="0"/>
+                <w:i w:val="0"/>
+                <w:color w:val="1E1356"/>
                 <w:sz w:val="17"/>
               </w:rPr>
-              <w:t>Menor exposicion por robo o phishing</w:t>
+              <w:t>Menor exposición por robo o phishing</w:t>
             </w:r>
           </w:p>
         </w:tc>
@@ -7960,9 +10277,9 @@
             <w:vAlign w:val="center"/>
             <w:tcMar>
               <w:top w:w="90" w:type="dxa"/>
-              <w:start w:w="120" w:type="dxa"/>
+              <w:start w:w="140" w:type="dxa"/>
               <w:bottom w:w="90" w:type="dxa"/>
-              <w:end w:w="120" w:type="dxa"/>
+              <w:end w:w="140" w:type="dxa"/>
             </w:tcMar>
           </w:tcPr>
           <w:p>
@@ -7974,6 +10291,8 @@
               <w:rPr>
                 <w:rFonts w:ascii="Calibri" w:hAnsi="Calibri"/>
                 <w:b w:val="0"/>
+                <w:i w:val="0"/>
+                <w:color w:val="1E1356"/>
                 <w:sz w:val="17"/>
               </w:rPr>
               <w:t>Costos</w:t>
@@ -7986,9 +10305,9 @@
             <w:vAlign w:val="center"/>
             <w:tcMar>
               <w:top w:w="90" w:type="dxa"/>
-              <w:start w:w="120" w:type="dxa"/>
+              <w:start w:w="140" w:type="dxa"/>
               <w:bottom w:w="90" w:type="dxa"/>
-              <w:end w:w="120" w:type="dxa"/>
+              <w:end w:w="140" w:type="dxa"/>
             </w:tcMar>
           </w:tcPr>
           <w:p>
@@ -8000,9 +10319,11 @@
               <w:rPr>
                 <w:rFonts w:ascii="Calibri" w:hAnsi="Calibri"/>
                 <w:b w:val="0"/>
+                <w:i w:val="0"/>
+                <w:color w:val="1E1356"/>
                 <w:sz w:val="17"/>
               </w:rPr>
-              <w:t>Licencias huerfanas desconocidas</w:t>
+              <w:t>Licencias huérfanas desconocidas</w:t>
             </w:r>
           </w:p>
         </w:tc>
@@ -8012,9 +10333,9 @@
             <w:vAlign w:val="center"/>
             <w:tcMar>
               <w:top w:w="90" w:type="dxa"/>
-              <w:start w:w="120" w:type="dxa"/>
+              <w:start w:w="140" w:type="dxa"/>
               <w:bottom w:w="90" w:type="dxa"/>
-              <w:end w:w="120" w:type="dxa"/>
+              <w:end w:w="140" w:type="dxa"/>
             </w:tcMar>
           </w:tcPr>
           <w:p>
@@ -8026,9 +10347,11 @@
               <w:rPr>
                 <w:rFonts w:ascii="Calibri" w:hAnsi="Calibri"/>
                 <w:b w:val="0"/>
+                <w:i w:val="0"/>
+                <w:color w:val="1E1356"/>
                 <w:sz w:val="17"/>
               </w:rPr>
-              <w:t>Reporte mensual</w:t>
+              <w:t>Reporte mensual activo</w:t>
             </w:r>
           </w:p>
         </w:tc>
@@ -8038,9 +10361,9 @@
             <w:vAlign w:val="center"/>
             <w:tcMar>
               <w:top w:w="90" w:type="dxa"/>
-              <w:start w:w="120" w:type="dxa"/>
+              <w:start w:w="140" w:type="dxa"/>
               <w:bottom w:w="90" w:type="dxa"/>
-              <w:end w:w="120" w:type="dxa"/>
+              <w:end w:w="140" w:type="dxa"/>
             </w:tcMar>
           </w:tcPr>
           <w:p>
@@ -8052,9 +10375,11 @@
               <w:rPr>
                 <w:rFonts w:ascii="Calibri" w:hAnsi="Calibri"/>
                 <w:b w:val="0"/>
+                <w:i w:val="0"/>
+                <w:color w:val="1E1356"/>
                 <w:sz w:val="17"/>
               </w:rPr>
-              <w:t>Ahorro por recuperacion de licencias</w:t>
+              <w:t>Ahorro por recuperación de licencias</w:t>
             </w:r>
           </w:p>
         </w:tc>
@@ -8066,9 +10391,9 @@
             <w:vAlign w:val="center"/>
             <w:tcMar>
               <w:top w:w="90" w:type="dxa"/>
-              <w:start w:w="120" w:type="dxa"/>
+              <w:start w:w="140" w:type="dxa"/>
               <w:bottom w:w="90" w:type="dxa"/>
-              <w:end w:w="120" w:type="dxa"/>
+              <w:end w:w="140" w:type="dxa"/>
             </w:tcMar>
           </w:tcPr>
           <w:p>
@@ -8080,6 +10405,8 @@
               <w:rPr>
                 <w:rFonts w:ascii="Calibri" w:hAnsi="Calibri"/>
                 <w:b w:val="0"/>
+                <w:i w:val="0"/>
+                <w:color w:val="1E1356"/>
                 <w:sz w:val="17"/>
               </w:rPr>
               <w:t>RRHH</w:t>
@@ -8092,9 +10419,9 @@
             <w:vAlign w:val="center"/>
             <w:tcMar>
               <w:top w:w="90" w:type="dxa"/>
-              <w:start w:w="120" w:type="dxa"/>
+              <w:start w:w="140" w:type="dxa"/>
               <w:bottom w:w="90" w:type="dxa"/>
-              <w:end w:w="120" w:type="dxa"/>
+              <w:end w:w="140" w:type="dxa"/>
             </w:tcMar>
           </w:tcPr>
           <w:p>
@@ -8106,6 +10433,8 @@
               <w:rPr>
                 <w:rFonts w:ascii="Calibri" w:hAnsi="Calibri"/>
                 <w:b w:val="0"/>
+                <w:i w:val="0"/>
+                <w:color w:val="1E1356"/>
                 <w:sz w:val="17"/>
               </w:rPr>
               <w:t>Gestión técnica informal</w:t>
@@ -8118,9 +10447,9 @@
             <w:vAlign w:val="center"/>
             <w:tcMar>
               <w:top w:w="90" w:type="dxa"/>
-              <w:start w:w="120" w:type="dxa"/>
+              <w:start w:w="140" w:type="dxa"/>
               <w:bottom w:w="90" w:type="dxa"/>
-              <w:end w:w="120" w:type="dxa"/>
+              <w:end w:w="140" w:type="dxa"/>
             </w:tcMar>
           </w:tcPr>
           <w:p>
@@ -8132,6 +10461,8 @@
               <w:rPr>
                 <w:rFonts w:ascii="Calibri" w:hAnsi="Calibri"/>
                 <w:b w:val="0"/>
+                <w:i w:val="0"/>
+                <w:color w:val="1E1356"/>
                 <w:sz w:val="17"/>
               </w:rPr>
               <w:t>IT asume carga técnica</w:t>
@@ -8144,9 +10475,9 @@
             <w:vAlign w:val="center"/>
             <w:tcMar>
               <w:top w:w="90" w:type="dxa"/>
-              <w:start w:w="120" w:type="dxa"/>
+              <w:start w:w="140" w:type="dxa"/>
               <w:bottom w:w="90" w:type="dxa"/>
-              <w:end w:w="120" w:type="dxa"/>
+              <w:end w:w="140" w:type="dxa"/>
             </w:tcMar>
           </w:tcPr>
           <w:p>
@@ -8158,6 +10489,8 @@
               <w:rPr>
                 <w:rFonts w:ascii="Calibri" w:hAnsi="Calibri"/>
                 <w:b w:val="0"/>
+                <w:i w:val="0"/>
+                <w:color w:val="1E1356"/>
                 <w:sz w:val="17"/>
               </w:rPr>
               <w:t>RRHH enfocado en personas</w:t>
@@ -8172,9 +10505,9 @@
             <w:vAlign w:val="center"/>
             <w:tcMar>
               <w:top w:w="90" w:type="dxa"/>
-              <w:start w:w="120" w:type="dxa"/>
+              <w:start w:w="140" w:type="dxa"/>
               <w:bottom w:w="90" w:type="dxa"/>
-              <w:end w:w="120" w:type="dxa"/>
+              <w:end w:w="140" w:type="dxa"/>
             </w:tcMar>
           </w:tcPr>
           <w:p>
@@ -8186,6 +10519,8 @@
               <w:rPr>
                 <w:rFonts w:ascii="Calibri" w:hAnsi="Calibri"/>
                 <w:b w:val="0"/>
+                <w:i w:val="0"/>
+                <w:color w:val="1E1356"/>
                 <w:sz w:val="17"/>
               </w:rPr>
               <w:t>Soporte</w:t>
@@ -8198,9 +10533,9 @@
             <w:vAlign w:val="center"/>
             <w:tcMar>
               <w:top w:w="90" w:type="dxa"/>
-              <w:start w:w="120" w:type="dxa"/>
+              <w:start w:w="140" w:type="dxa"/>
               <w:bottom w:w="90" w:type="dxa"/>
-              <w:end w:w="120" w:type="dxa"/>
+              <w:end w:w="140" w:type="dxa"/>
             </w:tcMar>
           </w:tcPr>
           <w:p>
@@ -8212,6 +10547,8 @@
               <w:rPr>
                 <w:rFonts w:ascii="Calibri" w:hAnsi="Calibri"/>
                 <w:b w:val="0"/>
+                <w:i w:val="0"/>
+                <w:color w:val="1E1356"/>
                 <w:sz w:val="17"/>
               </w:rPr>
               <w:t>Solicitudes dispersas</w:t>
@@ -8224,9 +10561,9 @@
             <w:vAlign w:val="center"/>
             <w:tcMar>
               <w:top w:w="90" w:type="dxa"/>
-              <w:start w:w="120" w:type="dxa"/>
+              <w:start w:w="140" w:type="dxa"/>
               <w:bottom w:w="90" w:type="dxa"/>
-              <w:end w:w="120" w:type="dxa"/>
+              <w:end w:w="140" w:type="dxa"/>
             </w:tcMar>
           </w:tcPr>
           <w:p>
@@ -8238,9 +10575,11 @@
               <w:rPr>
                 <w:rFonts w:ascii="Calibri" w:hAnsi="Calibri"/>
                 <w:b w:val="0"/>
+                <w:i w:val="0"/>
+                <w:color w:val="1E1356"/>
                 <w:sz w:val="17"/>
               </w:rPr>
-              <w:t>90% por canal unico</w:t>
+              <w:t>90% por canal único</w:t>
             </w:r>
           </w:p>
         </w:tc>
@@ -8250,9 +10589,9 @@
             <w:vAlign w:val="center"/>
             <w:tcMar>
               <w:top w:w="90" w:type="dxa"/>
-              <w:start w:w="120" w:type="dxa"/>
+              <w:start w:w="140" w:type="dxa"/>
               <w:bottom w:w="90" w:type="dxa"/>
-              <w:end w:w="120" w:type="dxa"/>
+              <w:end w:w="140" w:type="dxa"/>
             </w:tcMar>
           </w:tcPr>
           <w:p>
@@ -8264,9 +10603,11 @@
               <w:rPr>
                 <w:rFonts w:ascii="Calibri" w:hAnsi="Calibri"/>
                 <w:b w:val="0"/>
+                <w:i w:val="0"/>
+                <w:color w:val="1E1356"/>
                 <w:sz w:val="17"/>
               </w:rPr>
-              <w:t>Mayor trazabilidad y SLAs</w:t>
+              <w:t>Mayor trazabilidad y SLAs medibles</w:t>
             </w:r>
           </w:p>
         </w:tc>
@@ -8278,9 +10619,9 @@
             <w:vAlign w:val="center"/>
             <w:tcMar>
               <w:top w:w="90" w:type="dxa"/>
-              <w:start w:w="120" w:type="dxa"/>
+              <w:start w:w="140" w:type="dxa"/>
               <w:bottom w:w="90" w:type="dxa"/>
-              <w:end w:w="120" w:type="dxa"/>
+              <w:end w:w="140" w:type="dxa"/>
             </w:tcMar>
           </w:tcPr>
           <w:p>
@@ -8292,6 +10633,8 @@
               <w:rPr>
                 <w:rFonts w:ascii="Calibri" w:hAnsi="Calibri"/>
                 <w:b w:val="0"/>
+                <w:i w:val="0"/>
+                <w:color w:val="1E1356"/>
                 <w:sz w:val="17"/>
               </w:rPr>
               <w:t>IA</w:t>
@@ -8304,9 +10647,9 @@
             <w:vAlign w:val="center"/>
             <w:tcMar>
               <w:top w:w="90" w:type="dxa"/>
-              <w:start w:w="120" w:type="dxa"/>
+              <w:start w:w="140" w:type="dxa"/>
               <w:bottom w:w="90" w:type="dxa"/>
-              <w:end w:w="120" w:type="dxa"/>
+              <w:end w:w="140" w:type="dxa"/>
             </w:tcMar>
           </w:tcPr>
           <w:p>
@@ -8318,6 +10661,8 @@
               <w:rPr>
                 <w:rFonts w:ascii="Calibri" w:hAnsi="Calibri"/>
                 <w:b w:val="0"/>
+                <w:i w:val="0"/>
+                <w:color w:val="1E1356"/>
                 <w:sz w:val="17"/>
               </w:rPr>
               <w:t>Uso informal no medido</w:t>
@@ -8330,9 +10675,9 @@
             <w:vAlign w:val="center"/>
             <w:tcMar>
               <w:top w:w="90" w:type="dxa"/>
-              <w:start w:w="120" w:type="dxa"/>
+              <w:start w:w="140" w:type="dxa"/>
               <w:bottom w:w="90" w:type="dxa"/>
-              <w:end w:w="120" w:type="dxa"/>
+              <w:end w:w="140" w:type="dxa"/>
             </w:tcMar>
           </w:tcPr>
           <w:p>
@@ -8344,9 +10689,11 @@
               <w:rPr>
                 <w:rFonts w:ascii="Calibri" w:hAnsi="Calibri"/>
                 <w:b w:val="0"/>
+                <w:i w:val="0"/>
+                <w:color w:val="1E1356"/>
                 <w:sz w:val="17"/>
               </w:rPr>
-              <w:t>2-3 pilotos medidos</w:t>
+              <w:t>2–3 pilotos medidos</w:t>
             </w:r>
           </w:p>
         </w:tc>
@@ -8356,9 +10703,9 @@
             <w:vAlign w:val="center"/>
             <w:tcMar>
               <w:top w:w="90" w:type="dxa"/>
-              <w:start w:w="120" w:type="dxa"/>
+              <w:start w:w="140" w:type="dxa"/>
               <w:bottom w:w="90" w:type="dxa"/>
-              <w:end w:w="120" w:type="dxa"/>
+              <w:end w:w="140" w:type="dxa"/>
             </w:tcMar>
           </w:tcPr>
           <w:p>
@@ -8370,6 +10717,8 @@
               <w:rPr>
                 <w:rFonts w:ascii="Calibri" w:hAnsi="Calibri"/>
                 <w:b w:val="0"/>
+                <w:i w:val="0"/>
+                <w:color w:val="1E1356"/>
                 <w:sz w:val="17"/>
               </w:rPr>
               <w:t>Horas ahorradas y menor reproceso</w:t>
@@ -8388,18 +10737,21 @@
         <w:pStyle w:val="Heading1"/>
       </w:pPr>
       <w:r>
-        <w:t>13. Recomendación final</w:t>
+        <w:t>15. Cierre ejecutivo</w:t>
       </w:r>
     </w:p>
     <w:p>
       <w:pPr>
-        <w:spacing w:after="120" w:line="264" w:lineRule="auto"/>
+        <w:spacing w:after="100" w:line="269" w:lineRule="auto"/>
       </w:pPr>
       <w:r>
         <w:rPr>
           <w:rFonts w:ascii="Calibri" w:hAnsi="Calibri"/>
+          <w:i w:val="0"/>
+          <w:color w:val="1E1356"/>
+          <w:sz w:val="21"/>
         </w:rPr>
-        <w:t>Recomiendo iniciar con el escenario recomendado por fases. Durante los primeros 30 días se debe operar con controles de bajo costo y alto impacto: inventario, MFA, offboarding, matriz de accesos, canal unico y política IA. Entre los días 31 y 60 se deben implementar MDM, piloto Zero Trust, SSO/SCIM donde sea viable y pilotos IA. En 90 días debe existir una función IT medible, con tablero ejecutivo, auditoría de accesos, roadmap anual y presupuesto ajustado.</w:t>
+        <w:t>Iniciamos con el escenario recomendado por fases. En los primeros 30 días operamos con controles de bajo costo y alto impacto: inventario, MFA, offboarding, matriz de accesos, canal único y política IA. Entre los días 31 y 60 implementamos MDM, piloto Zero Trust, SSO/SCIM y pilotos IA. En 90 días tenemos una función IT medible con dashboard, auditoría de accesos, roadmap anual y presupuesto ajustado.</w:t>
       </w:r>
     </w:p>
     <w:tbl>
@@ -8415,12 +10767,12 @@
         <w:tc>
           <w:tcPr>
             <w:tcW w:type="dxa" w:w="9360"/>
-            <w:shd w:fill="E7F5EA"/>
+            <w:shd w:fill="D4F0E8"/>
             <w:tcMar>
               <w:top w:w="160" w:type="dxa"/>
-              <w:start w:w="180" w:type="dxa"/>
+              <w:start w:w="200" w:type="dxa"/>
               <w:bottom w:w="160" w:type="dxa"/>
-              <w:end w:w="180" w:type="dxa"/>
+              <w:end w:w="200" w:type="dxa"/>
             </w:tcMar>
           </w:tcPr>
           <w:p>
@@ -8431,22 +10783,23 @@
               <w:rPr>
                 <w:rFonts w:ascii="Calibri" w:hAnsi="Calibri"/>
                 <w:b/>
-                <w:color w:val="0B2545"/>
-                <w:sz w:val="21"/>
+                <w:color w:val="1E1356"/>
+                <w:sz w:val="22"/>
               </w:rPr>
               <w:t>Mensaje de cierre</w:t>
             </w:r>
           </w:p>
           <w:p>
             <w:pPr>
-              <w:spacing w:after="0" w:line="264" w:lineRule="auto"/>
-            </w:pPr>
-            <w:r>
-              <w:rPr>
-                <w:rFonts w:ascii="Calibri" w:hAnsi="Calibri"/>
+              <w:spacing w:after="0" w:line="269" w:lineRule="auto"/>
+            </w:pPr>
+            <w:r>
+              <w:rPr>
+                <w:rFonts w:ascii="Calibri" w:hAnsi="Calibri"/>
+                <w:color w:val="1E1356"/>
                 <w:sz w:val="20"/>
               </w:rPr>
-              <w:t>El objetivo no es volver a Paranice burocratica; es hacerla más segura, rapida y escalable. IT debe proteger el negocio, acelerar la operación y habilitar crecimiento con datos, controles y criterio.</w:t>
+              <w:t>No buscamos hacer a Paranice burocrática. Buscamos que crezca con trazabilidad, seguridad y velocidad. IT protege el negocio, acelera la operación y habilita crecimiento con datos, controles y criterio.</w:t>
             </w:r>
           </w:p>
         </w:tc>
@@ -8462,18 +10815,19 @@
         <w:pStyle w:val="Heading1"/>
       </w:pPr>
       <w:r>
-        <w:t>14. Fuentes</w:t>
+        <w:t>16. Fuentes</w:t>
       </w:r>
     </w:p>
     <w:p>
       <w:pPr>
         <w:pStyle w:val="ListBullet"/>
-        <w:spacing w:after="80" w:line="264" w:lineRule="auto"/>
-        <w:ind w:left="720" w:hanging="360"/>
+        <w:spacing w:after="60" w:line="264" w:lineRule="auto"/>
+        <w:ind w:left="648" w:hanging="317"/>
       </w:pPr>
       <w:r>
         <w:rPr>
           <w:rFonts w:ascii="Calibri" w:hAnsi="Calibri"/>
+          <w:sz w:val="18"/>
         </w:rPr>
         <w:t>Paranice LinkedIn: https://co.linkedin.com/company/welcometoparanice</w:t>
       </w:r>
@@ -8481,38 +10835,41 @@
     <w:p>
       <w:pPr>
         <w:pStyle w:val="ListBullet"/>
-        <w:spacing w:after="80" w:line="264" w:lineRule="auto"/>
-        <w:ind w:left="720" w:hanging="360"/>
+        <w:spacing w:after="60" w:line="264" w:lineRule="auto"/>
+        <w:ind w:left="648" w:hanging="317"/>
       </w:pPr>
       <w:r>
         <w:rPr>
           <w:rFonts w:ascii="Calibri" w:hAnsi="Calibri"/>
+          <w:sz w:val="18"/>
         </w:rPr>
-        <w:t>Vacante LinkedIn: https://co.linkedin.com/jobs/view/analista-sr-coordinador-de-it-at-paranice-%C2%AE-4410567598</w:t>
+        <w:t>Vacante LinkedIn: https://co.linkedin.com/jobs/view/analista-sr-coordinador-de-it-at-paranice</w:t>
       </w:r>
     </w:p>
     <w:p>
       <w:pPr>
         <w:pStyle w:val="ListBullet"/>
-        <w:spacing w:after="80" w:line="264" w:lineRule="auto"/>
-        <w:ind w:left="720" w:hanging="360"/>
+        <w:spacing w:after="60" w:line="264" w:lineRule="auto"/>
+        <w:ind w:left="648" w:hanging="317"/>
       </w:pPr>
       <w:r>
         <w:rPr>
           <w:rFonts w:ascii="Calibri" w:hAnsi="Calibri"/>
+          <w:sz w:val="18"/>
         </w:rPr>
-        <w:t>IBM Cost of a Data Breach 2025: https://newsroom.ibm.com/2025-07-30-ibm-report-13-of-organizations-reported-breaches-of-ai-models-or-applications%2C-97-of-which-reported-lacking-proper-ai-access-controls</w:t>
+        <w:t>IBM Cost of a Data Breach 2025: https://newsroom.ibm.com</w:t>
       </w:r>
     </w:p>
     <w:p>
       <w:pPr>
         <w:pStyle w:val="ListBullet"/>
-        <w:spacing w:after="80" w:line="264" w:lineRule="auto"/>
-        <w:ind w:left="720" w:hanging="360"/>
+        <w:spacing w:after="60" w:line="264" w:lineRule="auto"/>
+        <w:ind w:left="648" w:hanging="317"/>
       </w:pPr>
       <w:r>
         <w:rPr>
           <w:rFonts w:ascii="Calibri" w:hAnsi="Calibri"/>
+          <w:sz w:val="18"/>
         </w:rPr>
         <w:t>Verizon DBIR 2025: https://www.verizon.com/about/news/2025-data-breach-investigations-report</w:t>
       </w:r>
@@ -8520,12 +10877,13 @@
     <w:p>
       <w:pPr>
         <w:pStyle w:val="ListBullet"/>
-        <w:spacing w:after="80" w:line="264" w:lineRule="auto"/>
-        <w:ind w:left="720" w:hanging="360"/>
+        <w:spacing w:after="60" w:line="264" w:lineRule="auto"/>
+        <w:ind w:left="648" w:hanging="317"/>
       </w:pPr>
       <w:r>
         <w:rPr>
           <w:rFonts w:ascii="Calibri" w:hAnsi="Calibri"/>
+          <w:sz w:val="18"/>
         </w:rPr>
         <w:t>McKinsey State of AI 2025: https://www.mckinsey.com/capabilities/quantumblack/our-insights/the-state-of-ai</w:t>
       </w:r>
@@ -8533,12 +10891,13 @@
     <w:p>
       <w:pPr>
         <w:pStyle w:val="ListBullet"/>
-        <w:spacing w:after="80" w:line="264" w:lineRule="auto"/>
-        <w:ind w:left="720" w:hanging="360"/>
+        <w:spacing w:after="60" w:line="264" w:lineRule="auto"/>
+        <w:ind w:left="648" w:hanging="317"/>
       </w:pPr>
       <w:r>
         <w:rPr>
           <w:rFonts w:ascii="Calibri" w:hAnsi="Calibri"/>
+          <w:sz w:val="18"/>
         </w:rPr>
         <w:t>NIST Cybersecurity Framework 2.0: https://www.nist.gov/cyberframework</w:t>
       </w:r>
@@ -8546,12 +10905,13 @@
     <w:p>
       <w:pPr>
         <w:pStyle w:val="ListBullet"/>
-        <w:spacing w:after="80" w:line="264" w:lineRule="auto"/>
-        <w:ind w:left="720" w:hanging="360"/>
+        <w:spacing w:after="60" w:line="264" w:lineRule="auto"/>
+        <w:ind w:left="648" w:hanging="317"/>
       </w:pPr>
       <w:r>
         <w:rPr>
           <w:rFonts w:ascii="Calibri" w:hAnsi="Calibri"/>
+          <w:sz w:val="18"/>
         </w:rPr>
         <w:t>NIST Zero Trust Architecture SP 800-207: https://csrc.nist.gov/pubs/sp/800/207/final</w:t>
       </w:r>
@@ -8559,12 +10919,13 @@
     <w:p>
       <w:pPr>
         <w:pStyle w:val="ListBullet"/>
-        <w:spacing w:after="80" w:line="264" w:lineRule="auto"/>
-        <w:ind w:left="720" w:hanging="360"/>
+        <w:spacing w:after="60" w:line="264" w:lineRule="auto"/>
+        <w:ind w:left="648" w:hanging="317"/>
       </w:pPr>
       <w:r>
         <w:rPr>
           <w:rFonts w:ascii="Calibri" w:hAnsi="Calibri"/>
+          <w:sz w:val="18"/>
         </w:rPr>
         <w:t>NIST AI Risk Management Framework: https://www.nist.gov/itl/ai-risk-management-framework</w:t>
       </w:r>
@@ -8572,64 +10933,13 @@
     <w:p>
       <w:pPr>
         <w:pStyle w:val="ListBullet"/>
-        <w:spacing w:after="80" w:line="264" w:lineRule="auto"/>
-        <w:ind w:left="720" w:hanging="360"/>
+        <w:spacing w:after="60" w:line="264" w:lineRule="auto"/>
+        <w:ind w:left="648" w:hanging="317"/>
       </w:pPr>
       <w:r>
         <w:rPr>
           <w:rFonts w:ascii="Calibri" w:hAnsi="Calibri"/>
-        </w:rPr>
-        <w:t>NIST AI RMF Generative AI Profile: https://www.nist.gov/publications/artificial-intelligence-risk-management-framework-generative-artificial-intelligence</w:t>
-      </w:r>
-    </w:p>
-    <w:p>
-      <w:pPr>
-        <w:pStyle w:val="ListBullet"/>
-        <w:spacing w:after="80" w:line="264" w:lineRule="auto"/>
-        <w:ind w:left="720" w:hanging="360"/>
-      </w:pPr>
-      <w:r>
-        <w:rPr>
-          <w:rFonts w:ascii="Calibri" w:hAnsi="Calibri"/>
-        </w:rPr>
-        <w:t>ISO/IEC 42001: https://www.iso.org/standard/42001</w:t>
-      </w:r>
-    </w:p>
-    <w:p>
-      <w:pPr>
-        <w:pStyle w:val="ListBullet"/>
-        <w:spacing w:after="80" w:line="264" w:lineRule="auto"/>
-        <w:ind w:left="720" w:hanging="360"/>
-      </w:pPr>
-      <w:r>
-        <w:rPr>
-          <w:rFonts w:ascii="Calibri" w:hAnsi="Calibri"/>
-        </w:rPr>
-        <w:t>OWASP Top 10 for LLM Applications: https://genai.owasp.org/llm-top-10/</w:t>
-      </w:r>
-    </w:p>
-    <w:p>
-      <w:pPr>
-        <w:pStyle w:val="ListBullet"/>
-        <w:spacing w:after="80" w:line="264" w:lineRule="auto"/>
-        <w:ind w:left="720" w:hanging="360"/>
-      </w:pPr>
-      <w:r>
-        <w:rPr>
-          <w:rFonts w:ascii="Calibri" w:hAnsi="Calibri"/>
-        </w:rPr>
-        <w:t>MinTIC CONPES 4144 de 2025: https://mintic.gov.co/portal/715/w3-article-399915.html</w:t>
-      </w:r>
-    </w:p>
-    <w:p>
-      <w:pPr>
-        <w:pStyle w:val="ListBullet"/>
-        <w:spacing w:after="80" w:line="264" w:lineRule="auto"/>
-        <w:ind w:left="720" w:hanging="360"/>
-      </w:pPr>
-      <w:r>
-        <w:rPr>
-          <w:rFonts w:ascii="Calibri" w:hAnsi="Calibri"/>
+          <w:sz w:val="18"/>
         </w:rPr>
         <w:t>Jamf pricing: https://www.jamf.com/pricing/</w:t>
       </w:r>
@@ -8637,12 +10947,13 @@
     <w:p>
       <w:pPr>
         <w:pStyle w:val="ListBullet"/>
-        <w:spacing w:after="80" w:line="264" w:lineRule="auto"/>
-        <w:ind w:left="720" w:hanging="360"/>
+        <w:spacing w:after="60" w:line="264" w:lineRule="auto"/>
+        <w:ind w:left="648" w:hanging="317"/>
       </w:pPr>
       <w:r>
         <w:rPr>
           <w:rFonts w:ascii="Calibri" w:hAnsi="Calibri"/>
+          <w:sz w:val="18"/>
         </w:rPr>
         <w:t>Microsoft Intune pricing: https://www.microsoft.com/en-us/security/business/microsoft-intune-pricing</w:t>
       </w:r>
@@ -8650,12 +10961,13 @@
     <w:p>
       <w:pPr>
         <w:pStyle w:val="ListBullet"/>
-        <w:spacing w:after="80" w:line="264" w:lineRule="auto"/>
-        <w:ind w:left="720" w:hanging="360"/>
+        <w:spacing w:after="60" w:line="264" w:lineRule="auto"/>
+        <w:ind w:left="648" w:hanging="317"/>
       </w:pPr>
       <w:r>
         <w:rPr>
           <w:rFonts w:ascii="Calibri" w:hAnsi="Calibri"/>
+          <w:sz w:val="18"/>
         </w:rPr>
         <w:t>Tailscale pricing: https://tailscale.com/pricing</w:t>
       </w:r>
@@ -8663,27 +10975,15 @@
     <w:p>
       <w:pPr>
         <w:pStyle w:val="ListBullet"/>
-        <w:spacing w:after="80" w:line="264" w:lineRule="auto"/>
-        <w:ind w:left="720" w:hanging="360"/>
+        <w:spacing w:after="60" w:line="264" w:lineRule="auto"/>
+        <w:ind w:left="648" w:hanging="317"/>
       </w:pPr>
       <w:r>
         <w:rPr>
           <w:rFonts w:ascii="Calibri" w:hAnsi="Calibri"/>
+          <w:sz w:val="18"/>
         </w:rPr>
-        <w:t>Google Workspace pricing: https://workspace.google.com/intl/en/pricing/</w:t>
-      </w:r>
-    </w:p>
-    <w:p>
-      <w:pPr>
-        <w:pStyle w:val="ListBullet"/>
-        <w:spacing w:after="80" w:line="264" w:lineRule="auto"/>
-        <w:ind w:left="720" w:hanging="360"/>
-      </w:pPr>
-      <w:r>
-        <w:rPr>
-          <w:rFonts w:ascii="Calibri" w:hAnsi="Calibri"/>
-        </w:rPr>
-        <w:t>Cloudflare Zero Trust pricing: https://www.cloudflare.com/plans/zero-trust-services/</w:t>
+        <w:t>Cloudflare Zero Trust: https://www.cloudflare.com/plans/zero-trust-services/</w:t>
       </w:r>
     </w:p>
     <w:p>
@@ -8691,18 +10991,19 @@
         <w:pStyle w:val="Heading1"/>
       </w:pPr>
       <w:r>
-        <w:t>15. Anexo: supuestos que deben validarse en campo</w:t>
+        <w:t>17. Supuestos que validamos en campo</w:t>
       </w:r>
     </w:p>
     <w:p>
       <w:pPr>
         <w:pStyle w:val="ListBullet"/>
-        <w:spacing w:after="80" w:line="264" w:lineRule="auto"/>
-        <w:ind w:left="720" w:hanging="360"/>
+        <w:spacing w:after="60" w:line="264" w:lineRule="auto"/>
+        <w:ind w:left="648" w:hanging="317"/>
       </w:pPr>
       <w:r>
         <w:rPr>
           <w:rFonts w:ascii="Calibri" w:hAnsi="Calibri"/>
+          <w:sz w:val="20"/>
         </w:rPr>
         <w:t>Número real de usuarios activos y contrataciones esperadas por mes.</w:t>
       </w:r>
@@ -8710,25 +11011,27 @@
     <w:p>
       <w:pPr>
         <w:pStyle w:val="ListBullet"/>
-        <w:spacing w:after="80" w:line="264" w:lineRule="auto"/>
-        <w:ind w:left="720" w:hanging="360"/>
+        <w:spacing w:after="60" w:line="264" w:lineRule="auto"/>
+        <w:ind w:left="648" w:hanging="317"/>
       </w:pPr>
       <w:r>
         <w:rPr>
           <w:rFonts w:ascii="Calibri" w:hAnsi="Calibri"/>
+          <w:sz w:val="20"/>
         </w:rPr>
-        <w:t>Inventario real de equipos, fechas de compra, garantias y estado de MDM/cifrado.</w:t>
+        <w:t>Inventario real de equipos: fechas de compra, garantías y estado de MDM/cifrado.</w:t>
       </w:r>
     </w:p>
     <w:p>
       <w:pPr>
         <w:pStyle w:val="ListBullet"/>
-        <w:spacing w:after="80" w:line="264" w:lineRule="auto"/>
-        <w:ind w:left="720" w:hanging="360"/>
+        <w:spacing w:after="60" w:line="264" w:lineRule="auto"/>
+        <w:ind w:left="648" w:hanging="317"/>
       </w:pPr>
       <w:r>
         <w:rPr>
           <w:rFonts w:ascii="Calibri" w:hAnsi="Calibri"/>
+          <w:sz w:val="20"/>
         </w:rPr>
         <w:t>Licenciamiento actual de Google Workspace, Slack, Adobe, ClickUp y SAP.</w:t>
       </w:r>
@@ -8736,25 +11039,27 @@
     <w:p>
       <w:pPr>
         <w:pStyle w:val="ListBullet"/>
-        <w:spacing w:after="80" w:line="264" w:lineRule="auto"/>
-        <w:ind w:left="720" w:hanging="360"/>
+        <w:spacing w:after="60" w:line="264" w:lineRule="auto"/>
+        <w:ind w:left="648" w:hanging="317"/>
       </w:pPr>
       <w:r>
         <w:rPr>
           <w:rFonts w:ascii="Calibri" w:hAnsi="Calibri"/>
+          <w:sz w:val="20"/>
         </w:rPr>
-        <w:t>Existencia de proveedores actuales de soporte, hardware o redes.</w:t>
+        <w:t>Proveedores actuales de soporte, hardware o redes.</w:t>
       </w:r>
     </w:p>
     <w:p>
       <w:pPr>
         <w:pStyle w:val="ListBullet"/>
-        <w:spacing w:after="80" w:line="264" w:lineRule="auto"/>
-        <w:ind w:left="720" w:hanging="360"/>
+        <w:spacing w:after="60" w:line="264" w:lineRule="auto"/>
+        <w:ind w:left="648" w:hanging="317"/>
       </w:pPr>
       <w:r>
         <w:rPr>
           <w:rFonts w:ascii="Calibri" w:hAnsi="Calibri"/>
+          <w:sz w:val="20"/>
         </w:rPr>
         <w:t>Criticidad real de SAP y recursos internos que requieran VPN/Zero Trust.</w:t>
       </w:r>
@@ -8762,12 +11067,13 @@
     <w:p>
       <w:pPr>
         <w:pStyle w:val="ListBullet"/>
-        <w:spacing w:after="80" w:line="264" w:lineRule="auto"/>
-        <w:ind w:left="720" w:hanging="360"/>
+        <w:spacing w:after="60" w:line="264" w:lineRule="auto"/>
+        <w:ind w:left="648" w:hanging="317"/>
       </w:pPr>
       <w:r>
         <w:rPr>
           <w:rFonts w:ascii="Calibri" w:hAnsi="Calibri"/>
+          <w:sz w:val="20"/>
         </w:rPr>
         <w:t>Uso actual de herramientas de IA por cuentas personales o corporativas.</w:t>
       </w:r>
@@ -8775,12 +11081,13 @@
     <w:p>
       <w:pPr>
         <w:pStyle w:val="ListBullet"/>
-        <w:spacing w:after="80" w:line="264" w:lineRule="auto"/>
-        <w:ind w:left="720" w:hanging="360"/>
+        <w:spacing w:after="60" w:line="264" w:lineRule="auto"/>
+        <w:ind w:left="648" w:hanging="317"/>
       </w:pPr>
       <w:r>
         <w:rPr>
           <w:rFonts w:ascii="Calibri" w:hAnsi="Calibri"/>
+          <w:sz w:val="20"/>
         </w:rPr>
         <w:t>Tiempos reales de compra y entrega de equipos Apple/Windows en Colombia.</w:t>
       </w:r>
@@ -8789,7 +11096,7 @@
       <w:headerReference w:type="default" r:id="rId9"/>
       <w:footerReference w:type="default" r:id="rId10"/>
       <w:pgSz w:w="12240" w:h="15840"/>
-      <w:pgMar w:top="1440" w:right="1440" w:bottom="1440" w:left="1440" w:header="708" w:footer="708" w:gutter="0"/>
+      <w:pgMar w:top="1440" w:right="1440" w:bottom="1296" w:left="1440" w:header="648" w:footer="648" w:gutter="0"/>
       <w:cols w:space="720"/>
       <w:docGrid w:linePitch="360"/>
     </w:sectPr>
@@ -8807,10 +11114,10 @@
     <w:r>
       <w:rPr>
         <w:rFonts w:ascii="Calibri" w:hAnsi="Calibri"/>
-        <w:color w:val="64748B"/>
-        <w:sz w:val="18"/>
-      </w:rPr>
-      <w:t>Documento de trabajo gerencial | 2026</w:t>
+        <w:color w:val="9E92B8"/>
+        <w:sz w:val="17"/>
+      </w:rPr>
+      <w:t>Documento ejecutivo de trabajo · Confidencial · Mayo 2026</w:t>
     </w:r>
   </w:p>
 </w:ftr>
@@ -8826,10 +11133,10 @@
     <w:r>
       <w:rPr>
         <w:rFonts w:ascii="Calibri" w:hAnsi="Calibri"/>
-        <w:color w:val="64748B"/>
-        <w:sz w:val="18"/>
-      </w:rPr>
-      <w:t>Plan Ejecutivo IT Paranice</w:t>
+        <w:color w:val="7B5EA7"/>
+        <w:sz w:val="17"/>
+      </w:rPr>
+      <w:t>Paranice · Plan Ejecutivo IT 2026</w:t>
     </w:r>
   </w:p>
 </w:hdr>
@@ -9199,11 +11506,11 @@
     <w:qFormat/>
     <w:rsid w:val="00FC693F"/>
     <w:pPr>
-      <w:spacing w:after="120" w:line="264" w:lineRule="auto"/>
+      <w:spacing w:after="100" w:line="269" w:lineRule="auto"/>
     </w:pPr>
     <w:rPr>
       <w:rFonts w:ascii="Calibri" w:hAnsi="Calibri"/>
-      <w:sz w:val="22"/>
+      <w:sz w:val="21"/>
     </w:rPr>
   </w:style>
   <w:style w:type="paragraph" w:styleId="Header">
@@ -9261,15 +11568,15 @@
     <w:pPr>
       <w:keepNext/>
       <w:keepLines/>
-      <w:spacing w:before="320" w:after="160"/>
+      <w:spacing w:before="280" w:after="120"/>
       <w:outlineLvl w:val="0"/>
     </w:pPr>
     <w:rPr>
       <w:rFonts w:asciiTheme="majorHAnsi" w:eastAsiaTheme="majorEastAsia" w:hAnsiTheme="majorHAnsi" w:cstheme="majorBidi" w:ascii="Calibri" w:hAnsi="Calibri"/>
       <w:b/>
       <w:bCs/>
-      <w:color w:val="2E74B5"/>
-      <w:sz w:val="32"/>
+      <w:color w:val="4B2E83"/>
+      <w:sz w:val="30"/>
       <w:szCs w:val="28"/>
     </w:rPr>
   </w:style>
@@ -9285,15 +11592,15 @@
     <w:pPr>
       <w:keepNext/>
       <w:keepLines/>
-      <w:spacing w:before="240" w:after="120"/>
+      <w:spacing w:before="200" w:after="80"/>
       <w:outlineLvl w:val="1"/>
     </w:pPr>
     <w:rPr>
       <w:rFonts w:asciiTheme="majorHAnsi" w:eastAsiaTheme="majorEastAsia" w:hAnsiTheme="majorHAnsi" w:cstheme="majorBidi" w:ascii="Calibri" w:hAnsi="Calibri"/>
       <w:b/>
       <w:bCs/>
-      <w:color w:val="2E74B5"/>
-      <w:sz w:val="26"/>
+      <w:color w:val="4B2E83"/>
+      <w:sz w:val="25"/>
       <w:szCs w:val="26"/>
     </w:rPr>
   </w:style>
@@ -9309,15 +11616,15 @@
     <w:pPr>
       <w:keepNext/>
       <w:keepLines/>
-      <w:spacing w:before="160" w:after="80"/>
+      <w:spacing w:before="140" w:after="60"/>
       <w:outlineLvl w:val="2"/>
     </w:pPr>
     <w:rPr>
       <w:rFonts w:asciiTheme="majorHAnsi" w:eastAsiaTheme="majorEastAsia" w:hAnsiTheme="majorHAnsi" w:cstheme="majorBidi" w:ascii="Calibri" w:hAnsi="Calibri"/>
       <w:b/>
       <w:bCs/>
-      <w:color w:val="1F4D78"/>
-      <w:sz w:val="24"/>
+      <w:color w:val="1E1356"/>
+      <w:sz w:val="22"/>
     </w:rPr>
   </w:style>
   <w:style w:type="paragraph" w:styleId="Heading4">
@@ -9551,16 +11858,16 @@
       <w:pBdr>
         <w:bottom w:val="single" w:sz="8" w:space="4" w:color="4F81BD" w:themeColor="accent1"/>
       </w:pBdr>
-      <w:spacing w:after="160" w:line="240" w:lineRule="auto"/>
+      <w:spacing w:after="120" w:line="240" w:lineRule="auto"/>
       <w:contextualSpacing/>
     </w:pPr>
     <w:rPr>
       <w:rFonts w:asciiTheme="majorHAnsi" w:eastAsiaTheme="majorEastAsia" w:hAnsiTheme="majorHAnsi" w:cstheme="majorBidi" w:ascii="Calibri" w:hAnsi="Calibri"/>
       <w:b/>
-      <w:color w:val="0B2545"/>
+      <w:color w:val="1E1356"/>
       <w:spacing w:val="5"/>
       <w:kern w:val="28"/>
-      <w:sz w:val="48"/>
+      <w:sz w:val="44"/>
       <w:szCs w:val="52"/>
     </w:rPr>
   </w:style>
